--- a/fra/docx/017.content.docx
+++ b/fra/docx/017.content.docx
@@ -19,7 +19,7 @@
         <w:rPr>
           <w:lang w:val="fr_FR" w:bidi="fr_FR"/>
         </w:rPr>
-        <w:t>Resource: Tyndale Open Study Notes</w:t>
+        <w:t>Resource: Aquifer Open Study Notes (Profiles)</w:t>
       </w:r>
       <w:r>
         <w:rPr>
@@ -112,7 +112,7 @@
         <w:rPr>
           <w:lang w:val="fr_FR" w:bidi="fr_FR"/>
         </w:rPr>
-        <w:t>Tyndale Open Study Notes</w:t>
+        <w:t>Aquifer Open Study Notes (Profiles)</w:t>
       </w:r>
     </w:p>
     <w:p>

--- a/fra/docx/017.content.docx
+++ b/fra/docx/017.content.docx
@@ -233,18 +233,12 @@
         </w:rPr>
         <w:t>Salomon fut le troisième roi d'Israël et le deuxième fils de David et de Bath-Schéba (</w:t>
       </w:r>
-      <w:hyperlink r:id="rId13">
-        <w:r>
-          <w:rPr>
-            <w:lang w:val="fr_FR" w:bidi="fr_FR"/>
-          </w:rPr>
-          <w:rPr>
-            <w:color w:val="0000EE"/>
-            <w:u w:val="single"/>
-          </w:rPr>
-          <w:t>2S 12.13–25</w:t>
-        </w:r>
-      </w:hyperlink>
+      <w:r>
+        <w:rPr>
+          <w:lang w:val="fr_FR" w:bidi="fr_FR"/>
+        </w:rPr>
+        <w:t>2S 12.13–25</w:t>
+      </w:r>
       <w:r>
         <w:rPr>
           <w:lang w:val="fr_FR" w:bidi="fr_FR"/>
@@ -265,90 +259,60 @@
         </w:rPr>
         <w:t>Alors que le roi David approchait de la mort, son fils Adonija tenta de s'auto-proclamer roi, soutenu par le prêtre Abiathar et le général Joab (</w:t>
       </w:r>
-      <w:hyperlink r:id="rId14">
-        <w:r>
-          <w:rPr>
-            <w:lang w:val="fr_FR" w:bidi="fr_FR"/>
-          </w:rPr>
-          <w:rPr>
-            <w:color w:val="0000EE"/>
-            <w:u w:val="single"/>
-          </w:rPr>
-          <w:t>1R 1.1–53</w:t>
-        </w:r>
-      </w:hyperlink>
+      <w:r>
+        <w:rPr>
+          <w:lang w:val="fr_FR" w:bidi="fr_FR"/>
+        </w:rPr>
+        <w:t>1R 1.1–53</w:t>
+      </w:r>
       <w:r>
         <w:rPr>
           <w:lang w:val="fr_FR" w:bidi="fr_FR"/>
         </w:rPr>
         <w:t>). Pourtant, le trône était promis à Salomon (</w:t>
       </w:r>
-      <w:hyperlink r:id="rId15">
-        <w:r>
-          <w:rPr>
-            <w:lang w:val="fr_FR" w:bidi="fr_FR"/>
-          </w:rPr>
-          <w:rPr>
-            <w:color w:val="0000EE"/>
-            <w:u w:val="single"/>
-          </w:rPr>
-          <w:t>1R 1.17</w:t>
-        </w:r>
-      </w:hyperlink>
+      <w:r>
+        <w:rPr>
+          <w:lang w:val="fr_FR" w:bidi="fr_FR"/>
+        </w:rPr>
+        <w:t>1R 1.17</w:t>
+      </w:r>
       <w:r>
         <w:rPr>
           <w:lang w:val="fr_FR" w:bidi="fr_FR"/>
         </w:rPr>
         <w:t xml:space="preserve"> ; voir </w:t>
       </w:r>
-      <w:hyperlink r:id="rId16">
-        <w:r>
-          <w:rPr>
-            <w:lang w:val="fr_FR" w:bidi="fr_FR"/>
-          </w:rPr>
-          <w:rPr>
-            <w:color w:val="0000EE"/>
-            <w:u w:val="single"/>
-          </w:rPr>
-          <w:t>2S 12.24–25</w:t>
-        </w:r>
-      </w:hyperlink>
-      <w:r>
-        <w:rPr>
-          <w:lang w:val="fr_FR" w:bidi="fr_FR"/>
-        </w:rPr>
-        <w:t xml:space="preserve"> ; </w:t>
-      </w:r>
-      <w:hyperlink r:id="rId17">
-        <w:r>
-          <w:rPr>
-            <w:lang w:val="fr_FR" w:bidi="fr_FR"/>
-          </w:rPr>
-          <w:rPr>
-            <w:color w:val="0000EE"/>
-            <w:u w:val="single"/>
-          </w:rPr>
-          <w:t>1Ch 28.4–7</w:t>
-        </w:r>
-      </w:hyperlink>
+      <w:r>
+        <w:rPr>
+          <w:lang w:val="fr_FR" w:bidi="fr_FR"/>
+        </w:rPr>
+        <w:t>2S 12.24–25</w:t>
+      </w:r>
+      <w:r>
+        <w:rPr>
+          <w:lang w:val="fr_FR" w:bidi="fr_FR"/>
+        </w:rPr>
+        <w:t xml:space="preserve"> ; </w:t>
+      </w:r>
+      <w:r>
+        <w:rPr>
+          <w:lang w:val="fr_FR" w:bidi="fr_FR"/>
+        </w:rPr>
+        <w:t>1Ch 28.4–7</w:t>
+      </w:r>
       <w:r>
         <w:rPr>
           <w:lang w:val="fr_FR" w:bidi="fr_FR"/>
         </w:rPr>
         <w:t>). Ainsi, Bath-Schéba et le prophète Nathan avertirent David des desseins d'Adonija, et David organisa rapidement la proclamation officielle de Salomon comme roi. Il le conseilla ensuite de suivre fidèlement Dieu (</w:t>
       </w:r>
-      <w:hyperlink r:id="rId18">
-        <w:r>
-          <w:rPr>
-            <w:lang w:val="fr_FR" w:bidi="fr_FR"/>
-          </w:rPr>
-          <w:rPr>
-            <w:color w:val="0000EE"/>
-            <w:u w:val="single"/>
-          </w:rPr>
-          <w:t>1R 2.1–9</w:t>
-        </w:r>
-      </w:hyperlink>
+      <w:r>
+        <w:rPr>
+          <w:lang w:val="fr_FR" w:bidi="fr_FR"/>
+        </w:rPr>
+        <w:t>1R 2.1–9</w:t>
+      </w:r>
       <w:r>
         <w:rPr>
           <w:lang w:val="fr_FR" w:bidi="fr_FR"/>
@@ -387,18 +351,12 @@
         </w:rPr>
         <w:t>Un règne de sagesse (</w:t>
       </w:r>
-      <w:hyperlink r:id="rId19">
-        <w:r>
-          <w:rPr>
-            <w:lang w:val="fr_FR" w:bidi="fr_FR"/>
-          </w:rPr>
-          <w:rPr>
-            <w:color w:val="0000EE"/>
-            <w:u w:val="single"/>
-          </w:rPr>
-          <w:t>1R 3.16–28</w:t>
-        </w:r>
-      </w:hyperlink>
+      <w:r>
+        <w:rPr>
+          <w:lang w:val="fr_FR" w:bidi="fr_FR"/>
+        </w:rPr>
+        <w:t>1R 3.16–28</w:t>
+      </w:r>
       <w:r>
         <w:rPr>
           <w:lang w:val="fr_FR" w:bidi="fr_FR"/>
@@ -423,18 +381,12 @@
         </w:rPr>
         <w:t>Un respect universel (</w:t>
       </w:r>
-      <w:hyperlink r:id="rId20">
-        <w:r>
-          <w:rPr>
-            <w:lang w:val="fr_FR" w:bidi="fr_FR"/>
-          </w:rPr>
-          <w:rPr>
-            <w:color w:val="0000EE"/>
-            <w:u w:val="single"/>
-          </w:rPr>
-          <w:t>1R 4.20–34</w:t>
-        </w:r>
-      </w:hyperlink>
+      <w:r>
+        <w:rPr>
+          <w:lang w:val="fr_FR" w:bidi="fr_FR"/>
+        </w:rPr>
+        <w:t>1R 4.20–34</w:t>
+      </w:r>
       <w:r>
         <w:rPr>
           <w:lang w:val="fr_FR" w:bidi="fr_FR"/>
@@ -486,18 +438,12 @@
         </w:rPr>
         <w:t>). Salomon fit aussi construire le temple à Jérusalem ainsi que son palais, étendit le commerce et accru la richesse et la sécurité d'Israël. Sa sagesse et sa prospérité devinrent célèbres, au point que la reine de Séba se rendit à Jérusalem pour voir cela de ses propres yeux (</w:t>
       </w:r>
-      <w:hyperlink r:id="rId21">
-        <w:r>
-          <w:rPr>
-            <w:lang w:val="fr_FR" w:bidi="fr_FR"/>
-          </w:rPr>
-          <w:rPr>
-            <w:color w:val="0000EE"/>
-            <w:u w:val="single"/>
-          </w:rPr>
-          <w:t>1R 10.1–29</w:t>
-        </w:r>
-      </w:hyperlink>
+      <w:r>
+        <w:rPr>
+          <w:lang w:val="fr_FR" w:bidi="fr_FR"/>
+        </w:rPr>
+        <w:t>1R 10.1–29</w:t>
+      </w:r>
       <w:r>
         <w:rPr>
           <w:lang w:val="fr_FR" w:bidi="fr_FR"/>
@@ -518,18 +464,12 @@
         </w:rPr>
         <w:t>Cependant, Salomon conclut de nombreuses alliances étrangères et épousa plusieurs femmes non-juives, en commençant par la fille du Pharaon d'Égypte (</w:t>
       </w:r>
-      <w:hyperlink r:id="rId22">
-        <w:r>
-          <w:rPr>
-            <w:lang w:val="fr_FR" w:bidi="fr_FR"/>
-          </w:rPr>
-          <w:rPr>
-            <w:color w:val="0000EE"/>
-            <w:u w:val="single"/>
-          </w:rPr>
-          <w:t>1R 3.1</w:t>
-        </w:r>
-      </w:hyperlink>
+      <w:r>
+        <w:rPr>
+          <w:lang w:val="fr_FR" w:bidi="fr_FR"/>
+        </w:rPr>
+        <w:t>1R 3.1</w:t>
+      </w:r>
       <w:r>
         <w:rPr>
           <w:lang w:val="fr_FR" w:bidi="fr_FR"/>
@@ -550,36 +490,24 @@
         </w:rPr>
         <w:t>Pourtant, le Nouveau Testament se souvient de la sagesse et de la gloire de Salomon comme de l'exemple par lequel les autres sont jugés. Jésus, incarnation de la sagesse de Dieu (où la sagesse de Dieu fait chair), dépasse largement la sagesse de Salomon (</w:t>
       </w:r>
-      <w:hyperlink r:id="rId23">
-        <w:r>
-          <w:rPr>
-            <w:lang w:val="fr_FR" w:bidi="fr_FR"/>
-          </w:rPr>
-          <w:rPr>
-            <w:color w:val="0000EE"/>
-            <w:u w:val="single"/>
-          </w:rPr>
-          <w:t>Mt 12.42</w:t>
-        </w:r>
-      </w:hyperlink>
-      <w:r>
-        <w:rPr>
-          <w:lang w:val="fr_FR" w:bidi="fr_FR"/>
-        </w:rPr>
-        <w:t xml:space="preserve"> ; </w:t>
-      </w:r>
-      <w:hyperlink r:id="rId24">
-        <w:r>
-          <w:rPr>
-            <w:lang w:val="fr_FR" w:bidi="fr_FR"/>
-          </w:rPr>
-          <w:rPr>
-            <w:color w:val="0000EE"/>
-            <w:u w:val="single"/>
-          </w:rPr>
-          <w:t>Lc 11.31</w:t>
-        </w:r>
-      </w:hyperlink>
+      <w:r>
+        <w:rPr>
+          <w:lang w:val="fr_FR" w:bidi="fr_FR"/>
+        </w:rPr>
+        <w:t>Mt 12.42</w:t>
+      </w:r>
+      <w:r>
+        <w:rPr>
+          <w:lang w:val="fr_FR" w:bidi="fr_FR"/>
+        </w:rPr>
+        <w:t xml:space="preserve"> ; </w:t>
+      </w:r>
+      <w:r>
+        <w:rPr>
+          <w:lang w:val="fr_FR" w:bidi="fr_FR"/>
+        </w:rPr>
+        <w:t>Lc 11.31</w:t>
+      </w:r>
       <w:r>
         <w:rPr>
           <w:lang w:val="fr_FR" w:bidi="fr_FR"/>
@@ -609,180 +537,120 @@
           <w:lang w:val="fr_FR" w:bidi="fr_FR"/>
         </w:rPr>
       </w:r>
-      <w:hyperlink r:id="rId16">
-        <w:r>
-          <w:rPr>
-            <w:lang w:val="fr_FR" w:bidi="fr_FR"/>
-          </w:rPr>
-          <w:rPr>
-            <w:color w:val="0000EE"/>
-            <w:u w:val="single"/>
-          </w:rPr>
-          <w:t>2S 12.24–25</w:t>
-        </w:r>
-      </w:hyperlink>
-      <w:r>
-        <w:rPr>
-          <w:lang w:val="fr_FR" w:bidi="fr_FR"/>
-        </w:rPr>
-        <w:t xml:space="preserve"> ; </w:t>
-      </w:r>
-      <w:hyperlink r:id="rId25">
-        <w:r>
-          <w:rPr>
-            <w:lang w:val="fr_FR" w:bidi="fr_FR"/>
-          </w:rPr>
-          <w:rPr>
-            <w:color w:val="0000EE"/>
-            <w:u w:val="single"/>
-          </w:rPr>
-          <w:t>1R 1.1–11.43</w:t>
-        </w:r>
-      </w:hyperlink>
-      <w:r>
-        <w:rPr>
-          <w:lang w:val="fr_FR" w:bidi="fr_FR"/>
-        </w:rPr>
-        <w:t xml:space="preserve"> ; </w:t>
-      </w:r>
-      <w:hyperlink r:id="rId26">
-        <w:r>
-          <w:rPr>
-            <w:lang w:val="fr_FR" w:bidi="fr_FR"/>
-          </w:rPr>
-          <w:rPr>
-            <w:color w:val="0000EE"/>
-            <w:u w:val="single"/>
-          </w:rPr>
-          <w:t>2Ch 1.1–9.31</w:t>
-        </w:r>
-      </w:hyperlink>
-      <w:r>
-        <w:rPr>
-          <w:lang w:val="fr_FR" w:bidi="fr_FR"/>
-        </w:rPr>
-        <w:t xml:space="preserve"> ; </w:t>
-      </w:r>
-      <w:hyperlink r:id="rId27">
-        <w:r>
-          <w:rPr>
-            <w:lang w:val="fr_FR" w:bidi="fr_FR"/>
-          </w:rPr>
-          <w:rPr>
-            <w:color w:val="0000EE"/>
-            <w:u w:val="single"/>
-          </w:rPr>
-          <w:t>Ps 72.1–20</w:t>
-        </w:r>
-      </w:hyperlink>
-      <w:r>
-        <w:rPr>
-          <w:lang w:val="fr_FR" w:bidi="fr_FR"/>
-        </w:rPr>
-        <w:t xml:space="preserve"> ; </w:t>
-      </w:r>
-      <w:hyperlink r:id="rId28">
-        <w:r>
-          <w:rPr>
-            <w:lang w:val="fr_FR" w:bidi="fr_FR"/>
-          </w:rPr>
-          <w:rPr>
-            <w:color w:val="0000EE"/>
-            <w:u w:val="single"/>
-          </w:rPr>
-          <w:t>127.1–5</w:t>
-        </w:r>
-      </w:hyperlink>
-      <w:r>
-        <w:rPr>
-          <w:lang w:val="fr_FR" w:bidi="fr_FR"/>
-        </w:rPr>
-        <w:t xml:space="preserve"> ; </w:t>
-      </w:r>
-      <w:hyperlink r:id="rId29">
-        <w:r>
-          <w:rPr>
-            <w:lang w:val="fr_FR" w:bidi="fr_FR"/>
-          </w:rPr>
-          <w:rPr>
-            <w:color w:val="0000EE"/>
-            <w:u w:val="single"/>
-          </w:rPr>
-          <w:t>Pr 1.1</w:t>
-        </w:r>
-      </w:hyperlink>
-      <w:r>
-        <w:rPr>
-          <w:lang w:val="fr_FR" w:bidi="fr_FR"/>
-        </w:rPr>
-        <w:t xml:space="preserve"> ; </w:t>
-      </w:r>
-      <w:hyperlink r:id="rId30">
-        <w:r>
-          <w:rPr>
-            <w:lang w:val="fr_FR" w:bidi="fr_FR"/>
-          </w:rPr>
-          <w:rPr>
-            <w:color w:val="0000EE"/>
-            <w:u w:val="single"/>
-          </w:rPr>
-          <w:t>Mt 6.28–30</w:t>
-        </w:r>
-      </w:hyperlink>
-      <w:r>
-        <w:rPr>
-          <w:lang w:val="fr_FR" w:bidi="fr_FR"/>
-        </w:rPr>
-        <w:t xml:space="preserve"> ; </w:t>
-      </w:r>
-      <w:hyperlink r:id="rId23">
-        <w:r>
-          <w:rPr>
-            <w:lang w:val="fr_FR" w:bidi="fr_FR"/>
-          </w:rPr>
-          <w:rPr>
-            <w:color w:val="0000EE"/>
-            <w:u w:val="single"/>
-          </w:rPr>
-          <w:t>12.42</w:t>
-        </w:r>
-      </w:hyperlink>
-      <w:r>
-        <w:rPr>
-          <w:lang w:val="fr_FR" w:bidi="fr_FR"/>
-        </w:rPr>
-        <w:t xml:space="preserve"> ; </w:t>
-      </w:r>
-      <w:hyperlink r:id="rId24">
-        <w:r>
-          <w:rPr>
-            <w:lang w:val="fr_FR" w:bidi="fr_FR"/>
-          </w:rPr>
-          <w:rPr>
-            <w:color w:val="0000EE"/>
-            <w:u w:val="single"/>
-          </w:rPr>
-          <w:t>Lc 11.31</w:t>
-        </w:r>
-      </w:hyperlink>
-      <w:r>
-        <w:rPr>
-          <w:lang w:val="fr_FR" w:bidi="fr_FR"/>
-        </w:rPr>
-        <w:t xml:space="preserve"> ; </w:t>
-      </w:r>
-      <w:hyperlink r:id="rId31">
-        <w:r>
-          <w:rPr>
-            <w:lang w:val="fr_FR" w:bidi="fr_FR"/>
-          </w:rPr>
-          <w:rPr>
-            <w:color w:val="0000EE"/>
-            <w:u w:val="single"/>
-          </w:rPr>
-          <w:t>12.27</w:t>
-        </w:r>
-      </w:hyperlink>
+      <w:r>
+        <w:rPr>
+          <w:lang w:val="fr_FR" w:bidi="fr_FR"/>
+        </w:rPr>
+        <w:t>2S 12.24–25</w:t>
+      </w:r>
+      <w:r>
+        <w:rPr>
+          <w:lang w:val="fr_FR" w:bidi="fr_FR"/>
+        </w:rPr>
+        <w:t xml:space="preserve"> ; </w:t>
+      </w:r>
+      <w:r>
+        <w:rPr>
+          <w:lang w:val="fr_FR" w:bidi="fr_FR"/>
+        </w:rPr>
+        <w:t>1R 1.1–11.43</w:t>
+      </w:r>
+      <w:r>
+        <w:rPr>
+          <w:lang w:val="fr_FR" w:bidi="fr_FR"/>
+        </w:rPr>
+        <w:t xml:space="preserve"> ; </w:t>
+      </w:r>
+      <w:r>
+        <w:rPr>
+          <w:lang w:val="fr_FR" w:bidi="fr_FR"/>
+        </w:rPr>
+        <w:t>2Ch 1.1–9.31</w:t>
+      </w:r>
+      <w:r>
+        <w:rPr>
+          <w:lang w:val="fr_FR" w:bidi="fr_FR"/>
+        </w:rPr>
+        <w:t xml:space="preserve"> ; </w:t>
+      </w:r>
+      <w:r>
+        <w:rPr>
+          <w:lang w:val="fr_FR" w:bidi="fr_FR"/>
+        </w:rPr>
+        <w:t>Ps 72.1–20</w:t>
+      </w:r>
+      <w:r>
+        <w:rPr>
+          <w:lang w:val="fr_FR" w:bidi="fr_FR"/>
+        </w:rPr>
+        <w:t xml:space="preserve"> ; </w:t>
+      </w:r>
+      <w:r>
+        <w:rPr>
+          <w:lang w:val="fr_FR" w:bidi="fr_FR"/>
+        </w:rPr>
+        <w:t>127.1–5</w:t>
+      </w:r>
+      <w:r>
+        <w:rPr>
+          <w:lang w:val="fr_FR" w:bidi="fr_FR"/>
+        </w:rPr>
+        <w:t xml:space="preserve"> ; </w:t>
+      </w:r>
+      <w:r>
+        <w:rPr>
+          <w:lang w:val="fr_FR" w:bidi="fr_FR"/>
+        </w:rPr>
+        <w:t>Pr 1.1</w:t>
+      </w:r>
+      <w:r>
+        <w:rPr>
+          <w:lang w:val="fr_FR" w:bidi="fr_FR"/>
+        </w:rPr>
+        <w:t xml:space="preserve"> ; </w:t>
+      </w:r>
+      <w:r>
+        <w:rPr>
+          <w:lang w:val="fr_FR" w:bidi="fr_FR"/>
+        </w:rPr>
+        <w:t>Mt 6.28–30</w:t>
+      </w:r>
+      <w:r>
+        <w:rPr>
+          <w:lang w:val="fr_FR" w:bidi="fr_FR"/>
+        </w:rPr>
+        <w:t xml:space="preserve"> ; </w:t>
+      </w:r>
+      <w:r>
+        <w:rPr>
+          <w:lang w:val="fr_FR" w:bidi="fr_FR"/>
+        </w:rPr>
+        <w:t>12.42</w:t>
+      </w:r>
+      <w:r>
+        <w:rPr>
+          <w:lang w:val="fr_FR" w:bidi="fr_FR"/>
+        </w:rPr>
+        <w:t xml:space="preserve"> ; </w:t>
+      </w:r>
+      <w:r>
+        <w:rPr>
+          <w:lang w:val="fr_FR" w:bidi="fr_FR"/>
+        </w:rPr>
+        <w:t>Lc 11.31</w:t>
+      </w:r>
+      <w:r>
+        <w:rPr>
+          <w:lang w:val="fr_FR" w:bidi="fr_FR"/>
+        </w:rPr>
+        <w:t xml:space="preserve"> ; </w:t>
+      </w:r>
+      <w:r>
+        <w:rPr>
+          <w:lang w:val="fr_FR" w:bidi="fr_FR"/>
+        </w:rPr>
+        <w:t>12.27</w:t>
+      </w:r>
       <w:r>
         <w:rPr>
           <w:lang w:val="fr_FR" w:bidi="fr_FR"/>
@@ -831,18 +699,12 @@
         </w:rPr>
         <w:t>La Samarie était une région du nord de la Judée, dont le centre était l’ancienne ville de Sichem, appelée Sychar dans le Nouveau Testament. Après la conquête d’Israël en 722 av. J.‑C., les villes de Samarie et de Sichem ont été détruites. Des personnes de tout l’empire assyrien ont repeuplé la région (</w:t>
       </w:r>
-      <w:hyperlink r:id="rId32">
-        <w:r>
-          <w:rPr>
-            <w:lang w:val="fr_FR" w:bidi="fr_FR"/>
-          </w:rPr>
-          <w:rPr>
-            <w:color w:val="0000EE"/>
-            <w:u w:val="single"/>
-          </w:rPr>
-          <w:t>2R 17.21–41</w:t>
-        </w:r>
-      </w:hyperlink>
+      <w:r>
+        <w:rPr>
+          <w:lang w:val="fr_FR" w:bidi="fr_FR"/>
+        </w:rPr>
+        <w:t>2R 17.21–41</w:t>
+      </w:r>
       <w:r>
         <w:rPr>
           <w:lang w:val="fr_FR" w:bidi="fr_FR"/>
@@ -863,36 +725,24 @@
         </w:rPr>
         <w:t xml:space="preserve">Les Samaritains et les Juifs avaient une longue histoire de conflit, qui remonte au retour des Juifs de l’exil (voir </w:t>
       </w:r>
-      <w:hyperlink r:id="rId33">
-        <w:r>
-          <w:rPr>
-            <w:lang w:val="fr_FR" w:bidi="fr_FR"/>
-          </w:rPr>
-          <w:rPr>
-            <w:color w:val="0000EE"/>
-            <w:u w:val="single"/>
-          </w:rPr>
-          <w:t>Esd 4.1–5</w:t>
-        </w:r>
-      </w:hyperlink>
-      <w:r>
-        <w:rPr>
-          <w:lang w:val="fr_FR" w:bidi="fr_FR"/>
-        </w:rPr>
-        <w:t xml:space="preserve"> ; </w:t>
-      </w:r>
-      <w:hyperlink r:id="rId34">
-        <w:r>
-          <w:rPr>
-            <w:lang w:val="fr_FR" w:bidi="fr_FR"/>
-          </w:rPr>
-          <w:rPr>
-            <w:color w:val="0000EE"/>
-            <w:u w:val="single"/>
-          </w:rPr>
-          <w:t>Né 4.1–23</w:t>
-        </w:r>
-      </w:hyperlink>
+      <w:r>
+        <w:rPr>
+          <w:lang w:val="fr_FR" w:bidi="fr_FR"/>
+        </w:rPr>
+        <w:t>Esd 4.1–5</w:t>
+      </w:r>
+      <w:r>
+        <w:rPr>
+          <w:lang w:val="fr_FR" w:bidi="fr_FR"/>
+        </w:rPr>
+        <w:t xml:space="preserve"> ; </w:t>
+      </w:r>
+      <w:r>
+        <w:rPr>
+          <w:lang w:val="fr_FR" w:bidi="fr_FR"/>
+        </w:rPr>
+        <w:t>Né 4.1–23</w:t>
+      </w:r>
       <w:r>
         <w:rPr>
           <w:lang w:val="fr_FR" w:bidi="fr_FR"/>
@@ -936,72 +786,48 @@
           <w:lang w:val="fr_FR" w:bidi="fr_FR"/>
         </w:rPr>
       </w:r>
-      <w:hyperlink r:id="rId32">
-        <w:r>
-          <w:rPr>
-            <w:lang w:val="fr_FR" w:bidi="fr_FR"/>
-          </w:rPr>
-          <w:rPr>
-            <w:color w:val="0000EE"/>
-            <w:u w:val="single"/>
-          </w:rPr>
-          <w:t>2R 17.21–41</w:t>
-        </w:r>
-      </w:hyperlink>
-      <w:r>
-        <w:rPr>
-          <w:lang w:val="fr_FR" w:bidi="fr_FR"/>
-        </w:rPr>
-        <w:t xml:space="preserve"> ; </w:t>
-      </w:r>
-      <w:hyperlink r:id="rId33">
-        <w:r>
-          <w:rPr>
-            <w:lang w:val="fr_FR" w:bidi="fr_FR"/>
-          </w:rPr>
-          <w:rPr>
-            <w:color w:val="0000EE"/>
-            <w:u w:val="single"/>
-          </w:rPr>
-          <w:t>Esd 4.1–5</w:t>
-        </w:r>
-      </w:hyperlink>
-      <w:r>
-        <w:rPr>
-          <w:lang w:val="fr_FR" w:bidi="fr_FR"/>
-        </w:rPr>
-        <w:t xml:space="preserve"> ; </w:t>
-      </w:r>
-      <w:hyperlink r:id="rId34">
-        <w:r>
-          <w:rPr>
-            <w:lang w:val="fr_FR" w:bidi="fr_FR"/>
-          </w:rPr>
-          <w:rPr>
-            <w:color w:val="0000EE"/>
-            <w:u w:val="single"/>
-          </w:rPr>
-          <w:t>Né 4.1–23</w:t>
-        </w:r>
-      </w:hyperlink>
-      <w:r>
-        <w:rPr>
-          <w:lang w:val="fr_FR" w:bidi="fr_FR"/>
-        </w:rPr>
-        <w:t xml:space="preserve"> ; </w:t>
-      </w:r>
-      <w:hyperlink r:id="rId35">
-        <w:r>
-          <w:rPr>
-            <w:lang w:val="fr_FR" w:bidi="fr_FR"/>
-          </w:rPr>
-          <w:rPr>
-            <w:color w:val="0000EE"/>
-            <w:u w:val="single"/>
-          </w:rPr>
-          <w:t>Jn 4.1–42</w:t>
-        </w:r>
-      </w:hyperlink>
+      <w:r>
+        <w:rPr>
+          <w:lang w:val="fr_FR" w:bidi="fr_FR"/>
+        </w:rPr>
+        <w:t>2R 17.21–41</w:t>
+      </w:r>
+      <w:r>
+        <w:rPr>
+          <w:lang w:val="fr_FR" w:bidi="fr_FR"/>
+        </w:rPr>
+        <w:t xml:space="preserve"> ; </w:t>
+      </w:r>
+      <w:r>
+        <w:rPr>
+          <w:lang w:val="fr_FR" w:bidi="fr_FR"/>
+        </w:rPr>
+        <w:t>Esd 4.1–5</w:t>
+      </w:r>
+      <w:r>
+        <w:rPr>
+          <w:lang w:val="fr_FR" w:bidi="fr_FR"/>
+        </w:rPr>
+        <w:t xml:space="preserve"> ; </w:t>
+      </w:r>
+      <w:r>
+        <w:rPr>
+          <w:lang w:val="fr_FR" w:bidi="fr_FR"/>
+        </w:rPr>
+        <w:t>Né 4.1–23</w:t>
+      </w:r>
+      <w:r>
+        <w:rPr>
+          <w:lang w:val="fr_FR" w:bidi="fr_FR"/>
+        </w:rPr>
+        <w:t xml:space="preserve"> ; </w:t>
+      </w:r>
+      <w:r>
+        <w:rPr>
+          <w:lang w:val="fr_FR" w:bidi="fr_FR"/>
+        </w:rPr>
+        <w:t>Jn 4.1–42</w:t>
+      </w:r>
       <w:r>
         <w:rPr>
           <w:lang w:val="fr_FR" w:bidi="fr_FR"/>
@@ -1064,54 +890,36 @@
         </w:rPr>
         <w:t>Le premier exemple de la manière dont Dieu a utilisé Samson s’est produit lorsqu’il a dit à ses parents qu’il voulait épouser une fille philistine. Cela a surpris ses parents car il était interdit aux Israélites d’épouser les habitants du pays (</w:t>
       </w:r>
-      <w:hyperlink r:id="rId36">
-        <w:r>
-          <w:rPr>
-            <w:lang w:val="fr_FR" w:bidi="fr_FR"/>
-          </w:rPr>
-          <w:rPr>
-            <w:color w:val="0000EE"/>
-            <w:u w:val="single"/>
-          </w:rPr>
-          <w:t>Dt 7.1–4</w:t>
-        </w:r>
-      </w:hyperlink>
-      <w:r>
-        <w:rPr>
-          <w:lang w:val="fr_FR" w:bidi="fr_FR"/>
-        </w:rPr>
-        <w:t xml:space="preserve"> ; </w:t>
-      </w:r>
-      <w:hyperlink r:id="rId37">
-        <w:r>
-          <w:rPr>
-            <w:lang w:val="fr_FR" w:bidi="fr_FR"/>
-          </w:rPr>
-          <w:rPr>
-            <w:color w:val="0000EE"/>
-            <w:u w:val="single"/>
-          </w:rPr>
-          <w:t>Jos 23.12–13</w:t>
-        </w:r>
-      </w:hyperlink>
+      <w:r>
+        <w:rPr>
+          <w:lang w:val="fr_FR" w:bidi="fr_FR"/>
+        </w:rPr>
+        <w:t>Dt 7.1–4</w:t>
+      </w:r>
+      <w:r>
+        <w:rPr>
+          <w:lang w:val="fr_FR" w:bidi="fr_FR"/>
+        </w:rPr>
+        <w:t xml:space="preserve"> ; </w:t>
+      </w:r>
+      <w:r>
+        <w:rPr>
+          <w:lang w:val="fr_FR" w:bidi="fr_FR"/>
+        </w:rPr>
+        <w:t>Jos 23.12–13</w:t>
+      </w:r>
       <w:r>
         <w:rPr>
           <w:lang w:val="fr_FR" w:bidi="fr_FR"/>
         </w:rPr>
         <w:t xml:space="preserve"> ; voir aussi </w:t>
       </w:r>
-      <w:hyperlink r:id="rId38">
-        <w:r>
-          <w:rPr>
-            <w:lang w:val="fr_FR" w:bidi="fr_FR"/>
-          </w:rPr>
-          <w:rPr>
-            <w:color w:val="0000EE"/>
-            <w:u w:val="single"/>
-          </w:rPr>
-          <w:t>2Co 6.14–18</w:t>
-        </w:r>
-      </w:hyperlink>
+      <w:r>
+        <w:rPr>
+          <w:lang w:val="fr_FR" w:bidi="fr_FR"/>
+        </w:rPr>
+        <w:t>2Co 6.14–18</w:t>
+      </w:r>
       <w:r>
         <w:rPr>
           <w:lang w:val="fr_FR" w:bidi="fr_FR"/>
@@ -1132,54 +940,36 @@
         </w:rPr>
         <w:t>En route pour la fête de mariage, il a pris du miel dans le cadavre d’un lion mort qu’il avait tué plus tôt. Né Nazirite, il était soumis à une règle stricte interdisant de toucher un cadavre (</w:t>
       </w:r>
-      <w:hyperlink r:id="rId39">
-        <w:r>
-          <w:rPr>
-            <w:lang w:val="fr_FR" w:bidi="fr_FR"/>
-          </w:rPr>
-          <w:rPr>
-            <w:color w:val="0000EE"/>
-            <w:u w:val="single"/>
-          </w:rPr>
-          <w:t>Nb 6.1–21</w:t>
-        </w:r>
-      </w:hyperlink>
+      <w:r>
+        <w:rPr>
+          <w:lang w:val="fr_FR" w:bidi="fr_FR"/>
+        </w:rPr>
+        <w:t>Nb 6.1–21</w:t>
+      </w:r>
       <w:r>
         <w:rPr>
           <w:lang w:val="fr_FR" w:bidi="fr_FR"/>
         </w:rPr>
         <w:t>), mais Samson s’en moquait. Il a ensuite créé une énigme inspirée du lion (</w:t>
       </w:r>
-      <w:hyperlink r:id="rId40">
-        <w:r>
-          <w:rPr>
-            <w:lang w:val="fr_FR" w:bidi="fr_FR"/>
-          </w:rPr>
-          <w:rPr>
-            <w:color w:val="0000EE"/>
-            <w:u w:val="single"/>
-          </w:rPr>
-          <w:t>Jg 14.14</w:t>
-        </w:r>
-      </w:hyperlink>
+      <w:r>
+        <w:rPr>
+          <w:lang w:val="fr_FR" w:bidi="fr_FR"/>
+        </w:rPr>
+        <w:t>Jg 14.14</w:t>
+      </w:r>
       <w:r>
         <w:rPr>
           <w:lang w:val="fr_FR" w:bidi="fr_FR"/>
         </w:rPr>
         <w:t>) et a parié avec trente jeunes Philistins qu’ils ne pourraient pas résoudre l’énigme. Les Philistins ont poussé sa femme à révéler la réponse. Furieux, Samson a tué trente Philistins et s’est emparé de leurs vêtements pour régler le pari. Dieu a utilisé ce héros égoïste pour amorcer la délivrance d’Israël de la main des Philistins (</w:t>
       </w:r>
-      <w:hyperlink r:id="rId41">
-        <w:r>
-          <w:rPr>
-            <w:lang w:val="fr_FR" w:bidi="fr_FR"/>
-          </w:rPr>
-          <w:rPr>
-            <w:color w:val="0000EE"/>
-            <w:u w:val="single"/>
-          </w:rPr>
-          <w:t>Jg 13.5</w:t>
-        </w:r>
-      </w:hyperlink>
+      <w:r>
+        <w:rPr>
+          <w:lang w:val="fr_FR" w:bidi="fr_FR"/>
+        </w:rPr>
+        <w:t>Jg 13.5</w:t>
+      </w:r>
       <w:r>
         <w:rPr>
           <w:lang w:val="fr_FR" w:bidi="fr_FR"/>
@@ -1200,18 +990,12 @@
         </w:rPr>
         <w:t>La dernière histoire marquante de la vie de Samson concerne une femme nommée Delila (</w:t>
       </w:r>
-      <w:hyperlink r:id="rId42">
-        <w:r>
-          <w:rPr>
-            <w:lang w:val="fr_FR" w:bidi="fr_FR"/>
-          </w:rPr>
-          <w:rPr>
-            <w:color w:val="0000EE"/>
-            <w:u w:val="single"/>
-          </w:rPr>
-          <w:t>Jg 16.4–31</w:t>
-        </w:r>
-      </w:hyperlink>
+      <w:r>
+        <w:rPr>
+          <w:lang w:val="fr_FR" w:bidi="fr_FR"/>
+        </w:rPr>
+        <w:t>Jg 16.4–31</w:t>
+      </w:r>
       <w:r>
         <w:rPr>
           <w:lang w:val="fr_FR" w:bidi="fr_FR"/>
@@ -1244,18 +1028,12 @@
         </w:rPr>
         <w:t>x » (</w:t>
       </w:r>
-      <w:hyperlink r:id="rId43">
-        <w:r>
-          <w:rPr>
-            <w:lang w:val="fr_FR" w:bidi="fr_FR"/>
-          </w:rPr>
-          <w:rPr>
-            <w:color w:val="0000EE"/>
-            <w:u w:val="single"/>
-          </w:rPr>
-          <w:t>Jg 16.28</w:t>
-        </w:r>
-      </w:hyperlink>
+      <w:r>
+        <w:rPr>
+          <w:lang w:val="fr_FR" w:bidi="fr_FR"/>
+        </w:rPr>
+        <w:t>Jg 16.28</w:t>
+      </w:r>
       <w:r>
         <w:rPr>
           <w:lang w:val="fr_FR" w:bidi="fr_FR"/>
@@ -1285,36 +1063,24 @@
           <w:lang w:val="fr_FR" w:bidi="fr_FR"/>
         </w:rPr>
       </w:r>
-      <w:hyperlink r:id="rId44">
-        <w:r>
-          <w:rPr>
-            <w:lang w:val="fr_FR" w:bidi="fr_FR"/>
-          </w:rPr>
-          <w:rPr>
-            <w:color w:val="0000EE"/>
-            <w:u w:val="single"/>
-          </w:rPr>
-          <w:t>Jh 13.1–16.31</w:t>
-        </w:r>
-      </w:hyperlink>
-      <w:r>
-        <w:rPr>
-          <w:lang w:val="fr_FR" w:bidi="fr_FR"/>
-        </w:rPr>
-        <w:t xml:space="preserve"> ; </w:t>
-      </w:r>
-      <w:hyperlink r:id="rId45">
-        <w:r>
-          <w:rPr>
-            <w:lang w:val="fr_FR" w:bidi="fr_FR"/>
-          </w:rPr>
-          <w:rPr>
-            <w:color w:val="0000EE"/>
-            <w:u w:val="single"/>
-          </w:rPr>
-          <w:t>Hé 11.32</w:t>
-        </w:r>
-      </w:hyperlink>
+      <w:r>
+        <w:rPr>
+          <w:lang w:val="fr_FR" w:bidi="fr_FR"/>
+        </w:rPr>
+        <w:t>Jh 13.1–16.31</w:t>
+      </w:r>
+      <w:r>
+        <w:rPr>
+          <w:lang w:val="fr_FR" w:bidi="fr_FR"/>
+        </w:rPr>
+        <w:t xml:space="preserve"> ; </w:t>
+      </w:r>
+      <w:r>
+        <w:rPr>
+          <w:lang w:val="fr_FR" w:bidi="fr_FR"/>
+        </w:rPr>
+        <w:t>Hé 11.32</w:t>
+      </w:r>
       <w:r>
         <w:rPr>
           <w:lang w:val="fr_FR" w:bidi="fr_FR"/>
@@ -1363,126 +1129,84 @@
         </w:rPr>
         <w:t>Samuel a vécu à la fin de l’époque des juges et a joué un rôle important dans le passage d’Israël à l’époque des rois. Il a été le dernier juge d’Israël (</w:t>
       </w:r>
-      <w:hyperlink r:id="rId46">
-        <w:r>
-          <w:rPr>
-            <w:lang w:val="fr_FR" w:bidi="fr_FR"/>
-          </w:rPr>
-          <w:rPr>
-            <w:color w:val="0000EE"/>
-            <w:u w:val="single"/>
-          </w:rPr>
-          <w:t>1S 7.6</w:t>
-        </w:r>
-      </w:hyperlink>
+      <w:r>
+        <w:rPr>
+          <w:lang w:val="fr_FR" w:bidi="fr_FR"/>
+        </w:rPr>
+        <w:t>1S 7.6</w:t>
+      </w:r>
       <w:r>
         <w:rPr>
           <w:lang w:val="fr_FR" w:bidi="fr_FR"/>
         </w:rPr>
         <w:t xml:space="preserve">, </w:t>
       </w:r>
-      <w:hyperlink r:id="rId47">
-        <w:r>
-          <w:rPr>
-            <w:lang w:val="fr_FR" w:bidi="fr_FR"/>
-          </w:rPr>
-          <w:rPr>
-            <w:color w:val="0000EE"/>
-            <w:u w:val="single"/>
-          </w:rPr>
-          <w:t>15–17</w:t>
-        </w:r>
-      </w:hyperlink>
+      <w:r>
+        <w:rPr>
+          <w:lang w:val="fr_FR" w:bidi="fr_FR"/>
+        </w:rPr>
+        <w:t>15–17</w:t>
+      </w:r>
       <w:r>
         <w:rPr>
           <w:lang w:val="fr_FR" w:bidi="fr_FR"/>
         </w:rPr>
         <w:t>). Samuel est souvent considéré comme le premier prophète d’Israël (</w:t>
       </w:r>
-      <w:hyperlink r:id="rId48">
-        <w:r>
-          <w:rPr>
-            <w:lang w:val="fr_FR" w:bidi="fr_FR"/>
-          </w:rPr>
-          <w:rPr>
-            <w:color w:val="0000EE"/>
-            <w:u w:val="single"/>
-          </w:rPr>
-          <w:t>1S 3.20</w:t>
-        </w:r>
-      </w:hyperlink>
-      <w:r>
-        <w:rPr>
-          <w:lang w:val="fr_FR" w:bidi="fr_FR"/>
-        </w:rPr>
-        <w:t xml:space="preserve"> ; </w:t>
-      </w:r>
-      <w:hyperlink r:id="rId49">
-        <w:r>
-          <w:rPr>
-            <w:lang w:val="fr_FR" w:bidi="fr_FR"/>
-          </w:rPr>
-          <w:rPr>
-            <w:color w:val="0000EE"/>
-            <w:u w:val="single"/>
-          </w:rPr>
-          <w:t>Ac 3.24</w:t>
-        </w:r>
-      </w:hyperlink>
-      <w:r>
-        <w:rPr>
-          <w:lang w:val="fr_FR" w:bidi="fr_FR"/>
-        </w:rPr>
-        <w:t xml:space="preserve"> ; </w:t>
-      </w:r>
-      <w:hyperlink r:id="rId50">
-        <w:r>
-          <w:rPr>
-            <w:lang w:val="fr_FR" w:bidi="fr_FR"/>
-          </w:rPr>
-          <w:rPr>
-            <w:color w:val="0000EE"/>
-            <w:u w:val="single"/>
-          </w:rPr>
-          <w:t>13.20</w:t>
-        </w:r>
-      </w:hyperlink>
+      <w:r>
+        <w:rPr>
+          <w:lang w:val="fr_FR" w:bidi="fr_FR"/>
+        </w:rPr>
+        <w:t>1S 3.20</w:t>
+      </w:r>
+      <w:r>
+        <w:rPr>
+          <w:lang w:val="fr_FR" w:bidi="fr_FR"/>
+        </w:rPr>
+        <w:t xml:space="preserve"> ; </w:t>
+      </w:r>
+      <w:r>
+        <w:rPr>
+          <w:lang w:val="fr_FR" w:bidi="fr_FR"/>
+        </w:rPr>
+        <w:t>Ac 3.24</w:t>
+      </w:r>
+      <w:r>
+        <w:rPr>
+          <w:lang w:val="fr_FR" w:bidi="fr_FR"/>
+        </w:rPr>
+        <w:t xml:space="preserve"> ; </w:t>
+      </w:r>
+      <w:r>
+        <w:rPr>
+          <w:lang w:val="fr_FR" w:bidi="fr_FR"/>
+        </w:rPr>
+        <w:t>13.20</w:t>
+      </w:r>
       <w:r>
         <w:rPr>
           <w:lang w:val="fr_FR" w:bidi="fr_FR"/>
         </w:rPr>
         <w:t xml:space="preserve">). Il a servi comme prêtre (voir </w:t>
       </w:r>
-      <w:hyperlink r:id="rId51">
-        <w:r>
-          <w:rPr>
-            <w:lang w:val="fr_FR" w:bidi="fr_FR"/>
-          </w:rPr>
-          <w:rPr>
-            <w:color w:val="0000EE"/>
-            <w:u w:val="single"/>
-          </w:rPr>
-          <w:t>1S 2.18</w:t>
-        </w:r>
-      </w:hyperlink>
+      <w:r>
+        <w:rPr>
+          <w:lang w:val="fr_FR" w:bidi="fr_FR"/>
+        </w:rPr>
+        <w:t>1S 2.18</w:t>
+      </w:r>
       <w:r>
         <w:rPr>
           <w:lang w:val="fr_FR" w:bidi="fr_FR"/>
         </w:rPr>
         <w:t>). C’était un homme de grande foi (</w:t>
       </w:r>
-      <w:hyperlink r:id="rId45">
-        <w:r>
-          <w:rPr>
-            <w:lang w:val="fr_FR" w:bidi="fr_FR"/>
-          </w:rPr>
-          <w:rPr>
-            <w:color w:val="0000EE"/>
-            <w:u w:val="single"/>
-          </w:rPr>
-          <w:t>Hé 11.32</w:t>
-        </w:r>
-      </w:hyperlink>
+      <w:r>
+        <w:rPr>
+          <w:lang w:val="fr_FR" w:bidi="fr_FR"/>
+        </w:rPr>
+        <w:t>Hé 11.32</w:t>
+      </w:r>
       <w:r>
         <w:rPr>
           <w:lang w:val="fr_FR" w:bidi="fr_FR"/>
@@ -1503,90 +1227,60 @@
         </w:rPr>
         <w:t>La naissance de Samuel résulte des prières de sa mère, Anne. Les parents de Samuel se rendaient chaque année de Rama au sanctuaire de Silo (</w:t>
       </w:r>
-      <w:hyperlink r:id="rId52">
-        <w:r>
-          <w:rPr>
-            <w:lang w:val="fr_FR" w:bidi="fr_FR"/>
-          </w:rPr>
-          <w:rPr>
-            <w:color w:val="0000EE"/>
-            <w:u w:val="single"/>
-          </w:rPr>
-          <w:t>1S 1.3</w:t>
-        </w:r>
-      </w:hyperlink>
+      <w:r>
+        <w:rPr>
+          <w:lang w:val="fr_FR" w:bidi="fr_FR"/>
+        </w:rPr>
+        <w:t>1S 1.3</w:t>
+      </w:r>
       <w:r>
         <w:rPr>
           <w:lang w:val="fr_FR" w:bidi="fr_FR"/>
         </w:rPr>
         <w:t>). Au sanctuaire, Anne, qui ne pouvait pas avoir d’enfants, a prié pour avoir un fils et a fait le vœu qu’elle le consacrerait entièrement au service de Dieu (</w:t>
       </w:r>
-      <w:hyperlink r:id="rId53">
-        <w:r>
-          <w:rPr>
-            <w:lang w:val="fr_FR" w:bidi="fr_FR"/>
-          </w:rPr>
-          <w:rPr>
-            <w:color w:val="0000EE"/>
-            <w:u w:val="single"/>
-          </w:rPr>
-          <w:t>1S 1.9–11</w:t>
-        </w:r>
-      </w:hyperlink>
+      <w:r>
+        <w:rPr>
+          <w:lang w:val="fr_FR" w:bidi="fr_FR"/>
+        </w:rPr>
+        <w:t>1S 1.9–11</w:t>
+      </w:r>
       <w:r>
         <w:rPr>
           <w:lang w:val="fr_FR" w:bidi="fr_FR"/>
         </w:rPr>
         <w:t>). Dieu a exaucé sa prière, et Samuel est né (</w:t>
       </w:r>
-      <w:hyperlink r:id="rId54">
-        <w:r>
-          <w:rPr>
-            <w:lang w:val="fr_FR" w:bidi="fr_FR"/>
-          </w:rPr>
-          <w:rPr>
-            <w:color w:val="0000EE"/>
-            <w:u w:val="single"/>
-          </w:rPr>
-          <w:t>1S 1.19–20</w:t>
-        </w:r>
-      </w:hyperlink>
+      <w:r>
+        <w:rPr>
+          <w:lang w:val="fr_FR" w:bidi="fr_FR"/>
+        </w:rPr>
+        <w:t>1S 1.19–20</w:t>
+      </w:r>
       <w:r>
         <w:rPr>
           <w:lang w:val="fr_FR" w:bidi="fr_FR"/>
         </w:rPr>
         <w:t>). Quand Samuel a atteint l’âge requis, Anne l’a emmené au sanctuaire pour servir auprès d’Éli, le grand prêtre (</w:t>
       </w:r>
-      <w:hyperlink r:id="rId55">
-        <w:r>
-          <w:rPr>
-            <w:lang w:val="fr_FR" w:bidi="fr_FR"/>
-          </w:rPr>
-          <w:rPr>
-            <w:color w:val="0000EE"/>
-            <w:u w:val="single"/>
-          </w:rPr>
-          <w:t>1S 1.24–28</w:t>
-        </w:r>
-      </w:hyperlink>
-      <w:r>
-        <w:rPr>
-          <w:lang w:val="fr_FR" w:bidi="fr_FR"/>
-        </w:rPr>
-        <w:t xml:space="preserve"> ; </w:t>
-      </w:r>
-      <w:hyperlink r:id="rId56">
-        <w:r>
-          <w:rPr>
-            <w:lang w:val="fr_FR" w:bidi="fr_FR"/>
-          </w:rPr>
-          <w:rPr>
-            <w:color w:val="0000EE"/>
-            <w:u w:val="single"/>
-          </w:rPr>
-          <w:t>2.11</w:t>
-        </w:r>
-      </w:hyperlink>
+      <w:r>
+        <w:rPr>
+          <w:lang w:val="fr_FR" w:bidi="fr_FR"/>
+        </w:rPr>
+        <w:t>1S 1.24–28</w:t>
+      </w:r>
+      <w:r>
+        <w:rPr>
+          <w:lang w:val="fr_FR" w:bidi="fr_FR"/>
+        </w:rPr>
+        <w:t xml:space="preserve"> ; </w:t>
+      </w:r>
+      <w:r>
+        <w:rPr>
+          <w:lang w:val="fr_FR" w:bidi="fr_FR"/>
+        </w:rPr>
+        <w:t>2.11</w:t>
+      </w:r>
       <w:r>
         <w:rPr>
           <w:lang w:val="fr_FR" w:bidi="fr_FR"/>
@@ -1607,54 +1301,36 @@
         </w:rPr>
         <w:t>Les fils d’Éli étaient impies, mais Samuel servait le Seigneur. Il est vite devenu évident que Dieu communiquait plus directement avec Samuel qu’avec Éli. Dieu a averti Samuel du malheur imminent qui frapperait sa famille (</w:t>
       </w:r>
-      <w:hyperlink r:id="rId57">
-        <w:r>
-          <w:rPr>
-            <w:lang w:val="fr_FR" w:bidi="fr_FR"/>
-          </w:rPr>
-          <w:rPr>
-            <w:color w:val="0000EE"/>
-            <w:u w:val="single"/>
-          </w:rPr>
-          <w:t>1S 3.1–18</w:t>
-        </w:r>
-      </w:hyperlink>
+      <w:r>
+        <w:rPr>
+          <w:lang w:val="fr_FR" w:bidi="fr_FR"/>
+        </w:rPr>
+        <w:t>1S 3.1–18</w:t>
+      </w:r>
       <w:r>
         <w:rPr>
           <w:lang w:val="fr_FR" w:bidi="fr_FR"/>
         </w:rPr>
         <w:t>). Cette prophétie s’est réalisée lorsque les Philistins ont vaincu Israël, tué les fils d’Éli et se sont emparés de l’arche de l’alliance (</w:t>
       </w:r>
-      <w:hyperlink r:id="rId58">
-        <w:r>
-          <w:rPr>
-            <w:lang w:val="fr_FR" w:bidi="fr_FR"/>
-          </w:rPr>
-          <w:rPr>
-            <w:color w:val="0000EE"/>
-            <w:u w:val="single"/>
-          </w:rPr>
-          <w:t>1S 4.1–22</w:t>
-        </w:r>
-      </w:hyperlink>
+      <w:r>
+        <w:rPr>
+          <w:lang w:val="fr_FR" w:bidi="fr_FR"/>
+        </w:rPr>
+        <w:t>1S 4.1–22</w:t>
+      </w:r>
       <w:r>
         <w:rPr>
           <w:lang w:val="fr_FR" w:bidi="fr_FR"/>
         </w:rPr>
         <w:t>). Plus tard, sous la conduite de Samuel, le peuple s’est repenti de son idolâtrie (culte de faux dieux) et a remporté une bataille importante contre les Philistins (</w:t>
       </w:r>
-      <w:hyperlink r:id="rId59">
-        <w:r>
-          <w:rPr>
-            <w:lang w:val="fr_FR" w:bidi="fr_FR"/>
-          </w:rPr>
-          <w:rPr>
-            <w:color w:val="0000EE"/>
-            <w:u w:val="single"/>
-          </w:rPr>
-          <w:t>1S 7.3–17</w:t>
-        </w:r>
-      </w:hyperlink>
+      <w:r>
+        <w:rPr>
+          <w:lang w:val="fr_FR" w:bidi="fr_FR"/>
+        </w:rPr>
+        <w:t>1S 7.3–17</w:t>
+      </w:r>
       <w:r>
         <w:rPr>
           <w:lang w:val="fr_FR" w:bidi="fr_FR"/>
@@ -1675,54 +1351,36 @@
         </w:rPr>
         <w:t>En vieillissant, Samuel a montré la même faiblesse qu’Éli. Les fils de Samuel étaient mauvais (</w:t>
       </w:r>
-      <w:hyperlink r:id="rId60">
-        <w:r>
-          <w:rPr>
-            <w:lang w:val="fr_FR" w:bidi="fr_FR"/>
-          </w:rPr>
-          <w:rPr>
-            <w:color w:val="0000EE"/>
-            <w:u w:val="single"/>
-          </w:rPr>
-          <w:t>1S 8.1–3</w:t>
-        </w:r>
-      </w:hyperlink>
+      <w:r>
+        <w:rPr>
+          <w:lang w:val="fr_FR" w:bidi="fr_FR"/>
+        </w:rPr>
+        <w:t>1S 8.1–3</w:t>
+      </w:r>
       <w:r>
         <w:rPr>
           <w:lang w:val="fr_FR" w:bidi="fr_FR"/>
         </w:rPr>
         <w:t>), et le peuple ne voulait pas qu’ils dirigent la nation. Ils ont demandé à Samuel de nommer un roi pour les mener au combat contre leurs ennemis (</w:t>
       </w:r>
-      <w:hyperlink r:id="rId61">
-        <w:r>
-          <w:rPr>
-            <w:lang w:val="fr_FR" w:bidi="fr_FR"/>
-          </w:rPr>
-          <w:rPr>
-            <w:color w:val="0000EE"/>
-            <w:u w:val="single"/>
-          </w:rPr>
-          <w:t>1S 8.4–5</w:t>
-        </w:r>
-      </w:hyperlink>
+      <w:r>
+        <w:rPr>
+          <w:lang w:val="fr_FR" w:bidi="fr_FR"/>
+        </w:rPr>
+        <w:t>1S 8.4–5</w:t>
+      </w:r>
       <w:r>
         <w:rPr>
           <w:lang w:val="fr_FR" w:bidi="fr_FR"/>
         </w:rPr>
         <w:t>). Samuel a choisi Saül et l’a oint pour en faire le premier roi d’Israël (</w:t>
       </w:r>
-      <w:hyperlink r:id="rId62">
-        <w:r>
-          <w:rPr>
-            <w:lang w:val="fr_FR" w:bidi="fr_FR"/>
-          </w:rPr>
-          <w:rPr>
-            <w:color w:val="0000EE"/>
-            <w:u w:val="single"/>
-          </w:rPr>
-          <w:t>1S 9.1–10.24</w:t>
-        </w:r>
-      </w:hyperlink>
+      <w:r>
+        <w:rPr>
+          <w:lang w:val="fr_FR" w:bidi="fr_FR"/>
+        </w:rPr>
+        <w:t>1S 9.1–10.24</w:t>
+      </w:r>
       <w:r>
         <w:rPr>
           <w:lang w:val="fr_FR" w:bidi="fr_FR"/>
@@ -1743,72 +1401,48 @@
         </w:rPr>
         <w:t>La transition du temps des juges à celui des rois a été complexe. Samuel, en tant que prêtre, priait pour le peuple, et en tant que prophète, il reprochait à Saül son impatience et sa désobéissance (</w:t>
       </w:r>
-      <w:hyperlink r:id="rId63">
-        <w:r>
-          <w:rPr>
-            <w:lang w:val="fr_FR" w:bidi="fr_FR"/>
-          </w:rPr>
-          <w:rPr>
-            <w:color w:val="0000EE"/>
-            <w:u w:val="single"/>
-          </w:rPr>
-          <w:t>1S 13.5–14</w:t>
-        </w:r>
-      </w:hyperlink>
-      <w:r>
-        <w:rPr>
-          <w:lang w:val="fr_FR" w:bidi="fr_FR"/>
-        </w:rPr>
-        <w:t xml:space="preserve"> ; </w:t>
-      </w:r>
-      <w:hyperlink r:id="rId64">
-        <w:r>
-          <w:rPr>
-            <w:lang w:val="fr_FR" w:bidi="fr_FR"/>
-          </w:rPr>
-          <w:rPr>
-            <w:color w:val="0000EE"/>
-            <w:u w:val="single"/>
-          </w:rPr>
-          <w:t>15.12–35</w:t>
-        </w:r>
-      </w:hyperlink>
+      <w:r>
+        <w:rPr>
+          <w:lang w:val="fr_FR" w:bidi="fr_FR"/>
+        </w:rPr>
+        <w:t>1S 13.5–14</w:t>
+      </w:r>
+      <w:r>
+        <w:rPr>
+          <w:lang w:val="fr_FR" w:bidi="fr_FR"/>
+        </w:rPr>
+        <w:t xml:space="preserve"> ; </w:t>
+      </w:r>
+      <w:r>
+        <w:rPr>
+          <w:lang w:val="fr_FR" w:bidi="fr_FR"/>
+        </w:rPr>
+        <w:t>15.12–35</w:t>
+      </w:r>
       <w:r>
         <w:rPr>
           <w:lang w:val="fr_FR" w:bidi="fr_FR"/>
         </w:rPr>
         <w:t>). Lorsque Dieu a rejeté Saül en tant que roi, Samuel a oint David pour en faire l’élu de Dieu (</w:t>
       </w:r>
-      <w:hyperlink r:id="rId65">
-        <w:r>
-          <w:rPr>
-            <w:lang w:val="fr_FR" w:bidi="fr_FR"/>
-          </w:rPr>
-          <w:rPr>
-            <w:color w:val="0000EE"/>
-            <w:u w:val="single"/>
-          </w:rPr>
-          <w:t>1S 16.1–13</w:t>
-        </w:r>
-      </w:hyperlink>
+      <w:r>
+        <w:rPr>
+          <w:lang w:val="fr_FR" w:bidi="fr_FR"/>
+        </w:rPr>
+        <w:t>1S 16.1–13</w:t>
+      </w:r>
       <w:r>
         <w:rPr>
           <w:lang w:val="fr_FR" w:bidi="fr_FR"/>
         </w:rPr>
         <w:t>) et a protégé David contre Saül (</w:t>
       </w:r>
-      <w:hyperlink r:id="rId66">
-        <w:r>
-          <w:rPr>
-            <w:lang w:val="fr_FR" w:bidi="fr_FR"/>
-          </w:rPr>
-          <w:rPr>
-            <w:color w:val="0000EE"/>
-            <w:u w:val="single"/>
-          </w:rPr>
-          <w:t>19.18–24</w:t>
-        </w:r>
-      </w:hyperlink>
+      <w:r>
+        <w:rPr>
+          <w:lang w:val="fr_FR" w:bidi="fr_FR"/>
+        </w:rPr>
+        <w:t>19.18–24</w:t>
+      </w:r>
       <w:r>
         <w:rPr>
           <w:lang w:val="fr_FR" w:bidi="fr_FR"/>
@@ -1829,36 +1463,24 @@
         </w:rPr>
         <w:t>Par sa prière et sa détermination, Samuel s’est imposé comme un chef fidèle (</w:t>
       </w:r>
-      <w:hyperlink r:id="rId67">
-        <w:r>
-          <w:rPr>
-            <w:lang w:val="fr_FR" w:bidi="fr_FR"/>
-          </w:rPr>
-          <w:rPr>
-            <w:color w:val="0000EE"/>
-            <w:u w:val="single"/>
-          </w:rPr>
-          <w:t xml:space="preserve">Jr 15.1 </w:t>
-        </w:r>
-      </w:hyperlink>
+      <w:r>
+        <w:rPr>
+          <w:lang w:val="fr_FR" w:bidi="fr_FR"/>
+        </w:rPr>
+        <w:t xml:space="preserve">Jr 15.1 </w:t>
+      </w:r>
       <w:r>
         <w:rPr>
           <w:lang w:val="fr_FR" w:bidi="fr_FR"/>
         </w:rPr>
         <w:t xml:space="preserve">; </w:t>
       </w:r>
-      <w:hyperlink r:id="rId45">
-        <w:r>
-          <w:rPr>
-            <w:lang w:val="fr_FR" w:bidi="fr_FR"/>
-          </w:rPr>
-          <w:rPr>
-            <w:color w:val="0000EE"/>
-            <w:u w:val="single"/>
-          </w:rPr>
-          <w:t>Hé 11.32</w:t>
-        </w:r>
-      </w:hyperlink>
+      <w:r>
+        <w:rPr>
+          <w:lang w:val="fr_FR" w:bidi="fr_FR"/>
+        </w:rPr>
+        <w:t>Hé 11.32</w:t>
+      </w:r>
       <w:r>
         <w:rPr>
           <w:lang w:val="fr_FR" w:bidi="fr_FR"/>
@@ -1878,54 +1500,36 @@
         </w:rPr>
         <w:t xml:space="preserve"> (</w:t>
       </w:r>
-      <w:hyperlink r:id="rId68">
-        <w:r>
-          <w:rPr>
-            <w:lang w:val="fr_FR" w:bidi="fr_FR"/>
-          </w:rPr>
-          <w:rPr>
-            <w:color w:val="0000EE"/>
-            <w:u w:val="single"/>
-          </w:rPr>
-          <w:t>1 Ch 29.29</w:t>
-        </w:r>
-      </w:hyperlink>
+      <w:r>
+        <w:rPr>
+          <w:lang w:val="fr_FR" w:bidi="fr_FR"/>
+        </w:rPr>
+        <w:t>1 Ch 29.29</w:t>
+      </w:r>
       <w:r>
         <w:rPr>
           <w:lang w:val="fr_FR" w:bidi="fr_FR"/>
         </w:rPr>
         <w:t>). Il a rédigé comment un bon roi devrait gouverner (</w:t>
       </w:r>
-      <w:hyperlink r:id="rId69">
-        <w:r>
-          <w:rPr>
-            <w:lang w:val="fr_FR" w:bidi="fr_FR"/>
-          </w:rPr>
-          <w:rPr>
-            <w:color w:val="0000EE"/>
-            <w:u w:val="single"/>
-          </w:rPr>
-          <w:t>1S 10.25</w:t>
-        </w:r>
-      </w:hyperlink>
+      <w:r>
+        <w:rPr>
+          <w:lang w:val="fr_FR" w:bidi="fr_FR"/>
+        </w:rPr>
+        <w:t>1S 10.25</w:t>
+      </w:r>
       <w:r>
         <w:rPr>
           <w:lang w:val="fr_FR" w:bidi="fr_FR"/>
         </w:rPr>
         <w:t>). À sa mort, tout Israël l’a pleuré. Il a été enterré à Rama, sa ville natale (</w:t>
       </w:r>
-      <w:hyperlink r:id="rId70">
-        <w:r>
-          <w:rPr>
-            <w:lang w:val="fr_FR" w:bidi="fr_FR"/>
-          </w:rPr>
-          <w:rPr>
-            <w:color w:val="0000EE"/>
-            <w:u w:val="single"/>
-          </w:rPr>
-          <w:t>1S 25.1</w:t>
-        </w:r>
-      </w:hyperlink>
+      <w:r>
+        <w:rPr>
+          <w:lang w:val="fr_FR" w:bidi="fr_FR"/>
+        </w:rPr>
+        <w:t>1S 25.1</w:t>
+      </w:r>
       <w:r>
         <w:rPr>
           <w:lang w:val="fr_FR" w:bidi="fr_FR"/>
@@ -1955,198 +1559,132 @@
           <w:lang w:val="fr_FR" w:bidi="fr_FR"/>
         </w:rPr>
       </w:r>
-      <w:hyperlink r:id="rId71">
-        <w:r>
-          <w:rPr>
-            <w:lang w:val="fr_FR" w:bidi="fr_FR"/>
-          </w:rPr>
-          <w:rPr>
-            <w:color w:val="0000EE"/>
-            <w:u w:val="single"/>
-          </w:rPr>
-          <w:t>1S 1.19–2.11</w:t>
-        </w:r>
-      </w:hyperlink>
-      <w:r>
-        <w:rPr>
-          <w:lang w:val="fr_FR" w:bidi="fr_FR"/>
-        </w:rPr>
-        <w:t xml:space="preserve"> ; </w:t>
-      </w:r>
-      <w:hyperlink r:id="rId72">
-        <w:r>
-          <w:rPr>
-            <w:lang w:val="fr_FR" w:bidi="fr_FR"/>
-          </w:rPr>
-          <w:rPr>
-            <w:color w:val="0000EE"/>
-            <w:u w:val="single"/>
-          </w:rPr>
-          <w:t>3.1–4.1</w:t>
-        </w:r>
-      </w:hyperlink>
-      <w:r>
-        <w:rPr>
-          <w:lang w:val="fr_FR" w:bidi="fr_FR"/>
-        </w:rPr>
-        <w:t xml:space="preserve"> ; </w:t>
-      </w:r>
-      <w:hyperlink r:id="rId73">
-        <w:r>
-          <w:rPr>
-            <w:lang w:val="fr_FR" w:bidi="fr_FR"/>
-          </w:rPr>
-          <w:rPr>
-            <w:color w:val="0000EE"/>
-            <w:u w:val="single"/>
-          </w:rPr>
-          <w:t>7.3–16.13</w:t>
-        </w:r>
-      </w:hyperlink>
-      <w:r>
-        <w:rPr>
-          <w:lang w:val="fr_FR" w:bidi="fr_FR"/>
-        </w:rPr>
-        <w:t xml:space="preserve"> ; </w:t>
-      </w:r>
-      <w:hyperlink r:id="rId66">
-        <w:r>
-          <w:rPr>
-            <w:lang w:val="fr_FR" w:bidi="fr_FR"/>
-          </w:rPr>
-          <w:rPr>
-            <w:color w:val="0000EE"/>
-            <w:u w:val="single"/>
-          </w:rPr>
-          <w:t>19.18–24</w:t>
-        </w:r>
-      </w:hyperlink>
-      <w:r>
-        <w:rPr>
-          <w:lang w:val="fr_FR" w:bidi="fr_FR"/>
-        </w:rPr>
-        <w:t xml:space="preserve"> ; </w:t>
-      </w:r>
-      <w:hyperlink r:id="rId70">
-        <w:r>
-          <w:rPr>
-            <w:lang w:val="fr_FR" w:bidi="fr_FR"/>
-          </w:rPr>
-          <w:rPr>
-            <w:color w:val="0000EE"/>
-            <w:u w:val="single"/>
-          </w:rPr>
-          <w:t>25.1</w:t>
-        </w:r>
-      </w:hyperlink>
-      <w:r>
-        <w:rPr>
-          <w:lang w:val="fr_FR" w:bidi="fr_FR"/>
-        </w:rPr>
-        <w:t xml:space="preserve"> ; </w:t>
-      </w:r>
-      <w:hyperlink r:id="rId74">
-        <w:r>
-          <w:rPr>
-            <w:lang w:val="fr_FR" w:bidi="fr_FR"/>
-          </w:rPr>
-          <w:rPr>
-            <w:color w:val="0000EE"/>
-            <w:u w:val="single"/>
-          </w:rPr>
-          <w:t>28.1–25</w:t>
-        </w:r>
-      </w:hyperlink>
-      <w:r>
-        <w:rPr>
-          <w:lang w:val="fr_FR" w:bidi="fr_FR"/>
-        </w:rPr>
-        <w:t xml:space="preserve"> ; </w:t>
-      </w:r>
-      <w:hyperlink r:id="rId75">
-        <w:r>
-          <w:rPr>
-            <w:lang w:val="fr_FR" w:bidi="fr_FR"/>
-          </w:rPr>
-          <w:rPr>
-            <w:color w:val="0000EE"/>
-            <w:u w:val="single"/>
-          </w:rPr>
-          <w:t xml:space="preserve">Ps 99.6 </w:t>
-        </w:r>
-      </w:hyperlink>
+      <w:r>
+        <w:rPr>
+          <w:lang w:val="fr_FR" w:bidi="fr_FR"/>
+        </w:rPr>
+        <w:t>1S 1.19–2.11</w:t>
+      </w:r>
+      <w:r>
+        <w:rPr>
+          <w:lang w:val="fr_FR" w:bidi="fr_FR"/>
+        </w:rPr>
+        <w:t xml:space="preserve"> ; </w:t>
+      </w:r>
+      <w:r>
+        <w:rPr>
+          <w:lang w:val="fr_FR" w:bidi="fr_FR"/>
+        </w:rPr>
+        <w:t>3.1–4.1</w:t>
+      </w:r>
+      <w:r>
+        <w:rPr>
+          <w:lang w:val="fr_FR" w:bidi="fr_FR"/>
+        </w:rPr>
+        <w:t xml:space="preserve"> ; </w:t>
+      </w:r>
+      <w:r>
+        <w:rPr>
+          <w:lang w:val="fr_FR" w:bidi="fr_FR"/>
+        </w:rPr>
+        <w:t>7.3–16.13</w:t>
+      </w:r>
+      <w:r>
+        <w:rPr>
+          <w:lang w:val="fr_FR" w:bidi="fr_FR"/>
+        </w:rPr>
+        <w:t xml:space="preserve"> ; </w:t>
+      </w:r>
+      <w:r>
+        <w:rPr>
+          <w:lang w:val="fr_FR" w:bidi="fr_FR"/>
+        </w:rPr>
+        <w:t>19.18–24</w:t>
+      </w:r>
+      <w:r>
+        <w:rPr>
+          <w:lang w:val="fr_FR" w:bidi="fr_FR"/>
+        </w:rPr>
+        <w:t xml:space="preserve"> ; </w:t>
+      </w:r>
+      <w:r>
+        <w:rPr>
+          <w:lang w:val="fr_FR" w:bidi="fr_FR"/>
+        </w:rPr>
+        <w:t>25.1</w:t>
+      </w:r>
+      <w:r>
+        <w:rPr>
+          <w:lang w:val="fr_FR" w:bidi="fr_FR"/>
+        </w:rPr>
+        <w:t xml:space="preserve"> ; </w:t>
+      </w:r>
+      <w:r>
+        <w:rPr>
+          <w:lang w:val="fr_FR" w:bidi="fr_FR"/>
+        </w:rPr>
+        <w:t>28.1–25</w:t>
+      </w:r>
+      <w:r>
+        <w:rPr>
+          <w:lang w:val="fr_FR" w:bidi="fr_FR"/>
+        </w:rPr>
+        <w:t xml:space="preserve"> ; </w:t>
+      </w:r>
+      <w:r>
+        <w:rPr>
+          <w:lang w:val="fr_FR" w:bidi="fr_FR"/>
+        </w:rPr>
+        <w:t xml:space="preserve">Ps 99.6 </w:t>
+      </w:r>
       <w:r>
         <w:rPr>
           <w:lang w:val="fr_FR" w:bidi="fr_FR"/>
         </w:rPr>
         <w:t xml:space="preserve">; </w:t>
       </w:r>
-      <w:hyperlink r:id="rId67">
-        <w:r>
-          <w:rPr>
-            <w:lang w:val="fr_FR" w:bidi="fr_FR"/>
-          </w:rPr>
-          <w:rPr>
-            <w:color w:val="0000EE"/>
-            <w:u w:val="single"/>
-          </w:rPr>
-          <w:t xml:space="preserve">Jr 15.1 </w:t>
-        </w:r>
-      </w:hyperlink>
+      <w:r>
+        <w:rPr>
+          <w:lang w:val="fr_FR" w:bidi="fr_FR"/>
+        </w:rPr>
+        <w:t xml:space="preserve">Jr 15.1 </w:t>
+      </w:r>
       <w:r>
         <w:rPr>
           <w:lang w:val="fr_FR" w:bidi="fr_FR"/>
         </w:rPr>
         <w:t xml:space="preserve">; </w:t>
       </w:r>
-      <w:hyperlink r:id="rId49">
-        <w:r>
-          <w:rPr>
-            <w:lang w:val="fr_FR" w:bidi="fr_FR"/>
-          </w:rPr>
-          <w:rPr>
-            <w:color w:val="0000EE"/>
-            <w:u w:val="single"/>
-          </w:rPr>
-          <w:t>Ac 3.24</w:t>
-        </w:r>
-      </w:hyperlink>
-      <w:r>
-        <w:rPr>
-          <w:lang w:val="fr_FR" w:bidi="fr_FR"/>
-        </w:rPr>
-        <w:t xml:space="preserve"> ; </w:t>
-      </w:r>
-      <w:hyperlink r:id="rId50">
-        <w:r>
-          <w:rPr>
-            <w:lang w:val="fr_FR" w:bidi="fr_FR"/>
-          </w:rPr>
-          <w:rPr>
-            <w:color w:val="0000EE"/>
-            <w:u w:val="single"/>
-          </w:rPr>
-          <w:t>13.20</w:t>
-        </w:r>
-      </w:hyperlink>
-      <w:r>
-        <w:rPr>
-          <w:lang w:val="fr_FR" w:bidi="fr_FR"/>
-        </w:rPr>
-        <w:t xml:space="preserve"> ; </w:t>
-      </w:r>
-      <w:hyperlink r:id="rId45">
-        <w:r>
-          <w:rPr>
-            <w:lang w:val="fr_FR" w:bidi="fr_FR"/>
-          </w:rPr>
-          <w:rPr>
-            <w:color w:val="0000EE"/>
-            <w:u w:val="single"/>
-          </w:rPr>
-          <w:t>Hé 11.32</w:t>
-        </w:r>
-      </w:hyperlink>
+      <w:r>
+        <w:rPr>
+          <w:lang w:val="fr_FR" w:bidi="fr_FR"/>
+        </w:rPr>
+        <w:t>Ac 3.24</w:t>
+      </w:r>
+      <w:r>
+        <w:rPr>
+          <w:lang w:val="fr_FR" w:bidi="fr_FR"/>
+        </w:rPr>
+        <w:t xml:space="preserve"> ; </w:t>
+      </w:r>
+      <w:r>
+        <w:rPr>
+          <w:lang w:val="fr_FR" w:bidi="fr_FR"/>
+        </w:rPr>
+        <w:t>13.20</w:t>
+      </w:r>
+      <w:r>
+        <w:rPr>
+          <w:lang w:val="fr_FR" w:bidi="fr_FR"/>
+        </w:rPr>
+        <w:t xml:space="preserve"> ; </w:t>
+      </w:r>
+      <w:r>
+        <w:rPr>
+          <w:lang w:val="fr_FR" w:bidi="fr_FR"/>
+        </w:rPr>
+        <w:t>Hé 11.32</w:t>
+      </w:r>
       <w:r>
         <w:rPr>
           <w:lang w:val="fr_FR" w:bidi="fr_FR"/>
@@ -2195,144 +1733,96 @@
         </w:rPr>
         <w:t>Sara fut à la fois l'épouse et la demi-sœur d'Abraham (</w:t>
       </w:r>
-      <w:hyperlink r:id="rId76">
-        <w:r>
-          <w:rPr>
-            <w:lang w:val="fr_FR" w:bidi="fr_FR"/>
-          </w:rPr>
-          <w:rPr>
-            <w:color w:val="0000EE"/>
-            <w:u w:val="single"/>
-          </w:rPr>
-          <w:t>Gn 11.29</w:t>
-        </w:r>
-      </w:hyperlink>
-      <w:r>
-        <w:rPr>
-          <w:lang w:val="fr_FR" w:bidi="fr_FR"/>
-        </w:rPr>
-        <w:t xml:space="preserve"> ; </w:t>
-      </w:r>
-      <w:hyperlink r:id="rId77">
-        <w:r>
-          <w:rPr>
-            <w:lang w:val="fr_FR" w:bidi="fr_FR"/>
-          </w:rPr>
-          <w:rPr>
-            <w:color w:val="0000EE"/>
-            <w:u w:val="single"/>
-          </w:rPr>
-          <w:t>20.12</w:t>
-        </w:r>
-      </w:hyperlink>
+      <w:r>
+        <w:rPr>
+          <w:lang w:val="fr_FR" w:bidi="fr_FR"/>
+        </w:rPr>
+        <w:t>Gn 11.29</w:t>
+      </w:r>
+      <w:r>
+        <w:rPr>
+          <w:lang w:val="fr_FR" w:bidi="fr_FR"/>
+        </w:rPr>
+        <w:t xml:space="preserve"> ; </w:t>
+      </w:r>
+      <w:r>
+        <w:rPr>
+          <w:lang w:val="fr_FR" w:bidi="fr_FR"/>
+        </w:rPr>
+        <w:t>20.12</w:t>
+      </w:r>
       <w:r>
         <w:rPr>
           <w:lang w:val="fr_FR" w:bidi="fr_FR"/>
         </w:rPr>
         <w:t>). Elle voyagea avec Abraham depuis Ur jusqu'à Haran, puis à Canaan (</w:t>
       </w:r>
-      <w:hyperlink r:id="rId78">
-        <w:r>
-          <w:rPr>
-            <w:lang w:val="fr_FR" w:bidi="fr_FR"/>
-          </w:rPr>
-          <w:rPr>
-            <w:color w:val="0000EE"/>
-            <w:u w:val="single"/>
-          </w:rPr>
-          <w:t>Gn 11.31</w:t>
-        </w:r>
-      </w:hyperlink>
-      <w:r>
-        <w:rPr>
-          <w:lang w:val="fr_FR" w:bidi="fr_FR"/>
-        </w:rPr>
-        <w:t xml:space="preserve"> ; </w:t>
-      </w:r>
-      <w:hyperlink r:id="rId79">
-        <w:r>
-          <w:rPr>
-            <w:lang w:val="fr_FR" w:bidi="fr_FR"/>
-          </w:rPr>
-          <w:rPr>
-            <w:color w:val="0000EE"/>
-            <w:u w:val="single"/>
-          </w:rPr>
-          <w:t>12.5</w:t>
-        </w:r>
-      </w:hyperlink>
+      <w:r>
+        <w:rPr>
+          <w:lang w:val="fr_FR" w:bidi="fr_FR"/>
+        </w:rPr>
+        <w:t>Gn 11.31</w:t>
+      </w:r>
+      <w:r>
+        <w:rPr>
+          <w:lang w:val="fr_FR" w:bidi="fr_FR"/>
+        </w:rPr>
+        <w:t xml:space="preserve"> ; </w:t>
+      </w:r>
+      <w:r>
+        <w:rPr>
+          <w:lang w:val="fr_FR" w:bidi="fr_FR"/>
+        </w:rPr>
+        <w:t>12.5</w:t>
+      </w:r>
       <w:r>
         <w:rPr>
           <w:lang w:val="fr_FR" w:bidi="fr_FR"/>
         </w:rPr>
         <w:t>). À deux reprises (en Égypte et à Guérar), Abraham demanda à Sara de faire semblant d'être sa sœur plutôt que son épouse (</w:t>
       </w:r>
-      <w:hyperlink r:id="rId80">
-        <w:r>
-          <w:rPr>
-            <w:lang w:val="fr_FR" w:bidi="fr_FR"/>
-          </w:rPr>
-          <w:rPr>
-            <w:color w:val="0000EE"/>
-            <w:u w:val="single"/>
-          </w:rPr>
-          <w:t>Gn 12.10–20</w:t>
-        </w:r>
-      </w:hyperlink>
-      <w:r>
-        <w:rPr>
-          <w:lang w:val="fr_FR" w:bidi="fr_FR"/>
-        </w:rPr>
-        <w:t xml:space="preserve"> ; </w:t>
-      </w:r>
-      <w:hyperlink r:id="rId81">
-        <w:r>
-          <w:rPr>
-            <w:lang w:val="fr_FR" w:bidi="fr_FR"/>
-          </w:rPr>
-          <w:rPr>
-            <w:color w:val="0000EE"/>
-            <w:u w:val="single"/>
-          </w:rPr>
-          <w:t>20.1–18</w:t>
-        </w:r>
-      </w:hyperlink>
+      <w:r>
+        <w:rPr>
+          <w:lang w:val="fr_FR" w:bidi="fr_FR"/>
+        </w:rPr>
+        <w:t>Gn 12.10–20</w:t>
+      </w:r>
+      <w:r>
+        <w:rPr>
+          <w:lang w:val="fr_FR" w:bidi="fr_FR"/>
+        </w:rPr>
+        <w:t xml:space="preserve"> ; </w:t>
+      </w:r>
+      <w:r>
+        <w:rPr>
+          <w:lang w:val="fr_FR" w:bidi="fr_FR"/>
+        </w:rPr>
+        <w:t>20.1–18</w:t>
+      </w:r>
       <w:r>
         <w:rPr>
           <w:lang w:val="fr_FR" w:bidi="fr_FR"/>
         </w:rPr>
         <w:t>), car il craignait pour sa vie à cause d'elle. Bien que la foi d'Abraham fût vacillante, Dieu protégea Sara à chaque reprise, préservant ainsi la lignée promise par laquelle devait croître la nation d'Israël (</w:t>
       </w:r>
-      <w:hyperlink r:id="rId82">
-        <w:r>
-          <w:rPr>
-            <w:lang w:val="fr_FR" w:bidi="fr_FR"/>
-          </w:rPr>
-          <w:rPr>
-            <w:color w:val="0000EE"/>
-            <w:u w:val="single"/>
-          </w:rPr>
-          <w:t>Gn 12.2</w:t>
-        </w:r>
-      </w:hyperlink>
-      <w:r>
-        <w:rPr>
-          <w:lang w:val="fr_FR" w:bidi="fr_FR"/>
-        </w:rPr>
-        <w:t xml:space="preserve"> ; </w:t>
-      </w:r>
-      <w:hyperlink r:id="rId83">
-        <w:r>
-          <w:rPr>
-            <w:lang w:val="fr_FR" w:bidi="fr_FR"/>
-          </w:rPr>
-          <w:rPr>
-            <w:color w:val="0000EE"/>
-            <w:u w:val="single"/>
-          </w:rPr>
-          <w:t>17.19</w:t>
-        </w:r>
-      </w:hyperlink>
+      <w:r>
+        <w:rPr>
+          <w:lang w:val="fr_FR" w:bidi="fr_FR"/>
+        </w:rPr>
+        <w:t>Gn 12.2</w:t>
+      </w:r>
+      <w:r>
+        <w:rPr>
+          <w:lang w:val="fr_FR" w:bidi="fr_FR"/>
+        </w:rPr>
+        <w:t xml:space="preserve"> ; </w:t>
+      </w:r>
+      <w:r>
+        <w:rPr>
+          <w:lang w:val="fr_FR" w:bidi="fr_FR"/>
+        </w:rPr>
+        <w:t>17.19</w:t>
+      </w:r>
       <w:r>
         <w:rPr>
           <w:lang w:val="fr_FR" w:bidi="fr_FR"/>
@@ -2353,144 +1843,96 @@
         </w:rPr>
         <w:t xml:space="preserve">Sara est l'une des nombreuses femmes dans la Bible qui ne pouvaient pas avoir d'enfants, mais qui ont miraculeusement eu un fils (voir aussi </w:t>
       </w:r>
-      <w:hyperlink r:id="rId84">
-        <w:r>
-          <w:rPr>
-            <w:lang w:val="fr_FR" w:bidi="fr_FR"/>
-          </w:rPr>
-          <w:rPr>
-            <w:color w:val="0000EE"/>
-            <w:u w:val="single"/>
-          </w:rPr>
-          <w:t>Gn 30.22–24</w:t>
-        </w:r>
-      </w:hyperlink>
-      <w:r>
-        <w:rPr>
-          <w:lang w:val="fr_FR" w:bidi="fr_FR"/>
-        </w:rPr>
-        <w:t xml:space="preserve"> ; </w:t>
-      </w:r>
-      <w:hyperlink r:id="rId85">
-        <w:r>
-          <w:rPr>
-            <w:lang w:val="fr_FR" w:bidi="fr_FR"/>
-          </w:rPr>
-          <w:rPr>
-            <w:color w:val="0000EE"/>
-            <w:u w:val="single"/>
-          </w:rPr>
-          <w:t>1S 1.9–20</w:t>
-        </w:r>
-      </w:hyperlink>
-      <w:r>
-        <w:rPr>
-          <w:lang w:val="fr_FR" w:bidi="fr_FR"/>
-        </w:rPr>
-        <w:t xml:space="preserve"> ; </w:t>
-      </w:r>
-      <w:hyperlink r:id="rId86">
-        <w:r>
-          <w:rPr>
-            <w:lang w:val="fr_FR" w:bidi="fr_FR"/>
-          </w:rPr>
-          <w:rPr>
-            <w:color w:val="0000EE"/>
-            <w:u w:val="single"/>
-          </w:rPr>
-          <w:t>2R 4.14–17</w:t>
-        </w:r>
-      </w:hyperlink>
-      <w:r>
-        <w:rPr>
-          <w:lang w:val="fr_FR" w:bidi="fr_FR"/>
-        </w:rPr>
-        <w:t xml:space="preserve"> ; </w:t>
-      </w:r>
-      <w:hyperlink r:id="rId87">
-        <w:r>
-          <w:rPr>
-            <w:lang w:val="fr_FR" w:bidi="fr_FR"/>
-          </w:rPr>
-          <w:rPr>
-            <w:color w:val="0000EE"/>
-            <w:u w:val="single"/>
-          </w:rPr>
-          <w:t>Lc 1.5–25</w:t>
-        </w:r>
-      </w:hyperlink>
+      <w:r>
+        <w:rPr>
+          <w:lang w:val="fr_FR" w:bidi="fr_FR"/>
+        </w:rPr>
+        <w:t>Gn 30.22–24</w:t>
+      </w:r>
+      <w:r>
+        <w:rPr>
+          <w:lang w:val="fr_FR" w:bidi="fr_FR"/>
+        </w:rPr>
+        <w:t xml:space="preserve"> ; </w:t>
+      </w:r>
+      <w:r>
+        <w:rPr>
+          <w:lang w:val="fr_FR" w:bidi="fr_FR"/>
+        </w:rPr>
+        <w:t>1S 1.9–20</w:t>
+      </w:r>
+      <w:r>
+        <w:rPr>
+          <w:lang w:val="fr_FR" w:bidi="fr_FR"/>
+        </w:rPr>
+        <w:t xml:space="preserve"> ; </w:t>
+      </w:r>
+      <w:r>
+        <w:rPr>
+          <w:lang w:val="fr_FR" w:bidi="fr_FR"/>
+        </w:rPr>
+        <w:t>2R 4.14–17</w:t>
+      </w:r>
+      <w:r>
+        <w:rPr>
+          <w:lang w:val="fr_FR" w:bidi="fr_FR"/>
+        </w:rPr>
+        <w:t xml:space="preserve"> ; </w:t>
+      </w:r>
+      <w:r>
+        <w:rPr>
+          <w:lang w:val="fr_FR" w:bidi="fr_FR"/>
+        </w:rPr>
+        <w:t>Lc 1.5–25</w:t>
+      </w:r>
       <w:r>
         <w:rPr>
           <w:lang w:val="fr_FR" w:bidi="fr_FR"/>
         </w:rPr>
         <w:t xml:space="preserve">). Dieu renouvela à nouveau ses promesses, après quoi Sara tomba enceinte et donna naissance à Isaac. Sara avait quatre-vingt-dix ans quand cela arriva, ce qui montre le pouvoir de Dieu pour réaliser ce qui semble impossible (comparer </w:t>
       </w:r>
-      <w:hyperlink r:id="rId88">
-        <w:r>
-          <w:rPr>
-            <w:lang w:val="fr_FR" w:bidi="fr_FR"/>
-          </w:rPr>
-          <w:rPr>
-            <w:color w:val="0000EE"/>
-            <w:u w:val="single"/>
-          </w:rPr>
-          <w:t>Gn 17.17</w:t>
-        </w:r>
-      </w:hyperlink>
-      <w:r>
-        <w:rPr>
-          <w:lang w:val="fr_FR" w:bidi="fr_FR"/>
-        </w:rPr>
-        <w:t xml:space="preserve"> ; </w:t>
-      </w:r>
-      <w:hyperlink r:id="rId89">
-        <w:r>
-          <w:rPr>
-            <w:lang w:val="fr_FR" w:bidi="fr_FR"/>
-          </w:rPr>
-          <w:rPr>
-            <w:color w:val="0000EE"/>
-            <w:u w:val="single"/>
-          </w:rPr>
-          <w:t>21.1–5</w:t>
-        </w:r>
-      </w:hyperlink>
+      <w:r>
+        <w:rPr>
+          <w:lang w:val="fr_FR" w:bidi="fr_FR"/>
+        </w:rPr>
+        <w:t>Gn 17.17</w:t>
+      </w:r>
+      <w:r>
+        <w:rPr>
+          <w:lang w:val="fr_FR" w:bidi="fr_FR"/>
+        </w:rPr>
+        <w:t xml:space="preserve"> ; </w:t>
+      </w:r>
+      <w:r>
+        <w:rPr>
+          <w:lang w:val="fr_FR" w:bidi="fr_FR"/>
+        </w:rPr>
+        <w:t>21.1–5</w:t>
+      </w:r>
       <w:r>
         <w:rPr>
           <w:lang w:val="fr_FR" w:bidi="fr_FR"/>
         </w:rPr>
         <w:t>). Son nom fut changé de Saraï à Sara lorsque Dieu promit la naissance d'Isaac (</w:t>
       </w:r>
-      <w:hyperlink r:id="rId90">
-        <w:r>
-          <w:rPr>
-            <w:lang w:val="fr_FR" w:bidi="fr_FR"/>
-          </w:rPr>
-          <w:rPr>
-            <w:color w:val="0000EE"/>
-            <w:u w:val="single"/>
-          </w:rPr>
-          <w:t>Gn 17.15–16</w:t>
-        </w:r>
-      </w:hyperlink>
+      <w:r>
+        <w:rPr>
+          <w:lang w:val="fr_FR" w:bidi="fr_FR"/>
+        </w:rPr>
+        <w:t>Gn 17.15–16</w:t>
+      </w:r>
       <w:r>
         <w:rPr>
           <w:lang w:val="fr_FR" w:bidi="fr_FR"/>
         </w:rPr>
         <w:t>). Bien qu'elle ait ri en entendant la promesse de la naissance d'Isaac, Sara fut honorée pour sa foi (</w:t>
       </w:r>
-      <w:hyperlink r:id="rId91">
-        <w:r>
-          <w:rPr>
-            <w:lang w:val="fr_FR" w:bidi="fr_FR"/>
-          </w:rPr>
-          <w:rPr>
-            <w:color w:val="0000EE"/>
-            <w:u w:val="single"/>
-          </w:rPr>
-          <w:t>Gn 18.10–15</w:t>
-        </w:r>
-      </w:hyperlink>
+      <w:r>
+        <w:rPr>
+          <w:lang w:val="fr_FR" w:bidi="fr_FR"/>
+        </w:rPr>
+        <w:t>Gn 18.10–15</w:t>
+      </w:r>
       <w:r>
         <w:rPr>
           <w:lang w:val="fr_FR" w:bidi="fr_FR"/>
@@ -2511,108 +1953,72 @@
         </w:rPr>
         <w:t>Sara mourut à l'âge de 127 ans et fut enterrée dans la grotte que son mari Abraham avait acquise à Macpéla (</w:t>
       </w:r>
-      <w:hyperlink r:id="rId92">
-        <w:r>
-          <w:rPr>
-            <w:lang w:val="fr_FR" w:bidi="fr_FR"/>
-          </w:rPr>
-          <w:rPr>
-            <w:color w:val="0000EE"/>
-            <w:u w:val="single"/>
-          </w:rPr>
-          <w:t>Gn 23</w:t>
-        </w:r>
-      </w:hyperlink>
+      <w:r>
+        <w:rPr>
+          <w:lang w:val="fr_FR" w:bidi="fr_FR"/>
+        </w:rPr>
+        <w:t>Gn 23</w:t>
+      </w:r>
       <w:r>
         <w:rPr>
           <w:lang w:val="fr_FR" w:bidi="fr_FR"/>
         </w:rPr>
         <w:t>). Elle est reconnue comme la mère de la nation d'Israël (</w:t>
       </w:r>
-      <w:hyperlink r:id="rId93">
-        <w:r>
-          <w:rPr>
-            <w:lang w:val="fr_FR" w:bidi="fr_FR"/>
-          </w:rPr>
-          <w:rPr>
-            <w:color w:val="0000EE"/>
-            <w:u w:val="single"/>
-          </w:rPr>
-          <w:t>Es 51.2</w:t>
-        </w:r>
-      </w:hyperlink>
+      <w:r>
+        <w:rPr>
+          <w:lang w:val="fr_FR" w:bidi="fr_FR"/>
+        </w:rPr>
+        <w:t>Es 51.2</w:t>
+      </w:r>
       <w:r>
         <w:rPr>
           <w:lang w:val="fr_FR" w:bidi="fr_FR"/>
         </w:rPr>
         <w:t xml:space="preserve">), tout comme Abraham en est le père, et joue un rôle clé dans les récits faisant allusion à la foi d'Abraham (voir </w:t>
       </w:r>
-      <w:hyperlink r:id="rId94">
-        <w:r>
-          <w:rPr>
-            <w:lang w:val="fr_FR" w:bidi="fr_FR"/>
-          </w:rPr>
-          <w:rPr>
-            <w:color w:val="0000EE"/>
-            <w:u w:val="single"/>
-          </w:rPr>
-          <w:t>Rm 4.19</w:t>
-        </w:r>
-      </w:hyperlink>
+      <w:r>
+        <w:rPr>
+          <w:lang w:val="fr_FR" w:bidi="fr_FR"/>
+        </w:rPr>
+        <w:t>Rm 4.19</w:t>
+      </w:r>
       <w:r>
         <w:rPr>
           <w:lang w:val="fr_FR" w:bidi="fr_FR"/>
         </w:rPr>
         <w:t xml:space="preserve">). Par ailleurs, elle symbolise la liberté que possèdent les chrétiens (en tant qu'enfants de Sara, la femme libre) par la foi en Christ (voir </w:t>
       </w:r>
-      <w:hyperlink r:id="rId95">
-        <w:r>
-          <w:rPr>
-            <w:lang w:val="fr_FR" w:bidi="fr_FR"/>
-          </w:rPr>
-          <w:rPr>
-            <w:color w:val="0000EE"/>
-            <w:u w:val="single"/>
-          </w:rPr>
-          <w:t>Ga 4.21–31</w:t>
-        </w:r>
-      </w:hyperlink>
+      <w:r>
+        <w:rPr>
+          <w:lang w:val="fr_FR" w:bidi="fr_FR"/>
+        </w:rPr>
+        <w:t>Ga 4.21–31</w:t>
+      </w:r>
       <w:r>
         <w:rPr>
           <w:lang w:val="fr_FR" w:bidi="fr_FR"/>
         </w:rPr>
         <w:t>). Pierre la présente comme un exemple de soumission sainte (</w:t>
       </w:r>
-      <w:hyperlink r:id="rId96">
-        <w:r>
-          <w:rPr>
-            <w:lang w:val="fr_FR" w:bidi="fr_FR"/>
-          </w:rPr>
-          <w:rPr>
-            <w:color w:val="0000EE"/>
-            <w:u w:val="single"/>
-          </w:rPr>
-          <w:t>1P 3.5–6</w:t>
-        </w:r>
-      </w:hyperlink>
+      <w:r>
+        <w:rPr>
+          <w:lang w:val="fr_FR" w:bidi="fr_FR"/>
+        </w:rPr>
+        <w:t>1P 3.5–6</w:t>
+      </w:r>
       <w:r>
         <w:rPr>
           <w:lang w:val="fr_FR" w:bidi="fr_FR"/>
         </w:rPr>
         <w:t>), tandis que l'épître aux Hébreux en fait un modèle de foi, soulignant sa confiance en la capacité de Dieu à tenir ses promesses (</w:t>
       </w:r>
-      <w:hyperlink r:id="rId97">
-        <w:r>
-          <w:rPr>
-            <w:lang w:val="fr_FR" w:bidi="fr_FR"/>
-          </w:rPr>
-          <w:rPr>
-            <w:color w:val="0000EE"/>
-            <w:u w:val="single"/>
-          </w:rPr>
-          <w:t>Hé 11.11–12</w:t>
-        </w:r>
-      </w:hyperlink>
+      <w:r>
+        <w:rPr>
+          <w:lang w:val="fr_FR" w:bidi="fr_FR"/>
+        </w:rPr>
+        <w:t>Hé 11.11–12</w:t>
+      </w:r>
       <w:r>
         <w:rPr>
           <w:lang w:val="fr_FR" w:bidi="fr_FR"/>
@@ -2642,234 +2048,156 @@
           <w:lang w:val="fr_FR" w:bidi="fr_FR"/>
         </w:rPr>
       </w:r>
-      <w:hyperlink r:id="rId98">
-        <w:r>
-          <w:rPr>
-            <w:lang w:val="fr_FR" w:bidi="fr_FR"/>
-          </w:rPr>
-          <w:rPr>
-            <w:color w:val="0000EE"/>
-            <w:u w:val="single"/>
-          </w:rPr>
-          <w:t>Gn 11.29–31</w:t>
-        </w:r>
-      </w:hyperlink>
-      <w:r>
-        <w:rPr>
-          <w:lang w:val="fr_FR" w:bidi="fr_FR"/>
-        </w:rPr>
-        <w:t xml:space="preserve"> ; </w:t>
-      </w:r>
-      <w:hyperlink r:id="rId80">
-        <w:r>
-          <w:rPr>
-            <w:lang w:val="fr_FR" w:bidi="fr_FR"/>
-          </w:rPr>
-          <w:rPr>
-            <w:color w:val="0000EE"/>
-            <w:u w:val="single"/>
-          </w:rPr>
-          <w:t>12.10–20</w:t>
-        </w:r>
-      </w:hyperlink>
-      <w:r>
-        <w:rPr>
-          <w:lang w:val="fr_FR" w:bidi="fr_FR"/>
-        </w:rPr>
-        <w:t xml:space="preserve"> ; </w:t>
-      </w:r>
-      <w:hyperlink r:id="rId99">
-        <w:r>
-          <w:rPr>
-            <w:lang w:val="fr_FR" w:bidi="fr_FR"/>
-          </w:rPr>
-          <w:rPr>
-            <w:color w:val="0000EE"/>
-            <w:u w:val="single"/>
-          </w:rPr>
-          <w:t>17.15–22</w:t>
-        </w:r>
-      </w:hyperlink>
-      <w:r>
-        <w:rPr>
-          <w:lang w:val="fr_FR" w:bidi="fr_FR"/>
-        </w:rPr>
-        <w:t xml:space="preserve"> ; </w:t>
-      </w:r>
-      <w:hyperlink r:id="rId100">
-        <w:r>
-          <w:rPr>
-            <w:lang w:val="fr_FR" w:bidi="fr_FR"/>
-          </w:rPr>
-          <w:rPr>
-            <w:color w:val="0000EE"/>
-            <w:u w:val="single"/>
-          </w:rPr>
-          <w:t>18.9–15</w:t>
-        </w:r>
-      </w:hyperlink>
-      <w:r>
-        <w:rPr>
-          <w:lang w:val="fr_FR" w:bidi="fr_FR"/>
-        </w:rPr>
-        <w:t xml:space="preserve"> ; </w:t>
-      </w:r>
-      <w:hyperlink r:id="rId81">
-        <w:r>
-          <w:rPr>
-            <w:lang w:val="fr_FR" w:bidi="fr_FR"/>
-          </w:rPr>
-          <w:rPr>
-            <w:color w:val="0000EE"/>
-            <w:u w:val="single"/>
-          </w:rPr>
-          <w:t>20.1–18</w:t>
-        </w:r>
-      </w:hyperlink>
-      <w:r>
-        <w:rPr>
-          <w:lang w:val="fr_FR" w:bidi="fr_FR"/>
-        </w:rPr>
-        <w:t xml:space="preserve"> ; </w:t>
-      </w:r>
-      <w:hyperlink r:id="rId101">
-        <w:r>
-          <w:rPr>
-            <w:lang w:val="fr_FR" w:bidi="fr_FR"/>
-          </w:rPr>
-          <w:rPr>
-            <w:color w:val="0000EE"/>
-            <w:u w:val="single"/>
-          </w:rPr>
-          <w:t>21.1–13</w:t>
-        </w:r>
-      </w:hyperlink>
-      <w:r>
-        <w:rPr>
-          <w:lang w:val="fr_FR" w:bidi="fr_FR"/>
-        </w:rPr>
-        <w:t xml:space="preserve"> ; </w:t>
-      </w:r>
-      <w:hyperlink r:id="rId92">
-        <w:r>
-          <w:rPr>
-            <w:lang w:val="fr_FR" w:bidi="fr_FR"/>
-          </w:rPr>
-          <w:rPr>
-            <w:color w:val="0000EE"/>
-            <w:u w:val="single"/>
-          </w:rPr>
-          <w:t>23.1–20</w:t>
-        </w:r>
-      </w:hyperlink>
-      <w:r>
-        <w:rPr>
-          <w:lang w:val="fr_FR" w:bidi="fr_FR"/>
-        </w:rPr>
-        <w:t xml:space="preserve"> ; </w:t>
-      </w:r>
-      <w:hyperlink r:id="rId93">
-        <w:r>
-          <w:rPr>
-            <w:lang w:val="fr_FR" w:bidi="fr_FR"/>
-          </w:rPr>
-          <w:rPr>
-            <w:color w:val="0000EE"/>
-            <w:u w:val="single"/>
-          </w:rPr>
-          <w:t>Es 51.2</w:t>
-        </w:r>
-      </w:hyperlink>
-      <w:r>
-        <w:rPr>
-          <w:lang w:val="fr_FR" w:bidi="fr_FR"/>
-        </w:rPr>
-        <w:t xml:space="preserve"> ; </w:t>
-      </w:r>
-      <w:hyperlink r:id="rId94">
-        <w:r>
-          <w:rPr>
-            <w:lang w:val="fr_FR" w:bidi="fr_FR"/>
-          </w:rPr>
-          <w:rPr>
-            <w:color w:val="0000EE"/>
-            <w:u w:val="single"/>
-          </w:rPr>
-          <w:t>Rm 4.19</w:t>
-        </w:r>
-      </w:hyperlink>
-      <w:r>
-        <w:rPr>
-          <w:lang w:val="fr_FR" w:bidi="fr_FR"/>
-        </w:rPr>
-        <w:t xml:space="preserve"> ; </w:t>
-      </w:r>
-      <w:hyperlink r:id="rId102">
-        <w:r>
-          <w:rPr>
-            <w:lang w:val="fr_FR" w:bidi="fr_FR"/>
-          </w:rPr>
-          <w:rPr>
-            <w:color w:val="0000EE"/>
-            <w:u w:val="single"/>
-          </w:rPr>
-          <w:t>9.6–9</w:t>
-        </w:r>
-      </w:hyperlink>
-      <w:r>
-        <w:rPr>
-          <w:lang w:val="fr_FR" w:bidi="fr_FR"/>
-        </w:rPr>
-        <w:t xml:space="preserve"> ; </w:t>
-      </w:r>
-      <w:hyperlink r:id="rId95">
-        <w:r>
-          <w:rPr>
-            <w:lang w:val="fr_FR" w:bidi="fr_FR"/>
-          </w:rPr>
-          <w:rPr>
-            <w:color w:val="0000EE"/>
-            <w:u w:val="single"/>
-          </w:rPr>
-          <w:t>Ga 4.21–31</w:t>
-        </w:r>
-      </w:hyperlink>
-      <w:r>
-        <w:rPr>
-          <w:lang w:val="fr_FR" w:bidi="fr_FR"/>
-        </w:rPr>
-        <w:t xml:space="preserve"> ; </w:t>
-      </w:r>
-      <w:hyperlink r:id="rId97">
-        <w:r>
-          <w:rPr>
-            <w:lang w:val="fr_FR" w:bidi="fr_FR"/>
-          </w:rPr>
-          <w:rPr>
-            <w:color w:val="0000EE"/>
-            <w:u w:val="single"/>
-          </w:rPr>
-          <w:t>Hé 11.11–12</w:t>
-        </w:r>
-      </w:hyperlink>
-      <w:r>
-        <w:rPr>
-          <w:lang w:val="fr_FR" w:bidi="fr_FR"/>
-        </w:rPr>
-        <w:t xml:space="preserve"> ; </w:t>
-      </w:r>
-      <w:hyperlink r:id="rId103">
-        <w:r>
-          <w:rPr>
-            <w:lang w:val="fr_FR" w:bidi="fr_FR"/>
-          </w:rPr>
-          <w:rPr>
-            <w:color w:val="0000EE"/>
-            <w:u w:val="single"/>
-          </w:rPr>
-          <w:t>1P 3.6</w:t>
-        </w:r>
-      </w:hyperlink>
+      <w:r>
+        <w:rPr>
+          <w:lang w:val="fr_FR" w:bidi="fr_FR"/>
+        </w:rPr>
+        <w:t>Gn 11.29–31</w:t>
+      </w:r>
+      <w:r>
+        <w:rPr>
+          <w:lang w:val="fr_FR" w:bidi="fr_FR"/>
+        </w:rPr>
+        <w:t xml:space="preserve"> ; </w:t>
+      </w:r>
+      <w:r>
+        <w:rPr>
+          <w:lang w:val="fr_FR" w:bidi="fr_FR"/>
+        </w:rPr>
+        <w:t>12.10–20</w:t>
+      </w:r>
+      <w:r>
+        <w:rPr>
+          <w:lang w:val="fr_FR" w:bidi="fr_FR"/>
+        </w:rPr>
+        <w:t xml:space="preserve"> ; </w:t>
+      </w:r>
+      <w:r>
+        <w:rPr>
+          <w:lang w:val="fr_FR" w:bidi="fr_FR"/>
+        </w:rPr>
+        <w:t>17.15–22</w:t>
+      </w:r>
+      <w:r>
+        <w:rPr>
+          <w:lang w:val="fr_FR" w:bidi="fr_FR"/>
+        </w:rPr>
+        <w:t xml:space="preserve"> ; </w:t>
+      </w:r>
+      <w:r>
+        <w:rPr>
+          <w:lang w:val="fr_FR" w:bidi="fr_FR"/>
+        </w:rPr>
+        <w:t>18.9–15</w:t>
+      </w:r>
+      <w:r>
+        <w:rPr>
+          <w:lang w:val="fr_FR" w:bidi="fr_FR"/>
+        </w:rPr>
+        <w:t xml:space="preserve"> ; </w:t>
+      </w:r>
+      <w:r>
+        <w:rPr>
+          <w:lang w:val="fr_FR" w:bidi="fr_FR"/>
+        </w:rPr>
+        <w:t>20.1–18</w:t>
+      </w:r>
+      <w:r>
+        <w:rPr>
+          <w:lang w:val="fr_FR" w:bidi="fr_FR"/>
+        </w:rPr>
+        <w:t xml:space="preserve"> ; </w:t>
+      </w:r>
+      <w:r>
+        <w:rPr>
+          <w:lang w:val="fr_FR" w:bidi="fr_FR"/>
+        </w:rPr>
+        <w:t>21.1–13</w:t>
+      </w:r>
+      <w:r>
+        <w:rPr>
+          <w:lang w:val="fr_FR" w:bidi="fr_FR"/>
+        </w:rPr>
+        <w:t xml:space="preserve"> ; </w:t>
+      </w:r>
+      <w:r>
+        <w:rPr>
+          <w:lang w:val="fr_FR" w:bidi="fr_FR"/>
+        </w:rPr>
+        <w:t>23.1–20</w:t>
+      </w:r>
+      <w:r>
+        <w:rPr>
+          <w:lang w:val="fr_FR" w:bidi="fr_FR"/>
+        </w:rPr>
+        <w:t xml:space="preserve"> ; </w:t>
+      </w:r>
+      <w:r>
+        <w:rPr>
+          <w:lang w:val="fr_FR" w:bidi="fr_FR"/>
+        </w:rPr>
+        <w:t>Es 51.2</w:t>
+      </w:r>
+      <w:r>
+        <w:rPr>
+          <w:lang w:val="fr_FR" w:bidi="fr_FR"/>
+        </w:rPr>
+        <w:t xml:space="preserve"> ; </w:t>
+      </w:r>
+      <w:r>
+        <w:rPr>
+          <w:lang w:val="fr_FR" w:bidi="fr_FR"/>
+        </w:rPr>
+        <w:t>Rm 4.19</w:t>
+      </w:r>
+      <w:r>
+        <w:rPr>
+          <w:lang w:val="fr_FR" w:bidi="fr_FR"/>
+        </w:rPr>
+        <w:t xml:space="preserve"> ; </w:t>
+      </w:r>
+      <w:r>
+        <w:rPr>
+          <w:lang w:val="fr_FR" w:bidi="fr_FR"/>
+        </w:rPr>
+        <w:t>9.6–9</w:t>
+      </w:r>
+      <w:r>
+        <w:rPr>
+          <w:lang w:val="fr_FR" w:bidi="fr_FR"/>
+        </w:rPr>
+        <w:t xml:space="preserve"> ; </w:t>
+      </w:r>
+      <w:r>
+        <w:rPr>
+          <w:lang w:val="fr_FR" w:bidi="fr_FR"/>
+        </w:rPr>
+        <w:t>Ga 4.21–31</w:t>
+      </w:r>
+      <w:r>
+        <w:rPr>
+          <w:lang w:val="fr_FR" w:bidi="fr_FR"/>
+        </w:rPr>
+        <w:t xml:space="preserve"> ; </w:t>
+      </w:r>
+      <w:r>
+        <w:rPr>
+          <w:lang w:val="fr_FR" w:bidi="fr_FR"/>
+        </w:rPr>
+        <w:t>Hé 11.11–12</w:t>
+      </w:r>
+      <w:r>
+        <w:rPr>
+          <w:lang w:val="fr_FR" w:bidi="fr_FR"/>
+        </w:rPr>
+        <w:t xml:space="preserve"> ; </w:t>
+      </w:r>
+      <w:r>
+        <w:rPr>
+          <w:lang w:val="fr_FR" w:bidi="fr_FR"/>
+        </w:rPr>
+        <w:t>1P 3.6</w:t>
+      </w:r>
       <w:r>
         <w:rPr>
           <w:lang w:val="fr_FR" w:bidi="fr_FR"/>
@@ -2918,36 +2246,24 @@
         </w:rPr>
         <w:t>Le livre de Job mentionne « Satan » comme faisant partie de la cour céleste (</w:t>
       </w:r>
-      <w:hyperlink r:id="rId104">
-        <w:r>
-          <w:rPr>
-            <w:lang w:val="fr_FR" w:bidi="fr_FR"/>
-          </w:rPr>
-          <w:rPr>
-            <w:color w:val="0000EE"/>
-            <w:u w:val="single"/>
-          </w:rPr>
-          <w:t>Jb 1.6</w:t>
-        </w:r>
-      </w:hyperlink>
+      <w:r>
+        <w:rPr>
+          <w:lang w:val="fr_FR" w:bidi="fr_FR"/>
+        </w:rPr>
+        <w:t>Jb 1.6</w:t>
+      </w:r>
       <w:r>
         <w:rPr>
           <w:lang w:val="fr_FR" w:bidi="fr_FR"/>
         </w:rPr>
         <w:t xml:space="preserve">; </w:t>
       </w:r>
-      <w:hyperlink r:id="rId105">
-        <w:r>
-          <w:rPr>
-            <w:lang w:val="fr_FR" w:bidi="fr_FR"/>
-          </w:rPr>
-          <w:rPr>
-            <w:color w:val="0000EE"/>
-            <w:u w:val="single"/>
-          </w:rPr>
-          <w:t>2.1</w:t>
-        </w:r>
-      </w:hyperlink>
+      <w:r>
+        <w:rPr>
+          <w:lang w:val="fr_FR" w:bidi="fr_FR"/>
+        </w:rPr>
+        <w:t>2.1</w:t>
+      </w:r>
       <w:r>
         <w:rPr>
           <w:lang w:val="fr_FR" w:bidi="fr_FR"/>
@@ -2967,72 +2283,48 @@
         </w:rPr>
         <w:t xml:space="preserve"> désigne un adversaire ou quelqu'un qui accuse en justice (voir </w:t>
       </w:r>
-      <w:hyperlink r:id="rId106">
-        <w:r>
-          <w:rPr>
-            <w:lang w:val="fr_FR" w:bidi="fr_FR"/>
-          </w:rPr>
-          <w:rPr>
-            <w:color w:val="0000EE"/>
-            <w:u w:val="single"/>
-          </w:rPr>
-          <w:t>Jb 1–2</w:t>
-        </w:r>
-      </w:hyperlink>
+      <w:r>
+        <w:rPr>
+          <w:lang w:val="fr_FR" w:bidi="fr_FR"/>
+        </w:rPr>
+        <w:t>Jb 1–2</w:t>
+      </w:r>
       <w:r>
         <w:rPr>
           <w:lang w:val="fr_FR" w:bidi="fr_FR"/>
         </w:rPr>
         <w:t xml:space="preserve">; </w:t>
       </w:r>
-      <w:hyperlink r:id="rId107">
-        <w:r>
-          <w:rPr>
-            <w:lang w:val="fr_FR" w:bidi="fr_FR"/>
-          </w:rPr>
-          <w:rPr>
-            <w:color w:val="0000EE"/>
-            <w:u w:val="single"/>
-          </w:rPr>
-          <w:t>Za 3.1</w:t>
-        </w:r>
-      </w:hyperlink>
+      <w:r>
+        <w:rPr>
+          <w:lang w:val="fr_FR" w:bidi="fr_FR"/>
+        </w:rPr>
+        <w:t>Za 3.1</w:t>
+      </w:r>
       <w:r>
         <w:rPr>
           <w:lang w:val="fr_FR" w:bidi="fr_FR"/>
         </w:rPr>
         <w:t xml:space="preserve">). Les anges sont parfois employés par Dieu pour s'opposer à ceux qui font le mal, et pour rendre un jugement équitable (voir par exemple, </w:t>
       </w:r>
-      <w:hyperlink r:id="rId108">
-        <w:r>
-          <w:rPr>
-            <w:lang w:val="fr_FR" w:bidi="fr_FR"/>
-          </w:rPr>
-          <w:rPr>
-            <w:color w:val="0000EE"/>
-            <w:u w:val="single"/>
-          </w:rPr>
-          <w:t>Nb 22.22</w:t>
-        </w:r>
-      </w:hyperlink>
+      <w:r>
+        <w:rPr>
+          <w:lang w:val="fr_FR" w:bidi="fr_FR"/>
+        </w:rPr>
+        <w:t>Nb 22.22</w:t>
+      </w:r>
       <w:r>
         <w:rPr>
           <w:lang w:val="fr_FR" w:bidi="fr_FR"/>
         </w:rPr>
         <w:t xml:space="preserve">, </w:t>
       </w:r>
-      <w:hyperlink r:id="rId109">
-        <w:r>
-          <w:rPr>
-            <w:lang w:val="fr_FR" w:bidi="fr_FR"/>
-          </w:rPr>
-          <w:rPr>
-            <w:color w:val="0000EE"/>
-            <w:u w:val="single"/>
-          </w:rPr>
-          <w:t>32</w:t>
-        </w:r>
-      </w:hyperlink>
+      <w:r>
+        <w:rPr>
+          <w:lang w:val="fr_FR" w:bidi="fr_FR"/>
+        </w:rPr>
+        <w:t>32</w:t>
+      </w:r>
       <w:r>
         <w:rPr>
           <w:lang w:val="fr_FR" w:bidi="fr_FR"/>
@@ -3052,18 +2344,12 @@
         </w:rPr>
         <w:t xml:space="preserve"> est souvent traduit par « résister » ; voir aussi </w:t>
       </w:r>
-      <w:hyperlink r:id="rId110">
-        <w:r>
-          <w:rPr>
-            <w:lang w:val="fr_FR" w:bidi="fr_FR"/>
-          </w:rPr>
-          <w:rPr>
-            <w:color w:val="0000EE"/>
-            <w:u w:val="single"/>
-          </w:rPr>
-          <w:t>1R 22.19–23</w:t>
-        </w:r>
-      </w:hyperlink>
+      <w:r>
+        <w:rPr>
+          <w:lang w:val="fr_FR" w:bidi="fr_FR"/>
+        </w:rPr>
+        <w:t>1R 22.19–23</w:t>
+      </w:r>
       <w:r>
         <w:rPr>
           <w:lang w:val="fr_FR" w:bidi="fr_FR"/>
@@ -3097,18 +2383,12 @@
         </w:rPr>
         <w:t xml:space="preserve"> 2.24). Dans le Nouveau Testament, le chef des démons est désigné sous le nom de « Satan » (</w:t>
       </w:r>
-      <w:hyperlink r:id="rId111">
-        <w:r>
-          <w:rPr>
-            <w:lang w:val="fr_FR" w:bidi="fr_FR"/>
-          </w:rPr>
-          <w:rPr>
-            <w:color w:val="0000EE"/>
-            <w:u w:val="single"/>
-          </w:rPr>
-          <w:t>Ap 20.2</w:t>
-        </w:r>
-      </w:hyperlink>
+      <w:r>
+        <w:rPr>
+          <w:lang w:val="fr_FR" w:bidi="fr_FR"/>
+        </w:rPr>
+        <w:t>Ap 20.2</w:t>
+      </w:r>
       <w:r>
         <w:rPr>
           <w:lang w:val="fr_FR" w:bidi="fr_FR"/>
@@ -3133,18 +2413,12 @@
         </w:rPr>
         <w:t>Le diable (</w:t>
       </w:r>
-      <w:hyperlink r:id="rId112">
-        <w:r>
-          <w:rPr>
-            <w:lang w:val="fr_FR" w:bidi="fr_FR"/>
-          </w:rPr>
-          <w:rPr>
-            <w:color w:val="0000EE"/>
-            <w:u w:val="single"/>
-          </w:rPr>
-          <w:t>Mt 4.1–11</w:t>
-        </w:r>
-      </w:hyperlink>
+      <w:r>
+        <w:rPr>
+          <w:lang w:val="fr_FR" w:bidi="fr_FR"/>
+        </w:rPr>
+        <w:t>Mt 4.1–11</w:t>
+      </w:r>
       <w:r>
         <w:rPr>
           <w:lang w:val="fr_FR" w:bidi="fr_FR"/>
@@ -3169,18 +2443,12 @@
         </w:rPr>
         <w:t>Le tentateur (</w:t>
       </w:r>
-      <w:hyperlink r:id="rId113">
-        <w:r>
-          <w:rPr>
-            <w:lang w:val="fr_FR" w:bidi="fr_FR"/>
-          </w:rPr>
-          <w:rPr>
-            <w:color w:val="0000EE"/>
-            <w:u w:val="single"/>
-          </w:rPr>
-          <w:t>1Th 3.5</w:t>
-        </w:r>
-      </w:hyperlink>
+      <w:r>
+        <w:rPr>
+          <w:lang w:val="fr_FR" w:bidi="fr_FR"/>
+        </w:rPr>
+        <w:t>1Th 3.5</w:t>
+      </w:r>
       <w:r>
         <w:rPr>
           <w:lang w:val="fr_FR" w:bidi="fr_FR"/>
@@ -3205,36 +2473,24 @@
         </w:rPr>
         <w:t xml:space="preserve">Béelzébul, le prince des démons (voir notes à </w:t>
       </w:r>
-      <w:hyperlink r:id="rId114">
-        <w:r>
-          <w:rPr>
-            <w:lang w:val="fr_FR" w:bidi="fr_FR"/>
-          </w:rPr>
-          <w:rPr>
-            <w:color w:val="0000EE"/>
-            <w:u w:val="single"/>
-          </w:rPr>
-          <w:t>Mt 12.24</w:t>
-        </w:r>
-      </w:hyperlink>
-      <w:r>
-        <w:rPr>
-          <w:lang w:val="fr_FR" w:bidi="fr_FR"/>
-        </w:rPr>
-        <w:t xml:space="preserve"> ; </w:t>
-      </w:r>
-      <w:hyperlink r:id="rId115">
-        <w:r>
-          <w:rPr>
-            <w:lang w:val="fr_FR" w:bidi="fr_FR"/>
-          </w:rPr>
-          <w:rPr>
-            <w:color w:val="0000EE"/>
-            <w:u w:val="single"/>
-          </w:rPr>
-          <w:t>Lc 11.15</w:t>
-        </w:r>
-      </w:hyperlink>
+      <w:r>
+        <w:rPr>
+          <w:lang w:val="fr_FR" w:bidi="fr_FR"/>
+        </w:rPr>
+        <w:t>Mt 12.24</w:t>
+      </w:r>
+      <w:r>
+        <w:rPr>
+          <w:lang w:val="fr_FR" w:bidi="fr_FR"/>
+        </w:rPr>
+        <w:t xml:space="preserve"> ; </w:t>
+      </w:r>
+      <w:r>
+        <w:rPr>
+          <w:lang w:val="fr_FR" w:bidi="fr_FR"/>
+        </w:rPr>
+        <w:t>Lc 11.15</w:t>
+      </w:r>
       <w:r>
         <w:rPr>
           <w:lang w:val="fr_FR" w:bidi="fr_FR"/>
@@ -3259,90 +2515,60 @@
         </w:rPr>
         <w:t>Le malin (</w:t>
       </w:r>
-      <w:hyperlink r:id="rId116">
-        <w:r>
-          <w:rPr>
-            <w:lang w:val="fr_FR" w:bidi="fr_FR"/>
-          </w:rPr>
-          <w:rPr>
-            <w:color w:val="0000EE"/>
-            <w:u w:val="single"/>
-          </w:rPr>
-          <w:t>Mt 13.19</w:t>
-        </w:r>
-      </w:hyperlink>
+      <w:r>
+        <w:rPr>
+          <w:lang w:val="fr_FR" w:bidi="fr_FR"/>
+        </w:rPr>
+        <w:t>Mt 13.19</w:t>
+      </w:r>
       <w:r>
         <w:rPr>
           <w:lang w:val="fr_FR" w:bidi="fr_FR"/>
         </w:rPr>
         <w:t xml:space="preserve">, </w:t>
       </w:r>
-      <w:hyperlink r:id="rId117">
-        <w:r>
-          <w:rPr>
-            <w:lang w:val="fr_FR" w:bidi="fr_FR"/>
-          </w:rPr>
-          <w:rPr>
-            <w:color w:val="0000EE"/>
-            <w:u w:val="single"/>
-          </w:rPr>
-          <w:t>38</w:t>
-        </w:r>
-      </w:hyperlink>
-      <w:r>
-        <w:rPr>
-          <w:lang w:val="fr_FR" w:bidi="fr_FR"/>
-        </w:rPr>
-        <w:t xml:space="preserve"> ; </w:t>
-      </w:r>
-      <w:hyperlink r:id="rId118">
-        <w:r>
-          <w:rPr>
-            <w:lang w:val="fr_FR" w:bidi="fr_FR"/>
-          </w:rPr>
-          <w:rPr>
-            <w:color w:val="0000EE"/>
-            <w:u w:val="single"/>
-          </w:rPr>
-          <w:t>1Jn 2.13–14</w:t>
-        </w:r>
-      </w:hyperlink>
-      <w:r>
-        <w:rPr>
-          <w:lang w:val="fr_FR" w:bidi="fr_FR"/>
-        </w:rPr>
-        <w:t xml:space="preserve"> ; </w:t>
-      </w:r>
-      <w:hyperlink r:id="rId119">
-        <w:r>
-          <w:rPr>
-            <w:lang w:val="fr_FR" w:bidi="fr_FR"/>
-          </w:rPr>
-          <w:rPr>
-            <w:color w:val="0000EE"/>
-            <w:u w:val="single"/>
-          </w:rPr>
-          <w:t>3.12</w:t>
-        </w:r>
-      </w:hyperlink>
-      <w:r>
-        <w:rPr>
-          <w:lang w:val="fr_FR" w:bidi="fr_FR"/>
-        </w:rPr>
-        <w:t xml:space="preserve"> ; </w:t>
-      </w:r>
-      <w:hyperlink r:id="rId120">
-        <w:r>
-          <w:rPr>
-            <w:lang w:val="fr_FR" w:bidi="fr_FR"/>
-          </w:rPr>
-          <w:rPr>
-            <w:color w:val="0000EE"/>
-            <w:u w:val="single"/>
-          </w:rPr>
-          <w:t>5.18</w:t>
-        </w:r>
-      </w:hyperlink>
+      <w:r>
+        <w:rPr>
+          <w:lang w:val="fr_FR" w:bidi="fr_FR"/>
+        </w:rPr>
+        <w:t>38</w:t>
+      </w:r>
+      <w:r>
+        <w:rPr>
+          <w:lang w:val="fr_FR" w:bidi="fr_FR"/>
+        </w:rPr>
+        <w:t xml:space="preserve"> ; </w:t>
+      </w:r>
+      <w:r>
+        <w:rPr>
+          <w:lang w:val="fr_FR" w:bidi="fr_FR"/>
+        </w:rPr>
+        <w:t>1Jn 2.13–14</w:t>
+      </w:r>
+      <w:r>
+        <w:rPr>
+          <w:lang w:val="fr_FR" w:bidi="fr_FR"/>
+        </w:rPr>
+        <w:t xml:space="preserve"> ; </w:t>
+      </w:r>
+      <w:r>
+        <w:rPr>
+          <w:lang w:val="fr_FR" w:bidi="fr_FR"/>
+        </w:rPr>
+        <w:t>3.12</w:t>
+      </w:r>
+      <w:r>
+        <w:rPr>
+          <w:lang w:val="fr_FR" w:bidi="fr_FR"/>
+        </w:rPr>
+        <w:t xml:space="preserve"> ; </w:t>
+      </w:r>
+      <w:r>
+        <w:rPr>
+          <w:lang w:val="fr_FR" w:bidi="fr_FR"/>
+        </w:rPr>
+        <w:t>5.18</w:t>
+      </w:r>
       <w:r>
         <w:rPr>
           <w:lang w:val="fr_FR" w:bidi="fr_FR"/>
@@ -3367,18 +2593,12 @@
         </w:rPr>
         <w:t xml:space="preserve">Bélial (voir la note à </w:t>
       </w:r>
-      <w:hyperlink r:id="rId121">
-        <w:r>
-          <w:rPr>
-            <w:lang w:val="fr_FR" w:bidi="fr_FR"/>
-          </w:rPr>
-          <w:rPr>
-            <w:color w:val="0000EE"/>
-            <w:u w:val="single"/>
-          </w:rPr>
-          <w:t>2Co 6.15</w:t>
-        </w:r>
-      </w:hyperlink>
+      <w:r>
+        <w:rPr>
+          <w:lang w:val="fr_FR" w:bidi="fr_FR"/>
+        </w:rPr>
+        <w:t>2Co 6.15</w:t>
+      </w:r>
       <w:r>
         <w:rPr>
           <w:lang w:val="fr_FR" w:bidi="fr_FR"/>
@@ -3403,18 +2623,12 @@
         </w:rPr>
         <w:t>Le séducteur (</w:t>
       </w:r>
-      <w:hyperlink r:id="rId122">
-        <w:r>
-          <w:rPr>
-            <w:lang w:val="fr_FR" w:bidi="fr_FR"/>
-          </w:rPr>
-          <w:rPr>
-            <w:color w:val="0000EE"/>
-            <w:u w:val="single"/>
-          </w:rPr>
-          <w:t>Ap 12.9</w:t>
-        </w:r>
-      </w:hyperlink>
+      <w:r>
+        <w:rPr>
+          <w:lang w:val="fr_FR" w:bidi="fr_FR"/>
+        </w:rPr>
+        <w:t>Ap 12.9</w:t>
+      </w:r>
       <w:r>
         <w:rPr>
           <w:lang w:val="fr_FR" w:bidi="fr_FR"/>
@@ -3439,36 +2653,24 @@
         </w:rPr>
         <w:t>Le grand dragon rouge avec sept têtes (</w:t>
       </w:r>
-      <w:hyperlink r:id="rId123">
-        <w:r>
-          <w:rPr>
-            <w:lang w:val="fr_FR" w:bidi="fr_FR"/>
-          </w:rPr>
-          <w:rPr>
-            <w:color w:val="0000EE"/>
-            <w:u w:val="single"/>
-          </w:rPr>
-          <w:t>Ap 12.3</w:t>
-        </w:r>
-      </w:hyperlink>
+      <w:r>
+        <w:rPr>
+          <w:lang w:val="fr_FR" w:bidi="fr_FR"/>
+        </w:rPr>
+        <w:t>Ap 12.3</w:t>
+      </w:r>
       <w:r>
         <w:rPr>
           <w:lang w:val="fr_FR" w:bidi="fr_FR"/>
         </w:rPr>
         <w:t xml:space="preserve">, </w:t>
       </w:r>
-      <w:hyperlink r:id="rId122">
-        <w:r>
-          <w:rPr>
-            <w:lang w:val="fr_FR" w:bidi="fr_FR"/>
-          </w:rPr>
-          <w:rPr>
-            <w:color w:val="0000EE"/>
-            <w:u w:val="single"/>
-          </w:rPr>
-          <w:t>9</w:t>
-        </w:r>
-      </w:hyperlink>
+      <w:r>
+        <w:rPr>
+          <w:lang w:val="fr_FR" w:bidi="fr_FR"/>
+        </w:rPr>
+        <w:t>9</w:t>
+      </w:r>
       <w:r>
         <w:rPr>
           <w:lang w:val="fr_FR" w:bidi="fr_FR"/>
@@ -3493,18 +2695,12 @@
         </w:rPr>
         <w:t>Le serpent ancien (</w:t>
       </w:r>
-      <w:hyperlink r:id="rId111">
-        <w:r>
-          <w:rPr>
-            <w:lang w:val="fr_FR" w:bidi="fr_FR"/>
-          </w:rPr>
-          <w:rPr>
-            <w:color w:val="0000EE"/>
-            <w:u w:val="single"/>
-          </w:rPr>
-          <w:t>Ap 20.2</w:t>
-        </w:r>
-      </w:hyperlink>
+      <w:r>
+        <w:rPr>
+          <w:lang w:val="fr_FR" w:bidi="fr_FR"/>
+        </w:rPr>
+        <w:t>Ap 20.2</w:t>
+      </w:r>
       <w:r>
         <w:rPr>
           <w:lang w:val="fr_FR" w:bidi="fr_FR"/>
@@ -3529,18 +2725,12 @@
         </w:rPr>
         <w:t>Le meurtrier et le père du mensonge (</w:t>
       </w:r>
-      <w:hyperlink r:id="rId124">
-        <w:r>
-          <w:rPr>
-            <w:lang w:val="fr_FR" w:bidi="fr_FR"/>
-          </w:rPr>
-          <w:rPr>
-            <w:color w:val="0000EE"/>
-            <w:u w:val="single"/>
-          </w:rPr>
-          <w:t>Jn 8.44</w:t>
-        </w:r>
-      </w:hyperlink>
+      <w:r>
+        <w:rPr>
+          <w:lang w:val="fr_FR" w:bidi="fr_FR"/>
+        </w:rPr>
+        <w:t>Jn 8.44</w:t>
+      </w:r>
       <w:r>
         <w:rPr>
           <w:lang w:val="fr_FR" w:bidi="fr_FR"/>
@@ -3561,198 +2751,132 @@
         </w:rPr>
         <w:t>Satan a commis de nombreuses actions mauvaises dirigées contre Dieu et contre l'humanité. Il incita David à recenser son armée alors qu'il ne devait pas le faire (</w:t>
       </w:r>
-      <w:hyperlink r:id="rId125">
-        <w:r>
-          <w:rPr>
-            <w:lang w:val="fr_FR" w:bidi="fr_FR"/>
-          </w:rPr>
-          <w:rPr>
-            <w:color w:val="0000EE"/>
-            <w:u w:val="single"/>
-          </w:rPr>
-          <w:t>1Ch 21.1</w:t>
-        </w:r>
-      </w:hyperlink>
+      <w:r>
+        <w:rPr>
+          <w:lang w:val="fr_FR" w:bidi="fr_FR"/>
+        </w:rPr>
+        <w:t>1Ch 21.1</w:t>
+      </w:r>
       <w:r>
         <w:rPr>
           <w:lang w:val="fr_FR" w:bidi="fr_FR"/>
         </w:rPr>
         <w:t xml:space="preserve"> ; comparer </w:t>
       </w:r>
-      <w:hyperlink r:id="rId126">
-        <w:r>
-          <w:rPr>
-            <w:lang w:val="fr_FR" w:bidi="fr_FR"/>
-          </w:rPr>
-          <w:rPr>
-            <w:color w:val="0000EE"/>
-            <w:u w:val="single"/>
-          </w:rPr>
-          <w:t>2S 24.1</w:t>
-        </w:r>
-      </w:hyperlink>
+      <w:r>
+        <w:rPr>
+          <w:lang w:val="fr_FR" w:bidi="fr_FR"/>
+        </w:rPr>
+        <w:t>2S 24.1</w:t>
+      </w:r>
       <w:r>
         <w:rPr>
           <w:lang w:val="fr_FR" w:bidi="fr_FR"/>
         </w:rPr>
         <w:t>). Il tenta Jésus en essayant de l'inciter à faire le mal, et plus tard, il joua un rôle dans la trahison de Jésus par Judas (</w:t>
       </w:r>
-      <w:hyperlink r:id="rId127">
-        <w:r>
-          <w:rPr>
-            <w:lang w:val="fr_FR" w:bidi="fr_FR"/>
-          </w:rPr>
-          <w:rPr>
-            <w:color w:val="0000EE"/>
-            <w:u w:val="single"/>
-          </w:rPr>
-          <w:t>Mc 1.12–13</w:t>
-        </w:r>
-      </w:hyperlink>
-      <w:r>
-        <w:rPr>
-          <w:lang w:val="fr_FR" w:bidi="fr_FR"/>
-        </w:rPr>
-        <w:t xml:space="preserve"> ; </w:t>
-      </w:r>
-      <w:hyperlink r:id="rId128">
-        <w:r>
-          <w:rPr>
-            <w:lang w:val="fr_FR" w:bidi="fr_FR"/>
-          </w:rPr>
-          <w:rPr>
-            <w:color w:val="0000EE"/>
-            <w:u w:val="single"/>
-          </w:rPr>
-          <w:t>Jn 13.27</w:t>
-        </w:r>
-      </w:hyperlink>
+      <w:r>
+        <w:rPr>
+          <w:lang w:val="fr_FR" w:bidi="fr_FR"/>
+        </w:rPr>
+        <w:t>Mc 1.12–13</w:t>
+      </w:r>
+      <w:r>
+        <w:rPr>
+          <w:lang w:val="fr_FR" w:bidi="fr_FR"/>
+        </w:rPr>
+        <w:t xml:space="preserve"> ; </w:t>
+      </w:r>
+      <w:r>
+        <w:rPr>
+          <w:lang w:val="fr_FR" w:bidi="fr_FR"/>
+        </w:rPr>
+        <w:t>Jn 13.27</w:t>
+      </w:r>
       <w:r>
         <w:rPr>
           <w:lang w:val="fr_FR" w:bidi="fr_FR"/>
         </w:rPr>
         <w:t>). De plus, il chercha à éprouver la foi de Pierre, tout comme il avait éprouvé celle de Job (</w:t>
       </w:r>
-      <w:hyperlink r:id="rId129">
-        <w:r>
-          <w:rPr>
-            <w:lang w:val="fr_FR" w:bidi="fr_FR"/>
-          </w:rPr>
-          <w:rPr>
-            <w:color w:val="0000EE"/>
-            <w:u w:val="single"/>
-          </w:rPr>
-          <w:t>Lc 22.31</w:t>
-        </w:r>
-      </w:hyperlink>
+      <w:r>
+        <w:rPr>
+          <w:lang w:val="fr_FR" w:bidi="fr_FR"/>
+        </w:rPr>
+        <w:t>Lc 22.31</w:t>
+      </w:r>
       <w:r>
         <w:rPr>
           <w:lang w:val="fr_FR" w:bidi="fr_FR"/>
         </w:rPr>
         <w:t>). Il piégea les hommes en les enfermant dans le péché (</w:t>
       </w:r>
-      <w:hyperlink r:id="rId130">
-        <w:r>
-          <w:rPr>
-            <w:lang w:val="fr_FR" w:bidi="fr_FR"/>
-          </w:rPr>
-          <w:rPr>
-            <w:color w:val="0000EE"/>
-            <w:u w:val="single"/>
-          </w:rPr>
-          <w:t>Ac 26.17–18</w:t>
-        </w:r>
-      </w:hyperlink>
+      <w:r>
+        <w:rPr>
+          <w:lang w:val="fr_FR" w:bidi="fr_FR"/>
+        </w:rPr>
+        <w:t>Ac 26.17–18</w:t>
+      </w:r>
       <w:r>
         <w:rPr>
           <w:lang w:val="fr_FR" w:bidi="fr_FR"/>
         </w:rPr>
         <w:t>), et usa de mensonges pour s'opposer au peuple de Dieu (</w:t>
       </w:r>
-      <w:hyperlink r:id="rId131">
-        <w:r>
-          <w:rPr>
-            <w:lang w:val="fr_FR" w:bidi="fr_FR"/>
-          </w:rPr>
-          <w:rPr>
-            <w:color w:val="0000EE"/>
-            <w:u w:val="single"/>
-          </w:rPr>
-          <w:t>1Co 7.5</w:t>
-        </w:r>
-      </w:hyperlink>
-      <w:r>
-        <w:rPr>
-          <w:lang w:val="fr_FR" w:bidi="fr_FR"/>
-        </w:rPr>
-        <w:t xml:space="preserve"> ; </w:t>
-      </w:r>
-      <w:hyperlink r:id="rId132">
-        <w:r>
-          <w:rPr>
-            <w:lang w:val="fr_FR" w:bidi="fr_FR"/>
-          </w:rPr>
-          <w:rPr>
-            <w:color w:val="0000EE"/>
-            <w:u w:val="single"/>
-          </w:rPr>
-          <w:t>2Co 11.14</w:t>
-        </w:r>
-      </w:hyperlink>
+      <w:r>
+        <w:rPr>
+          <w:lang w:val="fr_FR" w:bidi="fr_FR"/>
+        </w:rPr>
+        <w:t>1Co 7.5</w:t>
+      </w:r>
+      <w:r>
+        <w:rPr>
+          <w:lang w:val="fr_FR" w:bidi="fr_FR"/>
+        </w:rPr>
+        <w:t xml:space="preserve"> ; </w:t>
+      </w:r>
+      <w:r>
+        <w:rPr>
+          <w:lang w:val="fr_FR" w:bidi="fr_FR"/>
+        </w:rPr>
+        <w:t>2Co 11.14</w:t>
+      </w:r>
       <w:r>
         <w:rPr>
           <w:lang w:val="fr_FR" w:bidi="fr_FR"/>
         </w:rPr>
         <w:t>). Mais à la fin des temps, Dieu vaincra et emprisonnera Satan, triomphant ainsi de l'adversaire du peuple divin (</w:t>
       </w:r>
-      <w:hyperlink r:id="rId122">
-        <w:r>
-          <w:rPr>
-            <w:lang w:val="fr_FR" w:bidi="fr_FR"/>
-          </w:rPr>
-          <w:rPr>
-            <w:color w:val="0000EE"/>
-            <w:u w:val="single"/>
-          </w:rPr>
-          <w:t>Ap 12.9</w:t>
-        </w:r>
-      </w:hyperlink>
-      <w:r>
-        <w:rPr>
-          <w:lang w:val="fr_FR" w:bidi="fr_FR"/>
-        </w:rPr>
-        <w:t xml:space="preserve"> ; </w:t>
-      </w:r>
-      <w:hyperlink r:id="rId111">
-        <w:r>
-          <w:rPr>
-            <w:lang w:val="fr_FR" w:bidi="fr_FR"/>
-          </w:rPr>
-          <w:rPr>
-            <w:color w:val="0000EE"/>
-            <w:u w:val="single"/>
-          </w:rPr>
-          <w:t>20.2</w:t>
-        </w:r>
-      </w:hyperlink>
+      <w:r>
+        <w:rPr>
+          <w:lang w:val="fr_FR" w:bidi="fr_FR"/>
+        </w:rPr>
+        <w:t>Ap 12.9</w:t>
+      </w:r>
+      <w:r>
+        <w:rPr>
+          <w:lang w:val="fr_FR" w:bidi="fr_FR"/>
+        </w:rPr>
+        <w:t xml:space="preserve"> ; </w:t>
+      </w:r>
+      <w:r>
+        <w:rPr>
+          <w:lang w:val="fr_FR" w:bidi="fr_FR"/>
+        </w:rPr>
+        <w:t>20.2</w:t>
+      </w:r>
       <w:r>
         <w:rPr>
           <w:lang w:val="fr_FR" w:bidi="fr_FR"/>
         </w:rPr>
         <w:t xml:space="preserve">, </w:t>
       </w:r>
-      <w:hyperlink r:id="rId133">
-        <w:r>
-          <w:rPr>
-            <w:lang w:val="fr_FR" w:bidi="fr_FR"/>
-          </w:rPr>
-          <w:rPr>
-            <w:color w:val="0000EE"/>
-            <w:u w:val="single"/>
-          </w:rPr>
-          <w:t>10</w:t>
-        </w:r>
-      </w:hyperlink>
+      <w:r>
+        <w:rPr>
+          <w:lang w:val="fr_FR" w:bidi="fr_FR"/>
+        </w:rPr>
+        <w:t>10</w:t>
+      </w:r>
       <w:r>
         <w:rPr>
           <w:lang w:val="fr_FR" w:bidi="fr_FR"/>
@@ -3782,756 +2906,504 @@
           <w:lang w:val="fr_FR" w:bidi="fr_FR"/>
         </w:rPr>
       </w:r>
-      <w:hyperlink r:id="rId108">
-        <w:r>
-          <w:rPr>
-            <w:lang w:val="fr_FR" w:bidi="fr_FR"/>
-          </w:rPr>
-          <w:rPr>
-            <w:color w:val="0000EE"/>
-            <w:u w:val="single"/>
-          </w:rPr>
-          <w:t>Nb 22.22</w:t>
-        </w:r>
-      </w:hyperlink>
+      <w:r>
+        <w:rPr>
+          <w:lang w:val="fr_FR" w:bidi="fr_FR"/>
+        </w:rPr>
+        <w:t>Nb 22.22</w:t>
+      </w:r>
       <w:r>
         <w:rPr>
           <w:lang w:val="fr_FR" w:bidi="fr_FR"/>
         </w:rPr>
         <w:t xml:space="preserve">, </w:t>
       </w:r>
-      <w:hyperlink r:id="rId109">
-        <w:r>
-          <w:rPr>
-            <w:lang w:val="fr_FR" w:bidi="fr_FR"/>
-          </w:rPr>
-          <w:rPr>
-            <w:color w:val="0000EE"/>
-            <w:u w:val="single"/>
-          </w:rPr>
-          <w:t>32</w:t>
-        </w:r>
-      </w:hyperlink>
-      <w:r>
-        <w:rPr>
-          <w:lang w:val="fr_FR" w:bidi="fr_FR"/>
-        </w:rPr>
-        <w:t xml:space="preserve"> ; </w:t>
-      </w:r>
-      <w:hyperlink r:id="rId125">
-        <w:r>
-          <w:rPr>
-            <w:lang w:val="fr_FR" w:bidi="fr_FR"/>
-          </w:rPr>
-          <w:rPr>
-            <w:color w:val="0000EE"/>
-            <w:u w:val="single"/>
-          </w:rPr>
-          <w:t>1Ch 21.1</w:t>
-        </w:r>
-      </w:hyperlink>
-      <w:r>
-        <w:rPr>
-          <w:lang w:val="fr_FR" w:bidi="fr_FR"/>
-        </w:rPr>
-        <w:t xml:space="preserve"> ; </w:t>
-      </w:r>
-      <w:hyperlink r:id="rId134">
-        <w:r>
-          <w:rPr>
-            <w:lang w:val="fr_FR" w:bidi="fr_FR"/>
-          </w:rPr>
-          <w:rPr>
-            <w:color w:val="0000EE"/>
-            <w:u w:val="single"/>
-          </w:rPr>
-          <w:t>Jb 1.6–2.7</w:t>
-        </w:r>
-      </w:hyperlink>
-      <w:r>
-        <w:rPr>
-          <w:lang w:val="fr_FR" w:bidi="fr_FR"/>
-        </w:rPr>
-        <w:t xml:space="preserve"> ; </w:t>
-      </w:r>
-      <w:hyperlink r:id="rId135">
-        <w:r>
-          <w:rPr>
-            <w:lang w:val="fr_FR" w:bidi="fr_FR"/>
-          </w:rPr>
-          <w:rPr>
-            <w:color w:val="0000EE"/>
-            <w:u w:val="single"/>
-          </w:rPr>
-          <w:t>Za 3.1–4</w:t>
-        </w:r>
-      </w:hyperlink>
-      <w:r>
-        <w:rPr>
-          <w:lang w:val="fr_FR" w:bidi="fr_FR"/>
-        </w:rPr>
-        <w:t xml:space="preserve"> ; </w:t>
-      </w:r>
-      <w:hyperlink r:id="rId136">
-        <w:r>
-          <w:rPr>
-            <w:lang w:val="fr_FR" w:bidi="fr_FR"/>
-          </w:rPr>
-          <w:rPr>
-            <w:color w:val="0000EE"/>
-            <w:u w:val="single"/>
-          </w:rPr>
-          <w:t>Mt 4.1–10</w:t>
-        </w:r>
-      </w:hyperlink>
-      <w:r>
-        <w:rPr>
-          <w:lang w:val="fr_FR" w:bidi="fr_FR"/>
-        </w:rPr>
-        <w:t xml:space="preserve"> ; </w:t>
-      </w:r>
-      <w:hyperlink r:id="rId114">
-        <w:r>
-          <w:rPr>
-            <w:lang w:val="fr_FR" w:bidi="fr_FR"/>
-          </w:rPr>
-          <w:rPr>
-            <w:color w:val="0000EE"/>
-            <w:u w:val="single"/>
-          </w:rPr>
-          <w:t>12.24</w:t>
-        </w:r>
-      </w:hyperlink>
-      <w:r>
-        <w:rPr>
-          <w:lang w:val="fr_FR" w:bidi="fr_FR"/>
-        </w:rPr>
-        <w:t xml:space="preserve"> ; </w:t>
-      </w:r>
-      <w:hyperlink r:id="rId116">
-        <w:r>
-          <w:rPr>
-            <w:lang w:val="fr_FR" w:bidi="fr_FR"/>
-          </w:rPr>
-          <w:rPr>
-            <w:color w:val="0000EE"/>
-            <w:u w:val="single"/>
-          </w:rPr>
-          <w:t>13.19</w:t>
-        </w:r>
-      </w:hyperlink>
+      <w:r>
+        <w:rPr>
+          <w:lang w:val="fr_FR" w:bidi="fr_FR"/>
+        </w:rPr>
+        <w:t>32</w:t>
+      </w:r>
+      <w:r>
+        <w:rPr>
+          <w:lang w:val="fr_FR" w:bidi="fr_FR"/>
+        </w:rPr>
+        <w:t xml:space="preserve"> ; </w:t>
+      </w:r>
+      <w:r>
+        <w:rPr>
+          <w:lang w:val="fr_FR" w:bidi="fr_FR"/>
+        </w:rPr>
+        <w:t>1Ch 21.1</w:t>
+      </w:r>
+      <w:r>
+        <w:rPr>
+          <w:lang w:val="fr_FR" w:bidi="fr_FR"/>
+        </w:rPr>
+        <w:t xml:space="preserve"> ; </w:t>
+      </w:r>
+      <w:r>
+        <w:rPr>
+          <w:lang w:val="fr_FR" w:bidi="fr_FR"/>
+        </w:rPr>
+        <w:t>Jb 1.6–2.7</w:t>
+      </w:r>
+      <w:r>
+        <w:rPr>
+          <w:lang w:val="fr_FR" w:bidi="fr_FR"/>
+        </w:rPr>
+        <w:t xml:space="preserve"> ; </w:t>
+      </w:r>
+      <w:r>
+        <w:rPr>
+          <w:lang w:val="fr_FR" w:bidi="fr_FR"/>
+        </w:rPr>
+        <w:t>Za 3.1–4</w:t>
+      </w:r>
+      <w:r>
+        <w:rPr>
+          <w:lang w:val="fr_FR" w:bidi="fr_FR"/>
+        </w:rPr>
+        <w:t xml:space="preserve"> ; </w:t>
+      </w:r>
+      <w:r>
+        <w:rPr>
+          <w:lang w:val="fr_FR" w:bidi="fr_FR"/>
+        </w:rPr>
+        <w:t>Mt 4.1–10</w:t>
+      </w:r>
+      <w:r>
+        <w:rPr>
+          <w:lang w:val="fr_FR" w:bidi="fr_FR"/>
+        </w:rPr>
+        <w:t xml:space="preserve"> ; </w:t>
+      </w:r>
+      <w:r>
+        <w:rPr>
+          <w:lang w:val="fr_FR" w:bidi="fr_FR"/>
+        </w:rPr>
+        <w:t>12.24</w:t>
+      </w:r>
+      <w:r>
+        <w:rPr>
+          <w:lang w:val="fr_FR" w:bidi="fr_FR"/>
+        </w:rPr>
+        <w:t xml:space="preserve"> ; </w:t>
+      </w:r>
+      <w:r>
+        <w:rPr>
+          <w:lang w:val="fr_FR" w:bidi="fr_FR"/>
+        </w:rPr>
+        <w:t>13.19</w:t>
+      </w:r>
       <w:r>
         <w:rPr>
           <w:lang w:val="fr_FR" w:bidi="fr_FR"/>
         </w:rPr>
         <w:t xml:space="preserve">, </w:t>
       </w:r>
-      <w:hyperlink r:id="rId137">
-        <w:r>
-          <w:rPr>
-            <w:lang w:val="fr_FR" w:bidi="fr_FR"/>
-          </w:rPr>
-          <w:rPr>
-            <w:color w:val="0000EE"/>
-            <w:u w:val="single"/>
-          </w:rPr>
-          <w:t>38–39</w:t>
-        </w:r>
-      </w:hyperlink>
-      <w:r>
-        <w:rPr>
-          <w:lang w:val="fr_FR" w:bidi="fr_FR"/>
-        </w:rPr>
-        <w:t xml:space="preserve"> ; </w:t>
-      </w:r>
-      <w:hyperlink r:id="rId138">
-        <w:r>
-          <w:rPr>
-            <w:lang w:val="fr_FR" w:bidi="fr_FR"/>
-          </w:rPr>
-          <w:rPr>
-            <w:color w:val="0000EE"/>
-            <w:u w:val="single"/>
-          </w:rPr>
-          <w:t>16.23</w:t>
-        </w:r>
-      </w:hyperlink>
-      <w:r>
-        <w:rPr>
-          <w:lang w:val="fr_FR" w:bidi="fr_FR"/>
-        </w:rPr>
-        <w:t xml:space="preserve"> ; </w:t>
-      </w:r>
-      <w:hyperlink r:id="rId139">
-        <w:r>
-          <w:rPr>
-            <w:lang w:val="fr_FR" w:bidi="fr_FR"/>
-          </w:rPr>
-          <w:rPr>
-            <w:color w:val="0000EE"/>
-            <w:u w:val="single"/>
-          </w:rPr>
-          <w:t>Mc 1.13</w:t>
-        </w:r>
-      </w:hyperlink>
-      <w:r>
-        <w:rPr>
-          <w:lang w:val="fr_FR" w:bidi="fr_FR"/>
-        </w:rPr>
-        <w:t xml:space="preserve"> ; </w:t>
-      </w:r>
-      <w:hyperlink r:id="rId140">
-        <w:r>
-          <w:rPr>
-            <w:lang w:val="fr_FR" w:bidi="fr_FR"/>
-          </w:rPr>
-          <w:rPr>
-            <w:color w:val="0000EE"/>
-            <w:u w:val="single"/>
-          </w:rPr>
-          <w:t>4.15</w:t>
-        </w:r>
-      </w:hyperlink>
-      <w:r>
-        <w:rPr>
-          <w:lang w:val="fr_FR" w:bidi="fr_FR"/>
-        </w:rPr>
-        <w:t xml:space="preserve"> ; </w:t>
-      </w:r>
-      <w:hyperlink r:id="rId141">
-        <w:r>
-          <w:rPr>
-            <w:lang w:val="fr_FR" w:bidi="fr_FR"/>
-          </w:rPr>
-          <w:rPr>
-            <w:color w:val="0000EE"/>
-            <w:u w:val="single"/>
-          </w:rPr>
-          <w:t>Lc 4.6</w:t>
-        </w:r>
-      </w:hyperlink>
-      <w:r>
-        <w:rPr>
-          <w:lang w:val="fr_FR" w:bidi="fr_FR"/>
-        </w:rPr>
-        <w:t xml:space="preserve"> ; </w:t>
-      </w:r>
-      <w:hyperlink r:id="rId142">
-        <w:r>
-          <w:rPr>
-            <w:lang w:val="fr_FR" w:bidi="fr_FR"/>
-          </w:rPr>
-          <w:rPr>
-            <w:color w:val="0000EE"/>
-            <w:u w:val="single"/>
-          </w:rPr>
-          <w:t>10.17–20</w:t>
-        </w:r>
-      </w:hyperlink>
-      <w:r>
-        <w:rPr>
-          <w:lang w:val="fr_FR" w:bidi="fr_FR"/>
-        </w:rPr>
-        <w:t xml:space="preserve"> ; </w:t>
-      </w:r>
-      <w:hyperlink r:id="rId115">
-        <w:r>
-          <w:rPr>
-            <w:lang w:val="fr_FR" w:bidi="fr_FR"/>
-          </w:rPr>
-          <w:rPr>
-            <w:color w:val="0000EE"/>
-            <w:u w:val="single"/>
-          </w:rPr>
-          <w:t>11.15</w:t>
-        </w:r>
-      </w:hyperlink>
-      <w:r>
-        <w:rPr>
-          <w:lang w:val="fr_FR" w:bidi="fr_FR"/>
-        </w:rPr>
-        <w:t xml:space="preserve"> ; </w:t>
-      </w:r>
-      <w:hyperlink r:id="rId143">
-        <w:r>
-          <w:rPr>
-            <w:lang w:val="fr_FR" w:bidi="fr_FR"/>
-          </w:rPr>
-          <w:rPr>
-            <w:color w:val="0000EE"/>
-            <w:u w:val="single"/>
-          </w:rPr>
-          <w:t>22.3</w:t>
-        </w:r>
-      </w:hyperlink>
+      <w:r>
+        <w:rPr>
+          <w:lang w:val="fr_FR" w:bidi="fr_FR"/>
+        </w:rPr>
+        <w:t>38–39</w:t>
+      </w:r>
+      <w:r>
+        <w:rPr>
+          <w:lang w:val="fr_FR" w:bidi="fr_FR"/>
+        </w:rPr>
+        <w:t xml:space="preserve"> ; </w:t>
+      </w:r>
+      <w:r>
+        <w:rPr>
+          <w:lang w:val="fr_FR" w:bidi="fr_FR"/>
+        </w:rPr>
+        <w:t>16.23</w:t>
+      </w:r>
+      <w:r>
+        <w:rPr>
+          <w:lang w:val="fr_FR" w:bidi="fr_FR"/>
+        </w:rPr>
+        <w:t xml:space="preserve"> ; </w:t>
+      </w:r>
+      <w:r>
+        <w:rPr>
+          <w:lang w:val="fr_FR" w:bidi="fr_FR"/>
+        </w:rPr>
+        <w:t>Mc 1.13</w:t>
+      </w:r>
+      <w:r>
+        <w:rPr>
+          <w:lang w:val="fr_FR" w:bidi="fr_FR"/>
+        </w:rPr>
+        <w:t xml:space="preserve"> ; </w:t>
+      </w:r>
+      <w:r>
+        <w:rPr>
+          <w:lang w:val="fr_FR" w:bidi="fr_FR"/>
+        </w:rPr>
+        <w:t>4.15</w:t>
+      </w:r>
+      <w:r>
+        <w:rPr>
+          <w:lang w:val="fr_FR" w:bidi="fr_FR"/>
+        </w:rPr>
+        <w:t xml:space="preserve"> ; </w:t>
+      </w:r>
+      <w:r>
+        <w:rPr>
+          <w:lang w:val="fr_FR" w:bidi="fr_FR"/>
+        </w:rPr>
+        <w:t>Lc 4.6</w:t>
+      </w:r>
+      <w:r>
+        <w:rPr>
+          <w:lang w:val="fr_FR" w:bidi="fr_FR"/>
+        </w:rPr>
+        <w:t xml:space="preserve"> ; </w:t>
+      </w:r>
+      <w:r>
+        <w:rPr>
+          <w:lang w:val="fr_FR" w:bidi="fr_FR"/>
+        </w:rPr>
+        <w:t>10.17–20</w:t>
+      </w:r>
+      <w:r>
+        <w:rPr>
+          <w:lang w:val="fr_FR" w:bidi="fr_FR"/>
+        </w:rPr>
+        <w:t xml:space="preserve"> ; </w:t>
+      </w:r>
+      <w:r>
+        <w:rPr>
+          <w:lang w:val="fr_FR" w:bidi="fr_FR"/>
+        </w:rPr>
+        <w:t>11.15</w:t>
+      </w:r>
+      <w:r>
+        <w:rPr>
+          <w:lang w:val="fr_FR" w:bidi="fr_FR"/>
+        </w:rPr>
+        <w:t xml:space="preserve"> ; </w:t>
+      </w:r>
+      <w:r>
+        <w:rPr>
+          <w:lang w:val="fr_FR" w:bidi="fr_FR"/>
+        </w:rPr>
+        <w:t>22.3</w:t>
+      </w:r>
       <w:r>
         <w:rPr>
           <w:lang w:val="fr_FR" w:bidi="fr_FR"/>
         </w:rPr>
         <w:t xml:space="preserve">, </w:t>
       </w:r>
-      <w:hyperlink r:id="rId129">
-        <w:r>
-          <w:rPr>
-            <w:lang w:val="fr_FR" w:bidi="fr_FR"/>
-          </w:rPr>
-          <w:rPr>
-            <w:color w:val="0000EE"/>
-            <w:u w:val="single"/>
-          </w:rPr>
-          <w:t>31</w:t>
-        </w:r>
-      </w:hyperlink>
-      <w:r>
-        <w:rPr>
-          <w:lang w:val="fr_FR" w:bidi="fr_FR"/>
-        </w:rPr>
-        <w:t xml:space="preserve"> ; </w:t>
-      </w:r>
-      <w:hyperlink r:id="rId124">
-        <w:r>
-          <w:rPr>
-            <w:lang w:val="fr_FR" w:bidi="fr_FR"/>
-          </w:rPr>
-          <w:rPr>
-            <w:color w:val="0000EE"/>
-            <w:u w:val="single"/>
-          </w:rPr>
-          <w:t>Jn 8.44</w:t>
-        </w:r>
-      </w:hyperlink>
-      <w:r>
-        <w:rPr>
-          <w:lang w:val="fr_FR" w:bidi="fr_FR"/>
-        </w:rPr>
-        <w:t xml:space="preserve"> ; </w:t>
-      </w:r>
-      <w:hyperlink r:id="rId144">
-        <w:r>
-          <w:rPr>
-            <w:lang w:val="fr_FR" w:bidi="fr_FR"/>
-          </w:rPr>
-          <w:rPr>
-            <w:color w:val="0000EE"/>
-            <w:u w:val="single"/>
-          </w:rPr>
-          <w:t>12.31</w:t>
-        </w:r>
-      </w:hyperlink>
-      <w:r>
-        <w:rPr>
-          <w:lang w:val="fr_FR" w:bidi="fr_FR"/>
-        </w:rPr>
-        <w:t xml:space="preserve"> ; </w:t>
-      </w:r>
-      <w:hyperlink r:id="rId145">
-        <w:r>
-          <w:rPr>
-            <w:lang w:val="fr_FR" w:bidi="fr_FR"/>
-          </w:rPr>
-          <w:rPr>
-            <w:color w:val="0000EE"/>
-            <w:u w:val="single"/>
-          </w:rPr>
-          <w:t>13.2</w:t>
-        </w:r>
-      </w:hyperlink>
+      <w:r>
+        <w:rPr>
+          <w:lang w:val="fr_FR" w:bidi="fr_FR"/>
+        </w:rPr>
+        <w:t>31</w:t>
+      </w:r>
+      <w:r>
+        <w:rPr>
+          <w:lang w:val="fr_FR" w:bidi="fr_FR"/>
+        </w:rPr>
+        <w:t xml:space="preserve"> ; </w:t>
+      </w:r>
+      <w:r>
+        <w:rPr>
+          <w:lang w:val="fr_FR" w:bidi="fr_FR"/>
+        </w:rPr>
+        <w:t>Jn 8.44</w:t>
+      </w:r>
+      <w:r>
+        <w:rPr>
+          <w:lang w:val="fr_FR" w:bidi="fr_FR"/>
+        </w:rPr>
+        <w:t xml:space="preserve"> ; </w:t>
+      </w:r>
+      <w:r>
+        <w:rPr>
+          <w:lang w:val="fr_FR" w:bidi="fr_FR"/>
+        </w:rPr>
+        <w:t>12.31</w:t>
+      </w:r>
+      <w:r>
+        <w:rPr>
+          <w:lang w:val="fr_FR" w:bidi="fr_FR"/>
+        </w:rPr>
+        <w:t xml:space="preserve"> ; </w:t>
+      </w:r>
+      <w:r>
+        <w:rPr>
+          <w:lang w:val="fr_FR" w:bidi="fr_FR"/>
+        </w:rPr>
+        <w:t>13.2</w:t>
+      </w:r>
       <w:r>
         <w:rPr>
           <w:lang w:val="fr_FR" w:bidi="fr_FR"/>
         </w:rPr>
         <w:t xml:space="preserve">, </w:t>
       </w:r>
-      <w:hyperlink r:id="rId128">
-        <w:r>
-          <w:rPr>
-            <w:lang w:val="fr_FR" w:bidi="fr_FR"/>
-          </w:rPr>
-          <w:rPr>
-            <w:color w:val="0000EE"/>
-            <w:u w:val="single"/>
-          </w:rPr>
-          <w:t>27</w:t>
-        </w:r>
-      </w:hyperlink>
-      <w:r>
-        <w:rPr>
-          <w:lang w:val="fr_FR" w:bidi="fr_FR"/>
-        </w:rPr>
-        <w:t xml:space="preserve"> ; </w:t>
-      </w:r>
-      <w:hyperlink r:id="rId146">
-        <w:r>
-          <w:rPr>
-            <w:lang w:val="fr_FR" w:bidi="fr_FR"/>
-          </w:rPr>
-          <w:rPr>
-            <w:color w:val="0000EE"/>
-            <w:u w:val="single"/>
-          </w:rPr>
-          <w:t>16.11</w:t>
-        </w:r>
-      </w:hyperlink>
-      <w:r>
-        <w:rPr>
-          <w:lang w:val="fr_FR" w:bidi="fr_FR"/>
-        </w:rPr>
-        <w:t xml:space="preserve"> ; </w:t>
-      </w:r>
-      <w:hyperlink r:id="rId147">
-        <w:r>
-          <w:rPr>
-            <w:lang w:val="fr_FR" w:bidi="fr_FR"/>
-          </w:rPr>
-          <w:rPr>
-            <w:color w:val="0000EE"/>
-            <w:u w:val="single"/>
-          </w:rPr>
-          <w:t>Ac 13.9–10</w:t>
-        </w:r>
-      </w:hyperlink>
-      <w:r>
-        <w:rPr>
-          <w:lang w:val="fr_FR" w:bidi="fr_FR"/>
-        </w:rPr>
-        <w:t xml:space="preserve"> ; </w:t>
-      </w:r>
-      <w:hyperlink r:id="rId130">
-        <w:r>
-          <w:rPr>
-            <w:lang w:val="fr_FR" w:bidi="fr_FR"/>
-          </w:rPr>
-          <w:rPr>
-            <w:color w:val="0000EE"/>
-            <w:u w:val="single"/>
-          </w:rPr>
-          <w:t>26.17–18</w:t>
-        </w:r>
-      </w:hyperlink>
-      <w:r>
-        <w:rPr>
-          <w:lang w:val="fr_FR" w:bidi="fr_FR"/>
-        </w:rPr>
-        <w:t xml:space="preserve"> ; </w:t>
-      </w:r>
-      <w:hyperlink r:id="rId148">
-        <w:r>
-          <w:rPr>
-            <w:lang w:val="fr_FR" w:bidi="fr_FR"/>
-          </w:rPr>
-          <w:rPr>
-            <w:color w:val="0000EE"/>
-            <w:u w:val="single"/>
-          </w:rPr>
-          <w:t>Rm 16.20</w:t>
-        </w:r>
-      </w:hyperlink>
-      <w:r>
-        <w:rPr>
-          <w:lang w:val="fr_FR" w:bidi="fr_FR"/>
-        </w:rPr>
-        <w:t xml:space="preserve"> ; </w:t>
-      </w:r>
-      <w:hyperlink r:id="rId131">
-        <w:r>
-          <w:rPr>
-            <w:lang w:val="fr_FR" w:bidi="fr_FR"/>
-          </w:rPr>
-          <w:rPr>
-            <w:color w:val="0000EE"/>
-            <w:u w:val="single"/>
-          </w:rPr>
-          <w:t>1Co 7.5</w:t>
-        </w:r>
-      </w:hyperlink>
-      <w:r>
-        <w:rPr>
-          <w:lang w:val="fr_FR" w:bidi="fr_FR"/>
-        </w:rPr>
-        <w:t xml:space="preserve"> ; </w:t>
-      </w:r>
-      <w:hyperlink r:id="rId149">
-        <w:r>
-          <w:rPr>
-            <w:lang w:val="fr_FR" w:bidi="fr_FR"/>
-          </w:rPr>
-          <w:rPr>
-            <w:color w:val="0000EE"/>
-            <w:u w:val="single"/>
-          </w:rPr>
-          <w:t>2Co 2.10–11</w:t>
-        </w:r>
-      </w:hyperlink>
-      <w:r>
-        <w:rPr>
-          <w:lang w:val="fr_FR" w:bidi="fr_FR"/>
-        </w:rPr>
-        <w:t xml:space="preserve"> ; </w:t>
-      </w:r>
-      <w:hyperlink r:id="rId150">
-        <w:r>
-          <w:rPr>
-            <w:lang w:val="fr_FR" w:bidi="fr_FR"/>
-          </w:rPr>
-          <w:rPr>
-            <w:color w:val="0000EE"/>
-            <w:u w:val="single"/>
-          </w:rPr>
-          <w:t>4.4</w:t>
-        </w:r>
-      </w:hyperlink>
-      <w:r>
-        <w:rPr>
-          <w:lang w:val="fr_FR" w:bidi="fr_FR"/>
-        </w:rPr>
-        <w:t xml:space="preserve"> ; </w:t>
-      </w:r>
-      <w:hyperlink r:id="rId121">
-        <w:r>
-          <w:rPr>
-            <w:lang w:val="fr_FR" w:bidi="fr_FR"/>
-          </w:rPr>
-          <w:rPr>
-            <w:color w:val="0000EE"/>
-            <w:u w:val="single"/>
-          </w:rPr>
-          <w:t>6.15</w:t>
-        </w:r>
-      </w:hyperlink>
-      <w:r>
-        <w:rPr>
-          <w:lang w:val="fr_FR" w:bidi="fr_FR"/>
-        </w:rPr>
-        <w:t xml:space="preserve"> ; </w:t>
-      </w:r>
-      <w:hyperlink r:id="rId151">
-        <w:r>
-          <w:rPr>
-            <w:lang w:val="fr_FR" w:bidi="fr_FR"/>
-          </w:rPr>
-          <w:rPr>
-            <w:color w:val="0000EE"/>
-            <w:u w:val="single"/>
-          </w:rPr>
-          <w:t>11.13–15</w:t>
-        </w:r>
-      </w:hyperlink>
-      <w:r>
-        <w:rPr>
-          <w:lang w:val="fr_FR" w:bidi="fr_FR"/>
-        </w:rPr>
-        <w:t xml:space="preserve"> ; </w:t>
-      </w:r>
-      <w:hyperlink r:id="rId113">
-        <w:r>
-          <w:rPr>
-            <w:lang w:val="fr_FR" w:bidi="fr_FR"/>
-          </w:rPr>
-          <w:rPr>
-            <w:color w:val="0000EE"/>
-            <w:u w:val="single"/>
-          </w:rPr>
-          <w:t>1Th 3.5</w:t>
-        </w:r>
-      </w:hyperlink>
-      <w:r>
-        <w:rPr>
-          <w:lang w:val="fr_FR" w:bidi="fr_FR"/>
-        </w:rPr>
-        <w:t xml:space="preserve"> ; </w:t>
-      </w:r>
-      <w:hyperlink r:id="rId152">
-        <w:r>
-          <w:rPr>
-            <w:lang w:val="fr_FR" w:bidi="fr_FR"/>
-          </w:rPr>
-          <w:rPr>
-            <w:color w:val="0000EE"/>
-            <w:u w:val="single"/>
-          </w:rPr>
-          <w:t>2Th 2.2–12</w:t>
-        </w:r>
-      </w:hyperlink>
-      <w:r>
-        <w:rPr>
-          <w:lang w:val="fr_FR" w:bidi="fr_FR"/>
-        </w:rPr>
-        <w:t xml:space="preserve"> ; </w:t>
-      </w:r>
-      <w:hyperlink r:id="rId153">
-        <w:r>
-          <w:rPr>
-            <w:lang w:val="fr_FR" w:bidi="fr_FR"/>
-          </w:rPr>
-          <w:rPr>
-            <w:color w:val="0000EE"/>
-            <w:u w:val="single"/>
-          </w:rPr>
-          <w:t>Hé 2.14</w:t>
-        </w:r>
-      </w:hyperlink>
-      <w:r>
-        <w:rPr>
-          <w:lang w:val="fr_FR" w:bidi="fr_FR"/>
-        </w:rPr>
-        <w:t xml:space="preserve"> ; </w:t>
-      </w:r>
-      <w:hyperlink r:id="rId154">
-        <w:r>
-          <w:rPr>
-            <w:lang w:val="fr_FR" w:bidi="fr_FR"/>
-          </w:rPr>
-          <w:rPr>
-            <w:color w:val="0000EE"/>
-            <w:u w:val="single"/>
-          </w:rPr>
-          <w:t>Jc 4.7</w:t>
-        </w:r>
-      </w:hyperlink>
-      <w:r>
-        <w:rPr>
-          <w:lang w:val="fr_FR" w:bidi="fr_FR"/>
-        </w:rPr>
-        <w:t xml:space="preserve"> ; </w:t>
-      </w:r>
-      <w:hyperlink r:id="rId155">
-        <w:r>
-          <w:rPr>
-            <w:lang w:val="fr_FR" w:bidi="fr_FR"/>
-          </w:rPr>
-          <w:rPr>
-            <w:color w:val="0000EE"/>
-            <w:u w:val="single"/>
-          </w:rPr>
-          <w:t>1P 5.8</w:t>
-        </w:r>
-      </w:hyperlink>
-      <w:r>
-        <w:rPr>
-          <w:lang w:val="fr_FR" w:bidi="fr_FR"/>
-        </w:rPr>
-        <w:t xml:space="preserve"> ; </w:t>
-      </w:r>
-      <w:hyperlink r:id="rId118">
-        <w:r>
-          <w:rPr>
-            <w:lang w:val="fr_FR" w:bidi="fr_FR"/>
-          </w:rPr>
-          <w:rPr>
-            <w:color w:val="0000EE"/>
-            <w:u w:val="single"/>
-          </w:rPr>
-          <w:t>1Jn 2.13–14</w:t>
-        </w:r>
-      </w:hyperlink>
-      <w:r>
-        <w:rPr>
-          <w:lang w:val="fr_FR" w:bidi="fr_FR"/>
-        </w:rPr>
-        <w:t xml:space="preserve"> ; </w:t>
-      </w:r>
-      <w:hyperlink r:id="rId119">
-        <w:r>
-          <w:rPr>
-            <w:lang w:val="fr_FR" w:bidi="fr_FR"/>
-          </w:rPr>
-          <w:rPr>
-            <w:color w:val="0000EE"/>
-            <w:u w:val="single"/>
-          </w:rPr>
-          <w:t>3.12</w:t>
-        </w:r>
-      </w:hyperlink>
-      <w:r>
-        <w:rPr>
-          <w:lang w:val="fr_FR" w:bidi="fr_FR"/>
-        </w:rPr>
-        <w:t xml:space="preserve"> ; </w:t>
-      </w:r>
-      <w:hyperlink r:id="rId120">
-        <w:r>
-          <w:rPr>
-            <w:lang w:val="fr_FR" w:bidi="fr_FR"/>
-          </w:rPr>
-          <w:rPr>
-            <w:color w:val="0000EE"/>
-            <w:u w:val="single"/>
-          </w:rPr>
-          <w:t>5.18</w:t>
-        </w:r>
-      </w:hyperlink>
-      <w:r>
-        <w:rPr>
-          <w:lang w:val="fr_FR" w:bidi="fr_FR"/>
-        </w:rPr>
-        <w:t xml:space="preserve"> ; </w:t>
-      </w:r>
-      <w:hyperlink r:id="rId123">
-        <w:r>
-          <w:rPr>
-            <w:lang w:val="fr_FR" w:bidi="fr_FR"/>
-          </w:rPr>
-          <w:rPr>
-            <w:color w:val="0000EE"/>
-            <w:u w:val="single"/>
-          </w:rPr>
-          <w:t>Ap 12.3</w:t>
-        </w:r>
-      </w:hyperlink>
+      <w:r>
+        <w:rPr>
+          <w:lang w:val="fr_FR" w:bidi="fr_FR"/>
+        </w:rPr>
+        <w:t>27</w:t>
+      </w:r>
+      <w:r>
+        <w:rPr>
+          <w:lang w:val="fr_FR" w:bidi="fr_FR"/>
+        </w:rPr>
+        <w:t xml:space="preserve"> ; </w:t>
+      </w:r>
+      <w:r>
+        <w:rPr>
+          <w:lang w:val="fr_FR" w:bidi="fr_FR"/>
+        </w:rPr>
+        <w:t>16.11</w:t>
+      </w:r>
+      <w:r>
+        <w:rPr>
+          <w:lang w:val="fr_FR" w:bidi="fr_FR"/>
+        </w:rPr>
+        <w:t xml:space="preserve"> ; </w:t>
+      </w:r>
+      <w:r>
+        <w:rPr>
+          <w:lang w:val="fr_FR" w:bidi="fr_FR"/>
+        </w:rPr>
+        <w:t>Ac 13.9–10</w:t>
+      </w:r>
+      <w:r>
+        <w:rPr>
+          <w:lang w:val="fr_FR" w:bidi="fr_FR"/>
+        </w:rPr>
+        <w:t xml:space="preserve"> ; </w:t>
+      </w:r>
+      <w:r>
+        <w:rPr>
+          <w:lang w:val="fr_FR" w:bidi="fr_FR"/>
+        </w:rPr>
+        <w:t>26.17–18</w:t>
+      </w:r>
+      <w:r>
+        <w:rPr>
+          <w:lang w:val="fr_FR" w:bidi="fr_FR"/>
+        </w:rPr>
+        <w:t xml:space="preserve"> ; </w:t>
+      </w:r>
+      <w:r>
+        <w:rPr>
+          <w:lang w:val="fr_FR" w:bidi="fr_FR"/>
+        </w:rPr>
+        <w:t>Rm 16.20</w:t>
+      </w:r>
+      <w:r>
+        <w:rPr>
+          <w:lang w:val="fr_FR" w:bidi="fr_FR"/>
+        </w:rPr>
+        <w:t xml:space="preserve"> ; </w:t>
+      </w:r>
+      <w:r>
+        <w:rPr>
+          <w:lang w:val="fr_FR" w:bidi="fr_FR"/>
+        </w:rPr>
+        <w:t>1Co 7.5</w:t>
+      </w:r>
+      <w:r>
+        <w:rPr>
+          <w:lang w:val="fr_FR" w:bidi="fr_FR"/>
+        </w:rPr>
+        <w:t xml:space="preserve"> ; </w:t>
+      </w:r>
+      <w:r>
+        <w:rPr>
+          <w:lang w:val="fr_FR" w:bidi="fr_FR"/>
+        </w:rPr>
+        <w:t>2Co 2.10–11</w:t>
+      </w:r>
+      <w:r>
+        <w:rPr>
+          <w:lang w:val="fr_FR" w:bidi="fr_FR"/>
+        </w:rPr>
+        <w:t xml:space="preserve"> ; </w:t>
+      </w:r>
+      <w:r>
+        <w:rPr>
+          <w:lang w:val="fr_FR" w:bidi="fr_FR"/>
+        </w:rPr>
+        <w:t>4.4</w:t>
+      </w:r>
+      <w:r>
+        <w:rPr>
+          <w:lang w:val="fr_FR" w:bidi="fr_FR"/>
+        </w:rPr>
+        <w:t xml:space="preserve"> ; </w:t>
+      </w:r>
+      <w:r>
+        <w:rPr>
+          <w:lang w:val="fr_FR" w:bidi="fr_FR"/>
+        </w:rPr>
+        <w:t>6.15</w:t>
+      </w:r>
+      <w:r>
+        <w:rPr>
+          <w:lang w:val="fr_FR" w:bidi="fr_FR"/>
+        </w:rPr>
+        <w:t xml:space="preserve"> ; </w:t>
+      </w:r>
+      <w:r>
+        <w:rPr>
+          <w:lang w:val="fr_FR" w:bidi="fr_FR"/>
+        </w:rPr>
+        <w:t>11.13–15</w:t>
+      </w:r>
+      <w:r>
+        <w:rPr>
+          <w:lang w:val="fr_FR" w:bidi="fr_FR"/>
+        </w:rPr>
+        <w:t xml:space="preserve"> ; </w:t>
+      </w:r>
+      <w:r>
+        <w:rPr>
+          <w:lang w:val="fr_FR" w:bidi="fr_FR"/>
+        </w:rPr>
+        <w:t>1Th 3.5</w:t>
+      </w:r>
+      <w:r>
+        <w:rPr>
+          <w:lang w:val="fr_FR" w:bidi="fr_FR"/>
+        </w:rPr>
+        <w:t xml:space="preserve"> ; </w:t>
+      </w:r>
+      <w:r>
+        <w:rPr>
+          <w:lang w:val="fr_FR" w:bidi="fr_FR"/>
+        </w:rPr>
+        <w:t>2Th 2.2–12</w:t>
+      </w:r>
+      <w:r>
+        <w:rPr>
+          <w:lang w:val="fr_FR" w:bidi="fr_FR"/>
+        </w:rPr>
+        <w:t xml:space="preserve"> ; </w:t>
+      </w:r>
+      <w:r>
+        <w:rPr>
+          <w:lang w:val="fr_FR" w:bidi="fr_FR"/>
+        </w:rPr>
+        <w:t>Hé 2.14</w:t>
+      </w:r>
+      <w:r>
+        <w:rPr>
+          <w:lang w:val="fr_FR" w:bidi="fr_FR"/>
+        </w:rPr>
+        <w:t xml:space="preserve"> ; </w:t>
+      </w:r>
+      <w:r>
+        <w:rPr>
+          <w:lang w:val="fr_FR" w:bidi="fr_FR"/>
+        </w:rPr>
+        <w:t>Jc 4.7</w:t>
+      </w:r>
+      <w:r>
+        <w:rPr>
+          <w:lang w:val="fr_FR" w:bidi="fr_FR"/>
+        </w:rPr>
+        <w:t xml:space="preserve"> ; </w:t>
+      </w:r>
+      <w:r>
+        <w:rPr>
+          <w:lang w:val="fr_FR" w:bidi="fr_FR"/>
+        </w:rPr>
+        <w:t>1P 5.8</w:t>
+      </w:r>
+      <w:r>
+        <w:rPr>
+          <w:lang w:val="fr_FR" w:bidi="fr_FR"/>
+        </w:rPr>
+        <w:t xml:space="preserve"> ; </w:t>
+      </w:r>
+      <w:r>
+        <w:rPr>
+          <w:lang w:val="fr_FR" w:bidi="fr_FR"/>
+        </w:rPr>
+        <w:t>1Jn 2.13–14</w:t>
+      </w:r>
+      <w:r>
+        <w:rPr>
+          <w:lang w:val="fr_FR" w:bidi="fr_FR"/>
+        </w:rPr>
+        <w:t xml:space="preserve"> ; </w:t>
+      </w:r>
+      <w:r>
+        <w:rPr>
+          <w:lang w:val="fr_FR" w:bidi="fr_FR"/>
+        </w:rPr>
+        <w:t>3.12</w:t>
+      </w:r>
+      <w:r>
+        <w:rPr>
+          <w:lang w:val="fr_FR" w:bidi="fr_FR"/>
+        </w:rPr>
+        <w:t xml:space="preserve"> ; </w:t>
+      </w:r>
+      <w:r>
+        <w:rPr>
+          <w:lang w:val="fr_FR" w:bidi="fr_FR"/>
+        </w:rPr>
+        <w:t>5.18</w:t>
+      </w:r>
+      <w:r>
+        <w:rPr>
+          <w:lang w:val="fr_FR" w:bidi="fr_FR"/>
+        </w:rPr>
+        <w:t xml:space="preserve"> ; </w:t>
+      </w:r>
+      <w:r>
+        <w:rPr>
+          <w:lang w:val="fr_FR" w:bidi="fr_FR"/>
+        </w:rPr>
+        <w:t>Ap 12.3</w:t>
+      </w:r>
       <w:r>
         <w:rPr>
           <w:lang w:val="fr_FR" w:bidi="fr_FR"/>
         </w:rPr>
         <w:t xml:space="preserve">, </w:t>
       </w:r>
-      <w:hyperlink r:id="rId122">
-        <w:r>
-          <w:rPr>
-            <w:lang w:val="fr_FR" w:bidi="fr_FR"/>
-          </w:rPr>
-          <w:rPr>
-            <w:color w:val="0000EE"/>
-            <w:u w:val="single"/>
-          </w:rPr>
-          <w:t>9</w:t>
-        </w:r>
-      </w:hyperlink>
-      <w:r>
-        <w:rPr>
-          <w:lang w:val="fr_FR" w:bidi="fr_FR"/>
-        </w:rPr>
-        <w:t xml:space="preserve"> ; </w:t>
-      </w:r>
-      <w:hyperlink r:id="rId111">
-        <w:r>
-          <w:rPr>
-            <w:lang w:val="fr_FR" w:bidi="fr_FR"/>
-          </w:rPr>
-          <w:rPr>
-            <w:color w:val="0000EE"/>
-            <w:u w:val="single"/>
-          </w:rPr>
-          <w:t>20.2</w:t>
-        </w:r>
-      </w:hyperlink>
+      <w:r>
+        <w:rPr>
+          <w:lang w:val="fr_FR" w:bidi="fr_FR"/>
+        </w:rPr>
+        <w:t>9</w:t>
+      </w:r>
+      <w:r>
+        <w:rPr>
+          <w:lang w:val="fr_FR" w:bidi="fr_FR"/>
+        </w:rPr>
+        <w:t xml:space="preserve"> ; </w:t>
+      </w:r>
+      <w:r>
+        <w:rPr>
+          <w:lang w:val="fr_FR" w:bidi="fr_FR"/>
+        </w:rPr>
+        <w:t>20.2</w:t>
+      </w:r>
       <w:r>
         <w:rPr>
           <w:lang w:val="fr_FR" w:bidi="fr_FR"/>
         </w:rPr>
         <w:t xml:space="preserve">, </w:t>
       </w:r>
-      <w:hyperlink r:id="rId133">
-        <w:r>
-          <w:rPr>
-            <w:lang w:val="fr_FR" w:bidi="fr_FR"/>
-          </w:rPr>
-          <w:rPr>
-            <w:color w:val="0000EE"/>
-            <w:u w:val="single"/>
-          </w:rPr>
-          <w:t>10</w:t>
-        </w:r>
-      </w:hyperlink>
+      <w:r>
+        <w:rPr>
+          <w:lang w:val="fr_FR" w:bidi="fr_FR"/>
+        </w:rPr>
+        <w:t>10</w:t>
+      </w:r>
       <w:r>
         <w:rPr>
           <w:lang w:val="fr_FR" w:bidi="fr_FR"/>
@@ -4594,18 +3466,12 @@
         </w:rPr>
         <w:t>Fils d'un riche propriétaire terrien, Saül accéda au trône sans l'avoir cherché ni réellement voulu. Le peuple, désireux d'un chef pour le conduire au combat, se réjouissait de sa stature imposante, car il surpassait en taille tous ses semblables (</w:t>
       </w:r>
-      <w:hyperlink r:id="rId156">
-        <w:r>
-          <w:rPr>
-            <w:lang w:val="fr_FR" w:bidi="fr_FR"/>
-          </w:rPr>
-          <w:rPr>
-            <w:color w:val="0000EE"/>
-            <w:u w:val="single"/>
-          </w:rPr>
-          <w:t>1S 10.23</w:t>
-        </w:r>
-      </w:hyperlink>
+      <w:r>
+        <w:rPr>
+          <w:lang w:val="fr_FR" w:bidi="fr_FR"/>
+        </w:rPr>
+        <w:t>1S 10.23</w:t>
+      </w:r>
       <w:r>
         <w:rPr>
           <w:lang w:val="fr_FR" w:bidi="fr_FR"/>
@@ -4626,54 +3492,36 @@
         </w:rPr>
         <w:t>Saül contraria Dieu en formulant des promesses hâtives et irréfléchies en pleine guerre (</w:t>
       </w:r>
-      <w:hyperlink r:id="rId157">
-        <w:r>
-          <w:rPr>
-            <w:lang w:val="fr_FR" w:bidi="fr_FR"/>
-          </w:rPr>
-          <w:rPr>
-            <w:color w:val="0000EE"/>
-            <w:u w:val="single"/>
-          </w:rPr>
-          <w:t>1S 14.16–46</w:t>
-        </w:r>
-      </w:hyperlink>
+      <w:r>
+        <w:rPr>
+          <w:lang w:val="fr_FR" w:bidi="fr_FR"/>
+        </w:rPr>
+        <w:t>1S 14.16–46</w:t>
+      </w:r>
       <w:r>
         <w:rPr>
           <w:lang w:val="fr_FR" w:bidi="fr_FR"/>
         </w:rPr>
         <w:t>). Il offrit des sacrifices avant la bataille, au lieu d'attendre l'intervention de Samuel (</w:t>
       </w:r>
-      <w:hyperlink r:id="rId158">
-        <w:r>
-          <w:rPr>
-            <w:lang w:val="fr_FR" w:bidi="fr_FR"/>
-          </w:rPr>
-          <w:rPr>
-            <w:color w:val="0000EE"/>
-            <w:u w:val="single"/>
-          </w:rPr>
-          <w:t>1S 13.7b–14</w:t>
-        </w:r>
-      </w:hyperlink>
+      <w:r>
+        <w:rPr>
+          <w:lang w:val="fr_FR" w:bidi="fr_FR"/>
+        </w:rPr>
+        <w:t>1S 13.7b–14</w:t>
+      </w:r>
       <w:r>
         <w:rPr>
           <w:lang w:val="fr_FR" w:bidi="fr_FR"/>
         </w:rPr>
         <w:t>), et désobéit à l'ordre divin de détruire tous les Amalécites ainsi que leurs biens (</w:t>
       </w:r>
-      <w:hyperlink r:id="rId159">
-        <w:r>
-          <w:rPr>
-            <w:lang w:val="fr_FR" w:bidi="fr_FR"/>
-          </w:rPr>
-          <w:rPr>
-            <w:color w:val="0000EE"/>
-            <w:u w:val="single"/>
-          </w:rPr>
-          <w:t>1S 15.1–35</w:t>
-        </w:r>
-      </w:hyperlink>
+      <w:r>
+        <w:rPr>
+          <w:lang w:val="fr_FR" w:bidi="fr_FR"/>
+        </w:rPr>
+        <w:t>1S 15.1–35</w:t>
+      </w:r>
       <w:r>
         <w:rPr>
           <w:lang w:val="fr_FR" w:bidi="fr_FR"/>
@@ -4708,18 +3556,12 @@
         </w:rPr>
         <w:t>Finalement, Saül fut blessé lors d'une bataille contre les Philistins et se suicida en se jetant son épée. Bien que David ait passé de longues années à fuir Saül, il rendit hommage à celui qui fut le premier roi d'Israël (ainsi qu'à son fils Jonathan) dans un discours empreint de sincérité (</w:t>
       </w:r>
-      <w:hyperlink r:id="rId160">
-        <w:r>
-          <w:rPr>
-            <w:lang w:val="fr_FR" w:bidi="fr_FR"/>
-          </w:rPr>
-          <w:rPr>
-            <w:color w:val="0000EE"/>
-            <w:u w:val="single"/>
-          </w:rPr>
-          <w:t>2S 1.17–27</w:t>
-        </w:r>
-      </w:hyperlink>
+      <w:r>
+        <w:rPr>
+          <w:lang w:val="fr_FR" w:bidi="fr_FR"/>
+        </w:rPr>
+        <w:t>2S 1.17–27</w:t>
+      </w:r>
       <w:r>
         <w:rPr>
           <w:lang w:val="fr_FR" w:bidi="fr_FR"/>
@@ -4749,72 +3591,48 @@
           <w:lang w:val="fr_FR" w:bidi="fr_FR"/>
         </w:rPr>
       </w:r>
-      <w:hyperlink r:id="rId161">
-        <w:r>
-          <w:rPr>
-            <w:lang w:val="fr_FR" w:bidi="fr_FR"/>
-          </w:rPr>
-          <w:rPr>
-            <w:color w:val="0000EE"/>
-            <w:u w:val="single"/>
-          </w:rPr>
-          <w:t>1S 9.1–11.15</w:t>
-        </w:r>
-      </w:hyperlink>
-      <w:r>
-        <w:rPr>
-          <w:lang w:val="fr_FR" w:bidi="fr_FR"/>
-        </w:rPr>
-        <w:t xml:space="preserve"> ; </w:t>
-      </w:r>
-      <w:hyperlink r:id="rId162">
-        <w:r>
-          <w:rPr>
-            <w:lang w:val="fr_FR" w:bidi="fr_FR"/>
-          </w:rPr>
-          <w:rPr>
-            <w:color w:val="0000EE"/>
-            <w:u w:val="single"/>
-          </w:rPr>
-          <w:t>13.1–31.13</w:t>
-        </w:r>
-      </w:hyperlink>
-      <w:r>
-        <w:rPr>
-          <w:lang w:val="fr_FR" w:bidi="fr_FR"/>
-        </w:rPr>
-        <w:t xml:space="preserve"> ; </w:t>
-      </w:r>
-      <w:hyperlink r:id="rId163">
-        <w:r>
-          <w:rPr>
-            <w:lang w:val="fr_FR" w:bidi="fr_FR"/>
-          </w:rPr>
-          <w:rPr>
-            <w:color w:val="0000EE"/>
-            <w:u w:val="single"/>
-          </w:rPr>
-          <w:t>2S 1.1–27</w:t>
-        </w:r>
-      </w:hyperlink>
-      <w:r>
-        <w:rPr>
-          <w:lang w:val="fr_FR" w:bidi="fr_FR"/>
-        </w:rPr>
-        <w:t xml:space="preserve"> ; </w:t>
-      </w:r>
-      <w:hyperlink r:id="rId164">
-        <w:r>
-          <w:rPr>
-            <w:lang w:val="fr_FR" w:bidi="fr_FR"/>
-          </w:rPr>
-          <w:rPr>
-            <w:color w:val="0000EE"/>
-            <w:u w:val="single"/>
-          </w:rPr>
-          <w:t>1Ch 9.35–10.14</w:t>
-        </w:r>
-      </w:hyperlink>
+      <w:r>
+        <w:rPr>
+          <w:lang w:val="fr_FR" w:bidi="fr_FR"/>
+        </w:rPr>
+        <w:t>1S 9.1–11.15</w:t>
+      </w:r>
+      <w:r>
+        <w:rPr>
+          <w:lang w:val="fr_FR" w:bidi="fr_FR"/>
+        </w:rPr>
+        <w:t xml:space="preserve"> ; </w:t>
+      </w:r>
+      <w:r>
+        <w:rPr>
+          <w:lang w:val="fr_FR" w:bidi="fr_FR"/>
+        </w:rPr>
+        <w:t>13.1–31.13</w:t>
+      </w:r>
+      <w:r>
+        <w:rPr>
+          <w:lang w:val="fr_FR" w:bidi="fr_FR"/>
+        </w:rPr>
+        <w:t xml:space="preserve"> ; </w:t>
+      </w:r>
+      <w:r>
+        <w:rPr>
+          <w:lang w:val="fr_FR" w:bidi="fr_FR"/>
+        </w:rPr>
+        <w:t>2S 1.1–27</w:t>
+      </w:r>
+      <w:r>
+        <w:rPr>
+          <w:lang w:val="fr_FR" w:bidi="fr_FR"/>
+        </w:rPr>
+        <w:t xml:space="preserve"> ; </w:t>
+      </w:r>
+      <w:r>
+        <w:rPr>
+          <w:lang w:val="fr_FR" w:bidi="fr_FR"/>
+        </w:rPr>
+        <w:t>1Ch 9.35–10.14</w:t>
+      </w:r>
       <w:r>
         <w:rPr>
           <w:lang w:val="fr_FR" w:bidi="fr_FR"/>
@@ -4877,18 +3695,12 @@
         </w:rPr>
         <w:t>Après la mort de Jésus, il est devenu la personne principale à parler officiellement pour les premiers chrétiens à Jérusalem. Il était l'apôtre essentiellement responsable de partager la bonne nouvelle de Jésus avec les Juifs (</w:t>
       </w:r>
-      <w:hyperlink r:id="rId165">
-        <w:r>
-          <w:rPr>
-            <w:lang w:val="fr_FR" w:bidi="fr_FR"/>
-          </w:rPr>
-          <w:rPr>
-            <w:color w:val="0000EE"/>
-            <w:u w:val="single"/>
-          </w:rPr>
-          <w:t>Ga 2.7–8</w:t>
-        </w:r>
-      </w:hyperlink>
+      <w:r>
+        <w:rPr>
+          <w:lang w:val="fr_FR" w:bidi="fr_FR"/>
+        </w:rPr>
+        <w:t>Ga 2.7–8</w:t>
+      </w:r>
       <w:r>
         <w:rPr>
           <w:lang w:val="fr_FR" w:bidi="fr_FR"/>
@@ -4909,36 +3721,24 @@
         </w:rPr>
         <w:t xml:space="preserve">Son nom d'origine était Simon, un nom hébreu, mais Jésus lui donna plus tard le nom Céphas, ce qui signifie « roche » en araméen. En grec, ce nom se traduit par Petros, c'est-à-dire « Pierre » (voir </w:t>
       </w:r>
-      <w:hyperlink r:id="rId166">
-        <w:r>
-          <w:rPr>
-            <w:lang w:val="fr_FR" w:bidi="fr_FR"/>
-          </w:rPr>
-          <w:rPr>
-            <w:color w:val="0000EE"/>
-            <w:u w:val="single"/>
-          </w:rPr>
-          <w:t>Mt 16.17–18</w:t>
-        </w:r>
-      </w:hyperlink>
-      <w:r>
-        <w:rPr>
-          <w:lang w:val="fr_FR" w:bidi="fr_FR"/>
-        </w:rPr>
-        <w:t xml:space="preserve"> ; </w:t>
-      </w:r>
-      <w:hyperlink r:id="rId167">
-        <w:r>
-          <w:rPr>
-            <w:lang w:val="fr_FR" w:bidi="fr_FR"/>
-          </w:rPr>
-          <w:rPr>
-            <w:color w:val="0000EE"/>
-            <w:u w:val="single"/>
-          </w:rPr>
-          <w:t>Jn 1.42</w:t>
-        </w:r>
-      </w:hyperlink>
+      <w:r>
+        <w:rPr>
+          <w:lang w:val="fr_FR" w:bidi="fr_FR"/>
+        </w:rPr>
+        <w:t>Mt 16.17–18</w:t>
+      </w:r>
+      <w:r>
+        <w:rPr>
+          <w:lang w:val="fr_FR" w:bidi="fr_FR"/>
+        </w:rPr>
+        <w:t xml:space="preserve"> ; </w:t>
+      </w:r>
+      <w:r>
+        <w:rPr>
+          <w:lang w:val="fr_FR" w:bidi="fr_FR"/>
+        </w:rPr>
+        <w:t>Jn 1.42</w:t>
+      </w:r>
       <w:r>
         <w:rPr>
           <w:lang w:val="fr_FR" w:bidi="fr_FR"/>
@@ -4959,90 +3759,60 @@
         </w:rPr>
         <w:t>Pierre, originaire de Bethsaïda (</w:t>
       </w:r>
-      <w:hyperlink r:id="rId168">
-        <w:r>
-          <w:rPr>
-            <w:lang w:val="fr_FR" w:bidi="fr_FR"/>
-          </w:rPr>
-          <w:rPr>
-            <w:color w:val="0000EE"/>
-            <w:u w:val="single"/>
-          </w:rPr>
-          <w:t>Jn 1.44</w:t>
-        </w:r>
-      </w:hyperlink>
+      <w:r>
+        <w:rPr>
+          <w:lang w:val="fr_FR" w:bidi="fr_FR"/>
+        </w:rPr>
+        <w:t>Jn 1.44</w:t>
+      </w:r>
       <w:r>
         <w:rPr>
           <w:lang w:val="fr_FR" w:bidi="fr_FR"/>
         </w:rPr>
         <w:t>), s'installa ensuite à Capernaüm. ll était marié (</w:t>
       </w:r>
-      <w:hyperlink r:id="rId169">
-        <w:r>
-          <w:rPr>
-            <w:lang w:val="fr_FR" w:bidi="fr_FR"/>
-          </w:rPr>
-          <w:rPr>
-            <w:color w:val="0000EE"/>
-            <w:u w:val="single"/>
-          </w:rPr>
-          <w:t>1Co 9.5</w:t>
-        </w:r>
-      </w:hyperlink>
+      <w:r>
+        <w:rPr>
+          <w:lang w:val="fr_FR" w:bidi="fr_FR"/>
+        </w:rPr>
+        <w:t>1Co 9.5</w:t>
+      </w:r>
       <w:r>
         <w:rPr>
           <w:lang w:val="fr_FR" w:bidi="fr_FR"/>
         </w:rPr>
         <w:t>), et lorsqu'un jour Jésus visita sa maison, il guérit sa belle-mère (</w:t>
       </w:r>
-      <w:hyperlink r:id="rId170">
-        <w:r>
-          <w:rPr>
-            <w:lang w:val="fr_FR" w:bidi="fr_FR"/>
-          </w:rPr>
-          <w:rPr>
-            <w:color w:val="0000EE"/>
-            <w:u w:val="single"/>
-          </w:rPr>
-          <w:t>Mt 8.14–15</w:t>
-        </w:r>
-      </w:hyperlink>
-      <w:r>
-        <w:rPr>
-          <w:lang w:val="fr_FR" w:bidi="fr_FR"/>
-        </w:rPr>
-        <w:t xml:space="preserve"> ; </w:t>
-      </w:r>
-      <w:hyperlink r:id="rId171">
-        <w:r>
-          <w:rPr>
-            <w:lang w:val="fr_FR" w:bidi="fr_FR"/>
-          </w:rPr>
-          <w:rPr>
-            <w:color w:val="0000EE"/>
-            <w:u w:val="single"/>
-          </w:rPr>
-          <w:t>Mc 1.29–31</w:t>
-        </w:r>
-      </w:hyperlink>
-      <w:r>
-        <w:rPr>
-          <w:lang w:val="fr_FR" w:bidi="fr_FR"/>
-        </w:rPr>
-        <w:t xml:space="preserve"> ; </w:t>
-      </w:r>
-      <w:hyperlink r:id="rId172">
-        <w:r>
-          <w:rPr>
-            <w:lang w:val="fr_FR" w:bidi="fr_FR"/>
-          </w:rPr>
-          <w:rPr>
-            <w:color w:val="0000EE"/>
-            <w:u w:val="single"/>
-          </w:rPr>
-          <w:t>Lc 4.38–39</w:t>
-        </w:r>
-      </w:hyperlink>
+      <w:r>
+        <w:rPr>
+          <w:lang w:val="fr_FR" w:bidi="fr_FR"/>
+        </w:rPr>
+        <w:t>Mt 8.14–15</w:t>
+      </w:r>
+      <w:r>
+        <w:rPr>
+          <w:lang w:val="fr_FR" w:bidi="fr_FR"/>
+        </w:rPr>
+        <w:t xml:space="preserve"> ; </w:t>
+      </w:r>
+      <w:r>
+        <w:rPr>
+          <w:lang w:val="fr_FR" w:bidi="fr_FR"/>
+        </w:rPr>
+        <w:t>Mc 1.29–31</w:t>
+      </w:r>
+      <w:r>
+        <w:rPr>
+          <w:lang w:val="fr_FR" w:bidi="fr_FR"/>
+        </w:rPr>
+        <w:t xml:space="preserve"> ; </w:t>
+      </w:r>
+      <w:r>
+        <w:rPr>
+          <w:lang w:val="fr_FR" w:bidi="fr_FR"/>
+        </w:rPr>
+        <w:t>Lc 4.38–39</w:t>
+      </w:r>
       <w:r>
         <w:rPr>
           <w:lang w:val="fr_FR" w:bidi="fr_FR"/>
@@ -5063,90 +3833,60 @@
         </w:rPr>
         <w:t>Pierre et son frère André, tous deux pêcheurs, furent appelés par Jésus pour faire partie de ses premiers disciples, aux côtés de leurs partenaires de pêche, Jacques et Jean (</w:t>
       </w:r>
-      <w:hyperlink r:id="rId173">
-        <w:r>
-          <w:rPr>
-            <w:lang w:val="fr_FR" w:bidi="fr_FR"/>
-          </w:rPr>
-          <w:rPr>
-            <w:color w:val="0000EE"/>
-            <w:u w:val="single"/>
-          </w:rPr>
-          <w:t>Mt 4.18–22</w:t>
-        </w:r>
-      </w:hyperlink>
-      <w:r>
-        <w:rPr>
-          <w:lang w:val="fr_FR" w:bidi="fr_FR"/>
-        </w:rPr>
-        <w:t xml:space="preserve"> ; </w:t>
-      </w:r>
-      <w:hyperlink r:id="rId174">
-        <w:r>
-          <w:rPr>
-            <w:lang w:val="fr_FR" w:bidi="fr_FR"/>
-          </w:rPr>
-          <w:rPr>
-            <w:color w:val="0000EE"/>
-            <w:u w:val="single"/>
-          </w:rPr>
-          <w:t>Mc 1.16–20</w:t>
-        </w:r>
-      </w:hyperlink>
+      <w:r>
+        <w:rPr>
+          <w:lang w:val="fr_FR" w:bidi="fr_FR"/>
+        </w:rPr>
+        <w:t>Mt 4.18–22</w:t>
+      </w:r>
+      <w:r>
+        <w:rPr>
+          <w:lang w:val="fr_FR" w:bidi="fr_FR"/>
+        </w:rPr>
+        <w:t xml:space="preserve"> ; </w:t>
+      </w:r>
+      <w:r>
+        <w:rPr>
+          <w:lang w:val="fr_FR" w:bidi="fr_FR"/>
+        </w:rPr>
+        <w:t>Mc 1.16–20</w:t>
+      </w:r>
       <w:r>
         <w:rPr>
           <w:lang w:val="fr_FR" w:bidi="fr_FR"/>
         </w:rPr>
         <w:t xml:space="preserve"> ; voir aussi </w:t>
       </w:r>
-      <w:hyperlink r:id="rId175">
-        <w:r>
-          <w:rPr>
-            <w:lang w:val="fr_FR" w:bidi="fr_FR"/>
-          </w:rPr>
-          <w:rPr>
-            <w:color w:val="0000EE"/>
-            <w:u w:val="single"/>
-          </w:rPr>
-          <w:t>Lc 5.1–11</w:t>
-        </w:r>
-      </w:hyperlink>
-      <w:r>
-        <w:rPr>
-          <w:lang w:val="fr_FR" w:bidi="fr_FR"/>
-        </w:rPr>
-        <w:t xml:space="preserve"> ; </w:t>
-      </w:r>
-      <w:hyperlink r:id="rId176">
-        <w:r>
-          <w:rPr>
-            <w:lang w:val="fr_FR" w:bidi="fr_FR"/>
-          </w:rPr>
-          <w:rPr>
-            <w:color w:val="0000EE"/>
-            <w:u w:val="single"/>
-          </w:rPr>
-          <w:t>Jn 1.35–51</w:t>
-        </w:r>
-      </w:hyperlink>
+      <w:r>
+        <w:rPr>
+          <w:lang w:val="fr_FR" w:bidi="fr_FR"/>
+        </w:rPr>
+        <w:t>Lc 5.1–11</w:t>
+      </w:r>
+      <w:r>
+        <w:rPr>
+          <w:lang w:val="fr_FR" w:bidi="fr_FR"/>
+        </w:rPr>
+        <w:t xml:space="preserve"> ; </w:t>
+      </w:r>
+      <w:r>
+        <w:rPr>
+          <w:lang w:val="fr_FR" w:bidi="fr_FR"/>
+        </w:rPr>
+        <w:t>Jn 1.35–51</w:t>
+      </w:r>
       <w:r>
         <w:rPr>
           <w:lang w:val="fr_FR" w:bidi="fr_FR"/>
         </w:rPr>
         <w:t>). C'étaient des hommes ordinaires, peu instruits (</w:t>
       </w:r>
-      <w:hyperlink r:id="rId177">
-        <w:r>
-          <w:rPr>
-            <w:lang w:val="fr_FR" w:bidi="fr_FR"/>
-          </w:rPr>
-          <w:rPr>
-            <w:color w:val="0000EE"/>
-            <w:u w:val="single"/>
-          </w:rPr>
-          <w:t>Ac 4.13</w:t>
-        </w:r>
-      </w:hyperlink>
+      <w:r>
+        <w:rPr>
+          <w:lang w:val="fr_FR" w:bidi="fr_FR"/>
+        </w:rPr>
+        <w:t>Ac 4.13</w:t>
+      </w:r>
       <w:r>
         <w:rPr>
           <w:lang w:val="fr_FR" w:bidi="fr_FR"/>
@@ -5167,72 +3907,48 @@
         </w:rPr>
         <w:t>Le nom de Pierre figure toujours en tête sur les listes des douze apôtres (</w:t>
       </w:r>
-      <w:hyperlink r:id="rId178">
-        <w:r>
-          <w:rPr>
-            <w:lang w:val="fr_FR" w:bidi="fr_FR"/>
-          </w:rPr>
-          <w:rPr>
-            <w:color w:val="0000EE"/>
-            <w:u w:val="single"/>
-          </w:rPr>
-          <w:t>Mt 10.2</w:t>
-        </w:r>
-      </w:hyperlink>
-      <w:r>
-        <w:rPr>
-          <w:lang w:val="fr_FR" w:bidi="fr_FR"/>
-        </w:rPr>
-        <w:t xml:space="preserve"> ; </w:t>
-      </w:r>
-      <w:hyperlink r:id="rId179">
-        <w:r>
-          <w:rPr>
-            <w:lang w:val="fr_FR" w:bidi="fr_FR"/>
-          </w:rPr>
-          <w:rPr>
-            <w:color w:val="0000EE"/>
-            <w:u w:val="single"/>
-          </w:rPr>
-          <w:t>Mc 3.16</w:t>
-        </w:r>
-      </w:hyperlink>
-      <w:r>
-        <w:rPr>
-          <w:lang w:val="fr_FR" w:bidi="fr_FR"/>
-        </w:rPr>
-        <w:t xml:space="preserve"> ; </w:t>
-      </w:r>
-      <w:hyperlink r:id="rId180">
-        <w:r>
-          <w:rPr>
-            <w:lang w:val="fr_FR" w:bidi="fr_FR"/>
-          </w:rPr>
-          <w:rPr>
-            <w:color w:val="0000EE"/>
-            <w:u w:val="single"/>
-          </w:rPr>
-          <w:t>Lc 6.14</w:t>
-        </w:r>
-      </w:hyperlink>
-      <w:r>
-        <w:rPr>
-          <w:lang w:val="fr_FR" w:bidi="fr_FR"/>
-        </w:rPr>
-        <w:t xml:space="preserve"> ; </w:t>
-      </w:r>
-      <w:hyperlink r:id="rId181">
-        <w:r>
-          <w:rPr>
-            <w:lang w:val="fr_FR" w:bidi="fr_FR"/>
-          </w:rPr>
-          <w:rPr>
-            <w:color w:val="0000EE"/>
-            <w:u w:val="single"/>
-          </w:rPr>
-          <w:t>Ac 1.13</w:t>
-        </w:r>
-      </w:hyperlink>
+      <w:r>
+        <w:rPr>
+          <w:lang w:val="fr_FR" w:bidi="fr_FR"/>
+        </w:rPr>
+        <w:t>Mt 10.2</w:t>
+      </w:r>
+      <w:r>
+        <w:rPr>
+          <w:lang w:val="fr_FR" w:bidi="fr_FR"/>
+        </w:rPr>
+        <w:t xml:space="preserve"> ; </w:t>
+      </w:r>
+      <w:r>
+        <w:rPr>
+          <w:lang w:val="fr_FR" w:bidi="fr_FR"/>
+        </w:rPr>
+        <w:t>Mc 3.16</w:t>
+      </w:r>
+      <w:r>
+        <w:rPr>
+          <w:lang w:val="fr_FR" w:bidi="fr_FR"/>
+        </w:rPr>
+        <w:t xml:space="preserve"> ; </w:t>
+      </w:r>
+      <w:r>
+        <w:rPr>
+          <w:lang w:val="fr_FR" w:bidi="fr_FR"/>
+        </w:rPr>
+        <w:t>Lc 6.14</w:t>
+      </w:r>
+      <w:r>
+        <w:rPr>
+          <w:lang w:val="fr_FR" w:bidi="fr_FR"/>
+        </w:rPr>
+        <w:t xml:space="preserve"> ; </w:t>
+      </w:r>
+      <w:r>
+        <w:rPr>
+          <w:lang w:val="fr_FR" w:bidi="fr_FR"/>
+        </w:rPr>
+        <w:t>Ac 1.13</w:t>
+      </w:r>
       <w:r>
         <w:rPr>
           <w:lang w:val="fr_FR" w:bidi="fr_FR"/>
@@ -5257,36 +3973,24 @@
         </w:rPr>
         <w:t>La guérison de la fille de Jaïrus (</w:t>
       </w:r>
-      <w:hyperlink r:id="rId182">
-        <w:r>
-          <w:rPr>
-            <w:lang w:val="fr_FR" w:bidi="fr_FR"/>
-          </w:rPr>
-          <w:rPr>
-            <w:color w:val="0000EE"/>
-            <w:u w:val="single"/>
-          </w:rPr>
-          <w:t>Mc 5.37</w:t>
-        </w:r>
-      </w:hyperlink>
-      <w:r>
-        <w:rPr>
-          <w:lang w:val="fr_FR" w:bidi="fr_FR"/>
-        </w:rPr>
-        <w:t xml:space="preserve"> ; </w:t>
-      </w:r>
-      <w:hyperlink r:id="rId183">
-        <w:r>
-          <w:rPr>
-            <w:lang w:val="fr_FR" w:bidi="fr_FR"/>
-          </w:rPr>
-          <w:rPr>
-            <w:color w:val="0000EE"/>
-            <w:u w:val="single"/>
-          </w:rPr>
-          <w:t>Lc 8.51</w:t>
-        </w:r>
-      </w:hyperlink>
+      <w:r>
+        <w:rPr>
+          <w:lang w:val="fr_FR" w:bidi="fr_FR"/>
+        </w:rPr>
+        <w:t>Mc 5.37</w:t>
+      </w:r>
+      <w:r>
+        <w:rPr>
+          <w:lang w:val="fr_FR" w:bidi="fr_FR"/>
+        </w:rPr>
+        <w:t xml:space="preserve"> ; </w:t>
+      </w:r>
+      <w:r>
+        <w:rPr>
+          <w:lang w:val="fr_FR" w:bidi="fr_FR"/>
+        </w:rPr>
+        <w:t>Lc 8.51</w:t>
+      </w:r>
       <w:r>
         <w:rPr>
           <w:lang w:val="fr_FR" w:bidi="fr_FR"/>
@@ -5311,54 +4015,36 @@
         </w:rPr>
         <w:t>La transfiguration de Jésus, lorsque son apparence fut changée (</w:t>
       </w:r>
-      <w:hyperlink r:id="rId184">
-        <w:r>
-          <w:rPr>
-            <w:lang w:val="fr_FR" w:bidi="fr_FR"/>
-          </w:rPr>
-          <w:rPr>
-            <w:color w:val="0000EE"/>
-            <w:u w:val="single"/>
-          </w:rPr>
-          <w:t>Mt 17.1–2</w:t>
-        </w:r>
-      </w:hyperlink>
-      <w:r>
-        <w:rPr>
-          <w:lang w:val="fr_FR" w:bidi="fr_FR"/>
-        </w:rPr>
-        <w:t xml:space="preserve"> ; </w:t>
-      </w:r>
-      <w:hyperlink r:id="rId185">
-        <w:r>
-          <w:rPr>
-            <w:lang w:val="fr_FR" w:bidi="fr_FR"/>
-          </w:rPr>
-          <w:rPr>
-            <w:color w:val="0000EE"/>
-            <w:u w:val="single"/>
-          </w:rPr>
-          <w:t>Mc 9.2</w:t>
-        </w:r>
-      </w:hyperlink>
-      <w:r>
-        <w:rPr>
-          <w:lang w:val="fr_FR" w:bidi="fr_FR"/>
-        </w:rPr>
-        <w:t xml:space="preserve"> ; </w:t>
-      </w:r>
-      <w:hyperlink r:id="rId186">
-        <w:r>
-          <w:rPr>
-            <w:lang w:val="fr_FR" w:bidi="fr_FR"/>
-          </w:rPr>
-          <w:rPr>
-            <w:color w:val="0000EE"/>
-            <w:u w:val="single"/>
-          </w:rPr>
-          <w:t>Lc 9.28–29</w:t>
-        </w:r>
-      </w:hyperlink>
+      <w:r>
+        <w:rPr>
+          <w:lang w:val="fr_FR" w:bidi="fr_FR"/>
+        </w:rPr>
+        <w:t>Mt 17.1–2</w:t>
+      </w:r>
+      <w:r>
+        <w:rPr>
+          <w:lang w:val="fr_FR" w:bidi="fr_FR"/>
+        </w:rPr>
+        <w:t xml:space="preserve"> ; </w:t>
+      </w:r>
+      <w:r>
+        <w:rPr>
+          <w:lang w:val="fr_FR" w:bidi="fr_FR"/>
+        </w:rPr>
+        <w:t>Mc 9.2</w:t>
+      </w:r>
+      <w:r>
+        <w:rPr>
+          <w:lang w:val="fr_FR" w:bidi="fr_FR"/>
+        </w:rPr>
+        <w:t xml:space="preserve"> ; </w:t>
+      </w:r>
+      <w:r>
+        <w:rPr>
+          <w:lang w:val="fr_FR" w:bidi="fr_FR"/>
+        </w:rPr>
+        <w:t>Lc 9.28–29</w:t>
+      </w:r>
       <w:r>
         <w:rPr>
           <w:lang w:val="fr_FR" w:bidi="fr_FR"/>
@@ -5383,36 +4069,24 @@
         </w:rPr>
         <w:t>La prière de Jésus dans le jardin de Gethsémané (</w:t>
       </w:r>
-      <w:hyperlink r:id="rId187">
-        <w:r>
-          <w:rPr>
-            <w:lang w:val="fr_FR" w:bidi="fr_FR"/>
-          </w:rPr>
-          <w:rPr>
-            <w:color w:val="0000EE"/>
-            <w:u w:val="single"/>
-          </w:rPr>
-          <w:t>Mt 26.37</w:t>
-        </w:r>
-      </w:hyperlink>
-      <w:r>
-        <w:rPr>
-          <w:lang w:val="fr_FR" w:bidi="fr_FR"/>
-        </w:rPr>
-        <w:t xml:space="preserve"> ; </w:t>
-      </w:r>
-      <w:hyperlink r:id="rId188">
-        <w:r>
-          <w:rPr>
-            <w:lang w:val="fr_FR" w:bidi="fr_FR"/>
-          </w:rPr>
-          <w:rPr>
-            <w:color w:val="0000EE"/>
-            <w:u w:val="single"/>
-          </w:rPr>
-          <w:t>Mc 14.33</w:t>
-        </w:r>
-      </w:hyperlink>
+      <w:r>
+        <w:rPr>
+          <w:lang w:val="fr_FR" w:bidi="fr_FR"/>
+        </w:rPr>
+        <w:t>Mt 26.37</w:t>
+      </w:r>
+      <w:r>
+        <w:rPr>
+          <w:lang w:val="fr_FR" w:bidi="fr_FR"/>
+        </w:rPr>
+        <w:t xml:space="preserve"> ; </w:t>
+      </w:r>
+      <w:r>
+        <w:rPr>
+          <w:lang w:val="fr_FR" w:bidi="fr_FR"/>
+        </w:rPr>
+        <w:t>Mc 14.33</w:t>
+      </w:r>
       <w:r>
         <w:rPr>
           <w:lang w:val="fr_FR" w:bidi="fr_FR"/>
@@ -5433,216 +4107,144 @@
         </w:rPr>
         <w:t>Audacieux et impulsif (</w:t>
       </w:r>
-      <w:hyperlink r:id="rId189">
-        <w:r>
-          <w:rPr>
-            <w:lang w:val="fr_FR" w:bidi="fr_FR"/>
-          </w:rPr>
-          <w:rPr>
-            <w:color w:val="0000EE"/>
-            <w:u w:val="single"/>
-          </w:rPr>
-          <w:t>Matthieu 26.33</w:t>
-        </w:r>
-      </w:hyperlink>
-      <w:r>
-        <w:rPr>
-          <w:lang w:val="fr_FR" w:bidi="fr_FR"/>
-        </w:rPr>
-        <w:t xml:space="preserve"> ; </w:t>
-      </w:r>
-      <w:hyperlink r:id="rId190">
-        <w:r>
-          <w:rPr>
-            <w:lang w:val="fr_FR" w:bidi="fr_FR"/>
-          </w:rPr>
-          <w:rPr>
-            <w:color w:val="0000EE"/>
-            <w:u w:val="single"/>
-          </w:rPr>
-          <w:t>Mc 14.29</w:t>
-        </w:r>
-      </w:hyperlink>
-      <w:r>
-        <w:rPr>
-          <w:lang w:val="fr_FR" w:bidi="fr_FR"/>
-        </w:rPr>
-        <w:t xml:space="preserve"> ; </w:t>
-      </w:r>
-      <w:hyperlink r:id="rId191">
-        <w:r>
-          <w:rPr>
-            <w:lang w:val="fr_FR" w:bidi="fr_FR"/>
-          </w:rPr>
-          <w:rPr>
-            <w:color w:val="0000EE"/>
-            <w:u w:val="single"/>
-          </w:rPr>
-          <w:t>Lc 5.8</w:t>
-        </w:r>
-      </w:hyperlink>
-      <w:r>
-        <w:rPr>
-          <w:lang w:val="fr_FR" w:bidi="fr_FR"/>
-        </w:rPr>
-        <w:t xml:space="preserve"> ; </w:t>
-      </w:r>
-      <w:hyperlink r:id="rId192">
-        <w:r>
-          <w:rPr>
-            <w:lang w:val="fr_FR" w:bidi="fr_FR"/>
-          </w:rPr>
-          <w:rPr>
-            <w:color w:val="0000EE"/>
-            <w:u w:val="single"/>
-          </w:rPr>
-          <w:t>22.33</w:t>
-        </w:r>
-      </w:hyperlink>
-      <w:r>
-        <w:rPr>
-          <w:lang w:val="fr_FR" w:bidi="fr_FR"/>
-        </w:rPr>
-        <w:t xml:space="preserve"> ; </w:t>
-      </w:r>
-      <w:hyperlink r:id="rId193">
-        <w:r>
-          <w:rPr>
-            <w:lang w:val="fr_FR" w:bidi="fr_FR"/>
-          </w:rPr>
-          <w:rPr>
-            <w:color w:val="0000EE"/>
-            <w:u w:val="single"/>
-          </w:rPr>
-          <w:t>Jn 13.36–37</w:t>
-        </w:r>
-      </w:hyperlink>
-      <w:r>
-        <w:rPr>
-          <w:lang w:val="fr_FR" w:bidi="fr_FR"/>
-        </w:rPr>
-        <w:t xml:space="preserve"> ; </w:t>
-      </w:r>
-      <w:hyperlink r:id="rId194">
-        <w:r>
-          <w:rPr>
-            <w:lang w:val="fr_FR" w:bidi="fr_FR"/>
-          </w:rPr>
-          <w:rPr>
-            <w:color w:val="0000EE"/>
-            <w:u w:val="single"/>
-          </w:rPr>
-          <w:t>21.7</w:t>
-        </w:r>
-      </w:hyperlink>
+      <w:r>
+        <w:rPr>
+          <w:lang w:val="fr_FR" w:bidi="fr_FR"/>
+        </w:rPr>
+        <w:t>Matthieu 26.33</w:t>
+      </w:r>
+      <w:r>
+        <w:rPr>
+          <w:lang w:val="fr_FR" w:bidi="fr_FR"/>
+        </w:rPr>
+        <w:t xml:space="preserve"> ; </w:t>
+      </w:r>
+      <w:r>
+        <w:rPr>
+          <w:lang w:val="fr_FR" w:bidi="fr_FR"/>
+        </w:rPr>
+        <w:t>Mc 14.29</w:t>
+      </w:r>
+      <w:r>
+        <w:rPr>
+          <w:lang w:val="fr_FR" w:bidi="fr_FR"/>
+        </w:rPr>
+        <w:t xml:space="preserve"> ; </w:t>
+      </w:r>
+      <w:r>
+        <w:rPr>
+          <w:lang w:val="fr_FR" w:bidi="fr_FR"/>
+        </w:rPr>
+        <w:t>Lc 5.8</w:t>
+      </w:r>
+      <w:r>
+        <w:rPr>
+          <w:lang w:val="fr_FR" w:bidi="fr_FR"/>
+        </w:rPr>
+        <w:t xml:space="preserve"> ; </w:t>
+      </w:r>
+      <w:r>
+        <w:rPr>
+          <w:lang w:val="fr_FR" w:bidi="fr_FR"/>
+        </w:rPr>
+        <w:t>22.33</w:t>
+      </w:r>
+      <w:r>
+        <w:rPr>
+          <w:lang w:val="fr_FR" w:bidi="fr_FR"/>
+        </w:rPr>
+        <w:t xml:space="preserve"> ; </w:t>
+      </w:r>
+      <w:r>
+        <w:rPr>
+          <w:lang w:val="fr_FR" w:bidi="fr_FR"/>
+        </w:rPr>
+        <w:t>Jn 13.36–37</w:t>
+      </w:r>
+      <w:r>
+        <w:rPr>
+          <w:lang w:val="fr_FR" w:bidi="fr_FR"/>
+        </w:rPr>
+        <w:t xml:space="preserve"> ; </w:t>
+      </w:r>
+      <w:r>
+        <w:rPr>
+          <w:lang w:val="fr_FR" w:bidi="fr_FR"/>
+        </w:rPr>
+        <w:t>21.7</w:t>
+      </w:r>
       <w:r>
         <w:rPr>
           <w:lang w:val="fr_FR" w:bidi="fr_FR"/>
         </w:rPr>
         <w:t xml:space="preserve">), il fut le premier disciple à proclamer sa foi en Jésus comme le Messie choisi par Dieu (ou comme « Christ », voir </w:t>
       </w:r>
-      <w:hyperlink r:id="rId195">
-        <w:r>
-          <w:rPr>
-            <w:lang w:val="fr_FR" w:bidi="fr_FR"/>
-          </w:rPr>
-          <w:rPr>
-            <w:color w:val="0000EE"/>
-            <w:u w:val="single"/>
-          </w:rPr>
-          <w:t>Mt 16.15–16</w:t>
-        </w:r>
-      </w:hyperlink>
-      <w:r>
-        <w:rPr>
-          <w:lang w:val="fr_FR" w:bidi="fr_FR"/>
-        </w:rPr>
-        <w:t xml:space="preserve"> ; </w:t>
-      </w:r>
-      <w:hyperlink r:id="rId196">
-        <w:r>
-          <w:rPr>
-            <w:lang w:val="fr_FR" w:bidi="fr_FR"/>
-          </w:rPr>
-          <w:rPr>
-            <w:color w:val="0000EE"/>
-            <w:u w:val="single"/>
-          </w:rPr>
-          <w:t>Mc 8.29</w:t>
-        </w:r>
-      </w:hyperlink>
-      <w:r>
-        <w:rPr>
-          <w:lang w:val="fr_FR" w:bidi="fr_FR"/>
-        </w:rPr>
-        <w:t xml:space="preserve"> ; </w:t>
-      </w:r>
-      <w:hyperlink r:id="rId197">
-        <w:r>
-          <w:rPr>
-            <w:lang w:val="fr_FR" w:bidi="fr_FR"/>
-          </w:rPr>
-          <w:rPr>
-            <w:color w:val="0000EE"/>
-            <w:u w:val="single"/>
-          </w:rPr>
-          <w:t>Lc 9.20</w:t>
-        </w:r>
-      </w:hyperlink>
+      <w:r>
+        <w:rPr>
+          <w:lang w:val="fr_FR" w:bidi="fr_FR"/>
+        </w:rPr>
+        <w:t>Mt 16.15–16</w:t>
+      </w:r>
+      <w:r>
+        <w:rPr>
+          <w:lang w:val="fr_FR" w:bidi="fr_FR"/>
+        </w:rPr>
+        <w:t xml:space="preserve"> ; </w:t>
+      </w:r>
+      <w:r>
+        <w:rPr>
+          <w:lang w:val="fr_FR" w:bidi="fr_FR"/>
+        </w:rPr>
+        <w:t>Mc 8.29</w:t>
+      </w:r>
+      <w:r>
+        <w:rPr>
+          <w:lang w:val="fr_FR" w:bidi="fr_FR"/>
+        </w:rPr>
+        <w:t xml:space="preserve"> ; </w:t>
+      </w:r>
+      <w:r>
+        <w:rPr>
+          <w:lang w:val="fr_FR" w:bidi="fr_FR"/>
+        </w:rPr>
+        <w:t>Lc 9.20</w:t>
+      </w:r>
       <w:r>
         <w:rPr>
           <w:lang w:val="fr_FR" w:bidi="fr_FR"/>
         </w:rPr>
         <w:t>). Lorsque Jésus annonça sa mort imminente, Pierre protesta, affirmant qu'il se trompait. Une telle fin ne correspondait pas à l'idée que Pierre se faisait du Messie. Cependant, Jésus le corrigea fermement (</w:t>
       </w:r>
-      <w:hyperlink r:id="rId198">
-        <w:r>
-          <w:rPr>
-            <w:lang w:val="fr_FR" w:bidi="fr_FR"/>
-          </w:rPr>
-          <w:rPr>
-            <w:color w:val="0000EE"/>
-            <w:u w:val="single"/>
-          </w:rPr>
-          <w:t>Mt 16.21–23</w:t>
-        </w:r>
-      </w:hyperlink>
-      <w:r>
-        <w:rPr>
-          <w:lang w:val="fr_FR" w:bidi="fr_FR"/>
-        </w:rPr>
-        <w:t xml:space="preserve"> ; </w:t>
-      </w:r>
-      <w:hyperlink r:id="rId199">
-        <w:r>
-          <w:rPr>
-            <w:lang w:val="fr_FR" w:bidi="fr_FR"/>
-          </w:rPr>
-          <w:rPr>
-            <w:color w:val="0000EE"/>
-            <w:u w:val="single"/>
-          </w:rPr>
-          <w:t>Mc 8.31–33</w:t>
-        </w:r>
-      </w:hyperlink>
+      <w:r>
+        <w:rPr>
+          <w:lang w:val="fr_FR" w:bidi="fr_FR"/>
+        </w:rPr>
+        <w:t>Mt 16.21–23</w:t>
+      </w:r>
+      <w:r>
+        <w:rPr>
+          <w:lang w:val="fr_FR" w:bidi="fr_FR"/>
+        </w:rPr>
+        <w:t xml:space="preserve"> ; </w:t>
+      </w:r>
+      <w:r>
+        <w:rPr>
+          <w:lang w:val="fr_FR" w:bidi="fr_FR"/>
+        </w:rPr>
+        <w:t>Mc 8.31–33</w:t>
+      </w:r>
       <w:r>
         <w:rPr>
           <w:lang w:val="fr_FR" w:bidi="fr_FR"/>
         </w:rPr>
         <w:t>). Toutefois, Jésus déclara que Pierre serait une pierre angulaire pour fonder l'Église (</w:t>
       </w:r>
-      <w:hyperlink r:id="rId200">
-        <w:r>
-          <w:rPr>
-            <w:lang w:val="fr_FR" w:bidi="fr_FR"/>
-          </w:rPr>
-          <w:rPr>
-            <w:color w:val="0000EE"/>
-            <w:u w:val="single"/>
-          </w:rPr>
-          <w:t>Mt 16.18–19</w:t>
-        </w:r>
-      </w:hyperlink>
+      <w:r>
+        <w:rPr>
+          <w:lang w:val="fr_FR" w:bidi="fr_FR"/>
+        </w:rPr>
+        <w:t>Mt 16.18–19</w:t>
+      </w:r>
       <w:r>
         <w:rPr>
           <w:lang w:val="fr_FR" w:bidi="fr_FR"/>
@@ -5663,108 +4265,72 @@
         </w:rPr>
         <w:t>Lors de l'interrogatoire de Jésus dans la cour du souverain sacrificateur, Pierre y entra secrètement mais fut reconnu, notamment en raison de son accent galiléen. Il fut confronté et nia fortement connaître Jésus, tout comme Jésus l'avait prédit. Cela se passa bien qu'il ait annoncé plus tôt qu'il ne le renierait jamais (</w:t>
       </w:r>
-      <w:hyperlink r:id="rId201">
-        <w:r>
-          <w:rPr>
-            <w:lang w:val="fr_FR" w:bidi="fr_FR"/>
-          </w:rPr>
-          <w:rPr>
-            <w:color w:val="0000EE"/>
-            <w:u w:val="single"/>
-          </w:rPr>
-          <w:t>Mt 26.69–75</w:t>
-        </w:r>
-      </w:hyperlink>
-      <w:r>
-        <w:rPr>
-          <w:lang w:val="fr_FR" w:bidi="fr_FR"/>
-        </w:rPr>
-        <w:t xml:space="preserve"> ; </w:t>
-      </w:r>
-      <w:hyperlink r:id="rId202">
-        <w:r>
-          <w:rPr>
-            <w:lang w:val="fr_FR" w:bidi="fr_FR"/>
-          </w:rPr>
-          <w:rPr>
-            <w:color w:val="0000EE"/>
-            <w:u w:val="single"/>
-          </w:rPr>
-          <w:t>Mc 14.66–72</w:t>
-        </w:r>
-      </w:hyperlink>
-      <w:r>
-        <w:rPr>
-          <w:lang w:val="fr_FR" w:bidi="fr_FR"/>
-        </w:rPr>
-        <w:t xml:space="preserve"> ; </w:t>
-      </w:r>
-      <w:hyperlink r:id="rId203">
-        <w:r>
-          <w:rPr>
-            <w:lang w:val="fr_FR" w:bidi="fr_FR"/>
-          </w:rPr>
-          <w:rPr>
-            <w:color w:val="0000EE"/>
-            <w:u w:val="single"/>
-          </w:rPr>
-          <w:t>Lc 22.54–62</w:t>
-        </w:r>
-      </w:hyperlink>
+      <w:r>
+        <w:rPr>
+          <w:lang w:val="fr_FR" w:bidi="fr_FR"/>
+        </w:rPr>
+        <w:t>Mt 26.69–75</w:t>
+      </w:r>
+      <w:r>
+        <w:rPr>
+          <w:lang w:val="fr_FR" w:bidi="fr_FR"/>
+        </w:rPr>
+        <w:t xml:space="preserve"> ; </w:t>
+      </w:r>
+      <w:r>
+        <w:rPr>
+          <w:lang w:val="fr_FR" w:bidi="fr_FR"/>
+        </w:rPr>
+        <w:t>Mc 14.66–72</w:t>
+      </w:r>
+      <w:r>
+        <w:rPr>
+          <w:lang w:val="fr_FR" w:bidi="fr_FR"/>
+        </w:rPr>
+        <w:t xml:space="preserve"> ; </w:t>
+      </w:r>
+      <w:r>
+        <w:rPr>
+          <w:lang w:val="fr_FR" w:bidi="fr_FR"/>
+        </w:rPr>
+        <w:t>Lc 22.54–62</w:t>
+      </w:r>
       <w:r>
         <w:rPr>
           <w:lang w:val="fr_FR" w:bidi="fr_FR"/>
         </w:rPr>
         <w:t>). Ce reniement plongea immédiatement Pierre dans un profond remords (</w:t>
       </w:r>
-      <w:hyperlink r:id="rId204">
-        <w:r>
-          <w:rPr>
-            <w:lang w:val="fr_FR" w:bidi="fr_FR"/>
-          </w:rPr>
-          <w:rPr>
-            <w:color w:val="0000EE"/>
-            <w:u w:val="single"/>
-          </w:rPr>
-          <w:t>Mt 26.33–35</w:t>
-        </w:r>
-      </w:hyperlink>
-      <w:r>
-        <w:rPr>
-          <w:lang w:val="fr_FR" w:bidi="fr_FR"/>
-        </w:rPr>
-        <w:t xml:space="preserve"> ; </w:t>
-      </w:r>
-      <w:hyperlink r:id="rId205">
-        <w:r>
-          <w:rPr>
-            <w:lang w:val="fr_FR" w:bidi="fr_FR"/>
-          </w:rPr>
-          <w:rPr>
-            <w:color w:val="0000EE"/>
-            <w:u w:val="single"/>
-          </w:rPr>
-          <w:t>Mc 14.29–31</w:t>
-        </w:r>
-      </w:hyperlink>
-      <w:r>
-        <w:rPr>
-          <w:lang w:val="fr_FR" w:bidi="fr_FR"/>
-        </w:rPr>
-        <w:t xml:space="preserve"> ; </w:t>
-      </w:r>
-      <w:hyperlink r:id="rId206">
-        <w:r>
-          <w:rPr>
-            <w:lang w:val="fr_FR" w:bidi="fr_FR"/>
-          </w:rPr>
-          <w:rPr>
-            <w:color w:val="0000EE"/>
-            <w:u w:val="single"/>
-          </w:rPr>
-          <w:t>Lc 22.31–34</w:t>
-        </w:r>
-      </w:hyperlink>
+      <w:r>
+        <w:rPr>
+          <w:lang w:val="fr_FR" w:bidi="fr_FR"/>
+        </w:rPr>
+        <w:t>Mt 26.33–35</w:t>
+      </w:r>
+      <w:r>
+        <w:rPr>
+          <w:lang w:val="fr_FR" w:bidi="fr_FR"/>
+        </w:rPr>
+        <w:t xml:space="preserve"> ; </w:t>
+      </w:r>
+      <w:r>
+        <w:rPr>
+          <w:lang w:val="fr_FR" w:bidi="fr_FR"/>
+        </w:rPr>
+        <w:t>Mc 14.29–31</w:t>
+      </w:r>
+      <w:r>
+        <w:rPr>
+          <w:lang w:val="fr_FR" w:bidi="fr_FR"/>
+        </w:rPr>
+        <w:t xml:space="preserve"> ; </w:t>
+      </w:r>
+      <w:r>
+        <w:rPr>
+          <w:lang w:val="fr_FR" w:bidi="fr_FR"/>
+        </w:rPr>
+        <w:t>Lc 22.31–34</w:t>
+      </w:r>
       <w:r>
         <w:rPr>
           <w:lang w:val="fr_FR" w:bidi="fr_FR"/>
@@ -5785,72 +4351,48 @@
         </w:rPr>
         <w:t>Après avoir appris la résurrection de Jésus, Pierre fut l'un des premiers à se précipiter vers le tombeau pour vérifier si c'était vrai (</w:t>
       </w:r>
-      <w:hyperlink r:id="rId207">
-        <w:r>
-          <w:rPr>
-            <w:lang w:val="fr_FR" w:bidi="fr_FR"/>
-          </w:rPr>
-          <w:rPr>
-            <w:color w:val="0000EE"/>
-            <w:u w:val="single"/>
-          </w:rPr>
-          <w:t>Jn 20.3–7</w:t>
-        </w:r>
-      </w:hyperlink>
+      <w:r>
+        <w:rPr>
+          <w:lang w:val="fr_FR" w:bidi="fr_FR"/>
+        </w:rPr>
+        <w:t>Jn 20.3–7</w:t>
+      </w:r>
       <w:r>
         <w:rPr>
           <w:lang w:val="fr_FR" w:bidi="fr_FR"/>
         </w:rPr>
         <w:t>), et il semble avoir été le premier des douze à qui Jésus ressuscité est apparu (</w:t>
       </w:r>
-      <w:hyperlink r:id="rId208">
-        <w:r>
-          <w:rPr>
-            <w:lang w:val="fr_FR" w:bidi="fr_FR"/>
-          </w:rPr>
-          <w:rPr>
-            <w:color w:val="0000EE"/>
-            <w:u w:val="single"/>
-          </w:rPr>
-          <w:t>Lc 24.33–34</w:t>
-        </w:r>
-      </w:hyperlink>
-      <w:r>
-        <w:rPr>
-          <w:lang w:val="fr_FR" w:bidi="fr_FR"/>
-        </w:rPr>
-        <w:t xml:space="preserve"> ; </w:t>
-      </w:r>
-      <w:hyperlink r:id="rId209">
-        <w:r>
-          <w:rPr>
-            <w:lang w:val="fr_FR" w:bidi="fr_FR"/>
-          </w:rPr>
-          <w:rPr>
-            <w:color w:val="0000EE"/>
-            <w:u w:val="single"/>
-          </w:rPr>
-          <w:t>1Co 15.5</w:t>
-        </w:r>
-      </w:hyperlink>
+      <w:r>
+        <w:rPr>
+          <w:lang w:val="fr_FR" w:bidi="fr_FR"/>
+        </w:rPr>
+        <w:t>Lc 24.33–34</w:t>
+      </w:r>
+      <w:r>
+        <w:rPr>
+          <w:lang w:val="fr_FR" w:bidi="fr_FR"/>
+        </w:rPr>
+        <w:t xml:space="preserve"> ; </w:t>
+      </w:r>
+      <w:r>
+        <w:rPr>
+          <w:lang w:val="fr_FR" w:bidi="fr_FR"/>
+        </w:rPr>
+        <w:t>1Co 15.5</w:t>
+      </w:r>
       <w:r>
         <w:rPr>
           <w:lang w:val="fr_FR" w:bidi="fr_FR"/>
         </w:rPr>
         <w:t xml:space="preserve">). Une grande partie des paroles de Jésus consignées dans </w:t>
       </w:r>
-      <w:hyperlink r:id="rId210">
-        <w:r>
-          <w:rPr>
-            <w:lang w:val="fr_FR" w:bidi="fr_FR"/>
-          </w:rPr>
-          <w:rPr>
-            <w:color w:val="0000EE"/>
-            <w:u w:val="single"/>
-          </w:rPr>
-          <w:t>Jn 21</w:t>
-        </w:r>
-      </w:hyperlink>
+      <w:r>
+        <w:rPr>
+          <w:lang w:val="fr_FR" w:bidi="fr_FR"/>
+        </w:rPr>
+        <w:t>Jn 21</w:t>
+      </w:r>
       <w:r>
         <w:rPr>
           <w:lang w:val="fr_FR" w:bidi="fr_FR"/>
@@ -5869,18 +4411,12 @@
         </w:rPr>
         <w:t xml:space="preserve"> » (</w:t>
       </w:r>
-      <w:hyperlink r:id="rId211">
-        <w:r>
-          <w:rPr>
-            <w:lang w:val="fr_FR" w:bidi="fr_FR"/>
-          </w:rPr>
-          <w:rPr>
-            <w:color w:val="0000EE"/>
-            <w:u w:val="single"/>
-          </w:rPr>
-          <w:t>Jn 21.15–17</w:t>
-        </w:r>
-      </w:hyperlink>
+      <w:r>
+        <w:rPr>
+          <w:lang w:val="fr_FR" w:bidi="fr_FR"/>
+        </w:rPr>
+        <w:t>Jn 21.15–17</w:t>
+      </w:r>
       <w:r>
         <w:rPr>
           <w:lang w:val="fr_FR" w:bidi="fr_FR"/>
@@ -5901,36 +4437,24 @@
         </w:rPr>
         <w:t>Le jour de la Pentecôte, lorsque le Saint-Esprit descendit sur les disciples (</w:t>
       </w:r>
-      <w:hyperlink r:id="rId212">
-        <w:r>
-          <w:rPr>
-            <w:lang w:val="fr_FR" w:bidi="fr_FR"/>
-          </w:rPr>
-          <w:rPr>
-            <w:color w:val="0000EE"/>
-            <w:u w:val="single"/>
-          </w:rPr>
-          <w:t>Ac 2.1–13</w:t>
-        </w:r>
-      </w:hyperlink>
+      <w:r>
+        <w:rPr>
+          <w:lang w:val="fr_FR" w:bidi="fr_FR"/>
+        </w:rPr>
+        <w:t>Ac 2.1–13</w:t>
+      </w:r>
       <w:r>
         <w:rPr>
           <w:lang w:val="fr_FR" w:bidi="fr_FR"/>
         </w:rPr>
         <w:t xml:space="preserve">), Pierre devint le principal porte-parole des premiers chrétiens à Jérusalem. Dès lors, comme le rapportent </w:t>
       </w:r>
-      <w:hyperlink r:id="rId213">
-        <w:r>
-          <w:rPr>
-            <w:lang w:val="fr_FR" w:bidi="fr_FR"/>
-          </w:rPr>
-          <w:rPr>
-            <w:color w:val="0000EE"/>
-            <w:u w:val="single"/>
-          </w:rPr>
-          <w:t>Ac 2.14–12.25</w:t>
-        </w:r>
-      </w:hyperlink>
+      <w:r>
+        <w:rPr>
+          <w:lang w:val="fr_FR" w:bidi="fr_FR"/>
+        </w:rPr>
+        <w:t>Ac 2.14–12.25</w:t>
+      </w:r>
       <w:r>
         <w:rPr>
           <w:lang w:val="fr_FR" w:bidi="fr_FR"/>
@@ -5955,36 +4479,24 @@
         </w:rPr>
         <w:t>Il prêcha aux foules avec courage (</w:t>
       </w:r>
-      <w:hyperlink r:id="rId214">
-        <w:r>
-          <w:rPr>
-            <w:lang w:val="fr_FR" w:bidi="fr_FR"/>
-          </w:rPr>
-          <w:rPr>
-            <w:color w:val="0000EE"/>
-            <w:u w:val="single"/>
-          </w:rPr>
-          <w:t>Ac 2.14–41</w:t>
-        </w:r>
-      </w:hyperlink>
-      <w:r>
-        <w:rPr>
-          <w:lang w:val="fr_FR" w:bidi="fr_FR"/>
-        </w:rPr>
-        <w:t xml:space="preserve"> ; </w:t>
-      </w:r>
-      <w:hyperlink r:id="rId215">
-        <w:r>
-          <w:rPr>
-            <w:lang w:val="fr_FR" w:bidi="fr_FR"/>
-          </w:rPr>
-          <w:rPr>
-            <w:color w:val="0000EE"/>
-            <w:u w:val="single"/>
-          </w:rPr>
-          <w:t>3.12–26</w:t>
-        </w:r>
-      </w:hyperlink>
+      <w:r>
+        <w:rPr>
+          <w:lang w:val="fr_FR" w:bidi="fr_FR"/>
+        </w:rPr>
+        <w:t>Ac 2.14–41</w:t>
+      </w:r>
+      <w:r>
+        <w:rPr>
+          <w:lang w:val="fr_FR" w:bidi="fr_FR"/>
+        </w:rPr>
+        <w:t xml:space="preserve"> ; </w:t>
+      </w:r>
+      <w:r>
+        <w:rPr>
+          <w:lang w:val="fr_FR" w:bidi="fr_FR"/>
+        </w:rPr>
+        <w:t>3.12–26</w:t>
+      </w:r>
       <w:r>
         <w:rPr>
           <w:lang w:val="fr_FR" w:bidi="fr_FR"/>
@@ -6009,54 +4521,36 @@
         </w:rPr>
         <w:t>Il guérit des malades (</w:t>
       </w:r>
-      <w:hyperlink r:id="rId216">
-        <w:r>
-          <w:rPr>
-            <w:lang w:val="fr_FR" w:bidi="fr_FR"/>
-          </w:rPr>
-          <w:rPr>
-            <w:color w:val="0000EE"/>
-            <w:u w:val="single"/>
-          </w:rPr>
-          <w:t>Ac 3.1–11</w:t>
-        </w:r>
-      </w:hyperlink>
-      <w:r>
-        <w:rPr>
-          <w:lang w:val="fr_FR" w:bidi="fr_FR"/>
-        </w:rPr>
-        <w:t xml:space="preserve"> ; </w:t>
-      </w:r>
-      <w:hyperlink r:id="rId217">
-        <w:r>
-          <w:rPr>
-            <w:lang w:val="fr_FR" w:bidi="fr_FR"/>
-          </w:rPr>
-          <w:rPr>
-            <w:color w:val="0000EE"/>
-            <w:u w:val="single"/>
-          </w:rPr>
-          <w:t>5.12–16</w:t>
-        </w:r>
-      </w:hyperlink>
-      <w:r>
-        <w:rPr>
-          <w:lang w:val="fr_FR" w:bidi="fr_FR"/>
-        </w:rPr>
-        <w:t xml:space="preserve"> ; </w:t>
-      </w:r>
-      <w:hyperlink r:id="rId218">
-        <w:r>
-          <w:rPr>
-            <w:lang w:val="fr_FR" w:bidi="fr_FR"/>
-          </w:rPr>
-          <w:rPr>
-            <w:color w:val="0000EE"/>
-            <w:u w:val="single"/>
-          </w:rPr>
-          <w:t>9.32–43</w:t>
-        </w:r>
-      </w:hyperlink>
+      <w:r>
+        <w:rPr>
+          <w:lang w:val="fr_FR" w:bidi="fr_FR"/>
+        </w:rPr>
+        <w:t>Ac 3.1–11</w:t>
+      </w:r>
+      <w:r>
+        <w:rPr>
+          <w:lang w:val="fr_FR" w:bidi="fr_FR"/>
+        </w:rPr>
+        <w:t xml:space="preserve"> ; </w:t>
+      </w:r>
+      <w:r>
+        <w:rPr>
+          <w:lang w:val="fr_FR" w:bidi="fr_FR"/>
+        </w:rPr>
+        <w:t>5.12–16</w:t>
+      </w:r>
+      <w:r>
+        <w:rPr>
+          <w:lang w:val="fr_FR" w:bidi="fr_FR"/>
+        </w:rPr>
+        <w:t xml:space="preserve"> ; </w:t>
+      </w:r>
+      <w:r>
+        <w:rPr>
+          <w:lang w:val="fr_FR" w:bidi="fr_FR"/>
+        </w:rPr>
+        <w:t>9.32–43</w:t>
+      </w:r>
       <w:r>
         <w:rPr>
           <w:lang w:val="fr_FR" w:bidi="fr_FR"/>
@@ -6081,36 +4575,24 @@
         </w:rPr>
         <w:t>Il parla sans crainte devant les autorités, même lorsqu'il fut emprisonné (</w:t>
       </w:r>
-      <w:hyperlink r:id="rId219">
-        <w:r>
-          <w:rPr>
-            <w:lang w:val="fr_FR" w:bidi="fr_FR"/>
-          </w:rPr>
-          <w:rPr>
-            <w:color w:val="0000EE"/>
-            <w:u w:val="single"/>
-          </w:rPr>
-          <w:t>Ac 4.1–20</w:t>
-        </w:r>
-      </w:hyperlink>
-      <w:r>
-        <w:rPr>
-          <w:lang w:val="fr_FR" w:bidi="fr_FR"/>
-        </w:rPr>
-        <w:t xml:space="preserve"> ; </w:t>
-      </w:r>
-      <w:hyperlink r:id="rId220">
-        <w:r>
-          <w:rPr>
-            <w:lang w:val="fr_FR" w:bidi="fr_FR"/>
-          </w:rPr>
-          <w:rPr>
-            <w:color w:val="0000EE"/>
-            <w:u w:val="single"/>
-          </w:rPr>
-          <w:t>5.26–32</w:t>
-        </w:r>
-      </w:hyperlink>
+      <w:r>
+        <w:rPr>
+          <w:lang w:val="fr_FR" w:bidi="fr_FR"/>
+        </w:rPr>
+        <w:t>Ac 4.1–20</w:t>
+      </w:r>
+      <w:r>
+        <w:rPr>
+          <w:lang w:val="fr_FR" w:bidi="fr_FR"/>
+        </w:rPr>
+        <w:t xml:space="preserve"> ; </w:t>
+      </w:r>
+      <w:r>
+        <w:rPr>
+          <w:lang w:val="fr_FR" w:bidi="fr_FR"/>
+        </w:rPr>
+        <w:t>5.26–32</w:t>
+      </w:r>
       <w:r>
         <w:rPr>
           <w:lang w:val="fr_FR" w:bidi="fr_FR"/>
@@ -6135,36 +4617,24 @@
         </w:rPr>
         <w:t>Il échappa miraculeusement à la prison à deux reprises (</w:t>
       </w:r>
-      <w:hyperlink r:id="rId221">
-        <w:r>
-          <w:rPr>
-            <w:lang w:val="fr_FR" w:bidi="fr_FR"/>
-          </w:rPr>
-          <w:rPr>
-            <w:color w:val="0000EE"/>
-            <w:u w:val="single"/>
-          </w:rPr>
-          <w:t>Ac 5.18–25</w:t>
-        </w:r>
-      </w:hyperlink>
-      <w:r>
-        <w:rPr>
-          <w:lang w:val="fr_FR" w:bidi="fr_FR"/>
-        </w:rPr>
-        <w:t xml:space="preserve"> ; </w:t>
-      </w:r>
-      <w:hyperlink r:id="rId222">
-        <w:r>
-          <w:rPr>
-            <w:lang w:val="fr_FR" w:bidi="fr_FR"/>
-          </w:rPr>
-          <w:rPr>
-            <w:color w:val="0000EE"/>
-            <w:u w:val="single"/>
-          </w:rPr>
-          <w:t>12.6–11</w:t>
-        </w:r>
-      </w:hyperlink>
+      <w:r>
+        <w:rPr>
+          <w:lang w:val="fr_FR" w:bidi="fr_FR"/>
+        </w:rPr>
+        <w:t>Ac 5.18–25</w:t>
+      </w:r>
+      <w:r>
+        <w:rPr>
+          <w:lang w:val="fr_FR" w:bidi="fr_FR"/>
+        </w:rPr>
+        <w:t xml:space="preserve"> ; </w:t>
+      </w:r>
+      <w:r>
+        <w:rPr>
+          <w:lang w:val="fr_FR" w:bidi="fr_FR"/>
+        </w:rPr>
+        <w:t>12.6–11</w:t>
+      </w:r>
       <w:r>
         <w:rPr>
           <w:lang w:val="fr_FR" w:bidi="fr_FR"/>
@@ -6189,18 +4659,12 @@
         </w:rPr>
         <w:t>Il uun rôle déterminant dans les décisions pratiques d'une communauté de disciples en pleine expansion (</w:t>
       </w:r>
-      <w:hyperlink r:id="rId223">
-        <w:r>
-          <w:rPr>
-            <w:lang w:val="fr_FR" w:bidi="fr_FR"/>
-          </w:rPr>
-          <w:rPr>
-            <w:color w:val="0000EE"/>
-            <w:u w:val="single"/>
-          </w:rPr>
-          <w:t>Ac 5.3–11</w:t>
-        </w:r>
-      </w:hyperlink>
+      <w:r>
+        <w:rPr>
+          <w:lang w:val="fr_FR" w:bidi="fr_FR"/>
+        </w:rPr>
+        <w:t>Ac 5.3–11</w:t>
+      </w:r>
       <w:r>
         <w:rPr>
           <w:lang w:val="fr_FR" w:bidi="fr_FR"/>
@@ -6221,72 +4685,48 @@
         </w:rPr>
         <w:t>Pierre fut également le premier à annoncer la bonne nouvelle de Jésus aux non-Juifs (</w:t>
       </w:r>
-      <w:hyperlink r:id="rId224">
-        <w:r>
-          <w:rPr>
-            <w:lang w:val="fr_FR" w:bidi="fr_FR"/>
-          </w:rPr>
-          <w:rPr>
-            <w:color w:val="0000EE"/>
-            <w:u w:val="single"/>
-          </w:rPr>
-          <w:t>Ac 10.1–48</w:t>
-        </w:r>
-      </w:hyperlink>
+      <w:r>
+        <w:rPr>
+          <w:lang w:val="fr_FR" w:bidi="fr_FR"/>
+        </w:rPr>
+        <w:t>Ac 10.1–48</w:t>
+      </w:r>
       <w:r>
         <w:rPr>
           <w:lang w:val="fr_FR" w:bidi="fr_FR"/>
         </w:rPr>
         <w:t xml:space="preserve"> ; voir </w:t>
       </w:r>
-      <w:hyperlink r:id="rId225">
-        <w:r>
-          <w:rPr>
-            <w:lang w:val="fr_FR" w:bidi="fr_FR"/>
-          </w:rPr>
-          <w:rPr>
-            <w:color w:val="0000EE"/>
-            <w:u w:val="single"/>
-          </w:rPr>
-          <w:t>Mt 16.18</w:t>
-        </w:r>
-      </w:hyperlink>
+      <w:r>
+        <w:rPr>
+          <w:lang w:val="fr_FR" w:bidi="fr_FR"/>
+        </w:rPr>
+        <w:t>Mt 16.18</w:t>
+      </w:r>
       <w:r>
         <w:rPr>
           <w:lang w:val="fr_FR" w:bidi="fr_FR"/>
         </w:rPr>
         <w:t>), et joua un rôle essentiel lors du concile de Jérusalem. Il soutint que les convertis non-Juifs ne devaient pas être contraints d'observer la loi de Moïse, mais être acceptés uniquement sur la base de leur foi en Jésus (</w:t>
       </w:r>
-      <w:hyperlink r:id="rId226">
-        <w:r>
-          <w:rPr>
-            <w:lang w:val="fr_FR" w:bidi="fr_FR"/>
-          </w:rPr>
-          <w:rPr>
-            <w:color w:val="0000EE"/>
-            <w:u w:val="single"/>
-          </w:rPr>
-          <w:t>Ac 15.7–11</w:t>
-        </w:r>
-      </w:hyperlink>
+      <w:r>
+        <w:rPr>
+          <w:lang w:val="fr_FR" w:bidi="fr_FR"/>
+        </w:rPr>
+        <w:t>Ac 15.7–11</w:t>
+      </w:r>
       <w:r>
         <w:rPr>
           <w:lang w:val="fr_FR" w:bidi="fr_FR"/>
         </w:rPr>
         <w:t>). Plus tard, lors d'une visite à Antioche, il manifesta une incohérence sur ce sujet, ce qui lui valut une vive réprimande de Paul (</w:t>
       </w:r>
-      <w:hyperlink r:id="rId227">
-        <w:r>
-          <w:rPr>
-            <w:lang w:val="fr_FR" w:bidi="fr_FR"/>
-          </w:rPr>
-          <w:rPr>
-            <w:color w:val="0000EE"/>
-            <w:u w:val="single"/>
-          </w:rPr>
-          <w:t>Ga 2.11–16</w:t>
-        </w:r>
-      </w:hyperlink>
+      <w:r>
+        <w:rPr>
+          <w:lang w:val="fr_FR" w:bidi="fr_FR"/>
+        </w:rPr>
+        <w:t>Ga 2.11–16</w:t>
+      </w:r>
       <w:r>
         <w:rPr>
           <w:lang w:val="fr_FR" w:bidi="fr_FR"/>
@@ -6307,72 +4747,48 @@
         </w:rPr>
         <w:t>Pierre était parfois accompagné de sa femme lors de certains voyages missionnaires (</w:t>
       </w:r>
-      <w:hyperlink r:id="rId169">
-        <w:r>
-          <w:rPr>
-            <w:lang w:val="fr_FR" w:bidi="fr_FR"/>
-          </w:rPr>
-          <w:rPr>
-            <w:color w:val="0000EE"/>
-            <w:u w:val="single"/>
-          </w:rPr>
-          <w:t>1Co 9.5</w:t>
-        </w:r>
-      </w:hyperlink>
+      <w:r>
+        <w:rPr>
+          <w:lang w:val="fr_FR" w:bidi="fr_FR"/>
+        </w:rPr>
+        <w:t>1Co 9.5</w:t>
+      </w:r>
       <w:r>
         <w:rPr>
           <w:lang w:val="fr_FR" w:bidi="fr_FR"/>
         </w:rPr>
         <w:t>). Peu d'informations nous sont parvenues sur sa vie ultérieure et son œuvre missionnaire, bien qu'il ait peut-être séjourné à Corinthe (</w:t>
       </w:r>
-      <w:hyperlink r:id="rId228">
-        <w:r>
-          <w:rPr>
-            <w:lang w:val="fr_FR" w:bidi="fr_FR"/>
-          </w:rPr>
-          <w:rPr>
-            <w:color w:val="0000EE"/>
-            <w:u w:val="single"/>
-          </w:rPr>
-          <w:t>1Co 1.12</w:t>
-        </w:r>
-      </w:hyperlink>
-      <w:r>
-        <w:rPr>
-          <w:lang w:val="fr_FR" w:bidi="fr_FR"/>
-        </w:rPr>
-        <w:t xml:space="preserve"> ; </w:t>
-      </w:r>
-      <w:hyperlink r:id="rId229">
-        <w:r>
-          <w:rPr>
-            <w:lang w:val="fr_FR" w:bidi="fr_FR"/>
-          </w:rPr>
-          <w:rPr>
-            <w:color w:val="0000EE"/>
-            <w:u w:val="single"/>
-          </w:rPr>
-          <w:t>3.22</w:t>
-        </w:r>
-      </w:hyperlink>
+      <w:r>
+        <w:rPr>
+          <w:lang w:val="fr_FR" w:bidi="fr_FR"/>
+        </w:rPr>
+        <w:t>1Co 1.12</w:t>
+      </w:r>
+      <w:r>
+        <w:rPr>
+          <w:lang w:val="fr_FR" w:bidi="fr_FR"/>
+        </w:rPr>
+        <w:t xml:space="preserve"> ; </w:t>
+      </w:r>
+      <w:r>
+        <w:rPr>
+          <w:lang w:val="fr_FR" w:bidi="fr_FR"/>
+        </w:rPr>
+        <w:t>3.22</w:t>
+      </w:r>
       <w:r>
         <w:rPr>
           <w:lang w:val="fr_FR" w:bidi="fr_FR"/>
         </w:rPr>
         <w:t>). Selon une tradition ancienne, Pierre fut crucifié à Rome pendant la persécution des chrétiens par Néron en 64–65 après J.-C., conformément à la prédiction de Jésus (</w:t>
       </w:r>
-      <w:hyperlink r:id="rId230">
-        <w:r>
-          <w:rPr>
-            <w:lang w:val="fr_FR" w:bidi="fr_FR"/>
-          </w:rPr>
-          <w:rPr>
-            <w:color w:val="0000EE"/>
-            <w:u w:val="single"/>
-          </w:rPr>
-          <w:t>Jn 21.18–19</w:t>
-        </w:r>
-      </w:hyperlink>
+      <w:r>
+        <w:rPr>
+          <w:lang w:val="fr_FR" w:bidi="fr_FR"/>
+        </w:rPr>
+        <w:t>Jn 21.18–19</w:t>
+      </w:r>
       <w:r>
         <w:rPr>
           <w:lang w:val="fr_FR" w:bidi="fr_FR"/>
@@ -6393,18 +4809,12 @@
         </w:rPr>
         <w:t xml:space="preserve">Pierre a probablement fourni des éléments et des informations que Marc consigna dans son Évangile, Marc ayant collaboré avec lui en Italie vers la fin de sa vie. La tradition dit aussi que Pierre a écrit 1 Pierre (depuis Rome, appelée « Babylone » en </w:t>
       </w:r>
-      <w:hyperlink r:id="rId231">
-        <w:r>
-          <w:rPr>
-            <w:lang w:val="fr_FR" w:bidi="fr_FR"/>
-          </w:rPr>
-          <w:rPr>
-            <w:color w:val="0000EE"/>
-            <w:u w:val="single"/>
-          </w:rPr>
-          <w:t>1P 5.13</w:t>
-        </w:r>
-      </w:hyperlink>
+      <w:r>
+        <w:rPr>
+          <w:lang w:val="fr_FR" w:bidi="fr_FR"/>
+        </w:rPr>
+        <w:t>1P 5.13</w:t>
+      </w:r>
       <w:r>
         <w:rPr>
           <w:lang w:val="fr_FR" w:bidi="fr_FR"/>
@@ -6448,1062 +4858,708 @@
           <w:lang w:val="fr_FR" w:bidi="fr_FR"/>
         </w:rPr>
       </w:r>
-      <w:hyperlink r:id="rId232">
-        <w:r>
-          <w:rPr>
-            <w:lang w:val="fr_FR" w:bidi="fr_FR"/>
-          </w:rPr>
-          <w:rPr>
-            <w:color w:val="0000EE"/>
-            <w:u w:val="single"/>
-          </w:rPr>
-          <w:t>Mt 4.18–20</w:t>
-        </w:r>
-      </w:hyperlink>
-      <w:r>
-        <w:rPr>
-          <w:lang w:val="fr_FR" w:bidi="fr_FR"/>
-        </w:rPr>
-        <w:t xml:space="preserve"> ; </w:t>
-      </w:r>
-      <w:hyperlink r:id="rId233">
-        <w:r>
-          <w:rPr>
-            <w:lang w:val="fr_FR" w:bidi="fr_FR"/>
-          </w:rPr>
-          <w:rPr>
-            <w:color w:val="0000EE"/>
-            <w:u w:val="single"/>
-          </w:rPr>
-          <w:t>8.14</w:t>
-        </w:r>
-      </w:hyperlink>
-      <w:r>
-        <w:rPr>
-          <w:lang w:val="fr_FR" w:bidi="fr_FR"/>
-        </w:rPr>
-        <w:t xml:space="preserve"> ; </w:t>
-      </w:r>
-      <w:hyperlink r:id="rId178">
-        <w:r>
-          <w:rPr>
-            <w:lang w:val="fr_FR" w:bidi="fr_FR"/>
-          </w:rPr>
-          <w:rPr>
-            <w:color w:val="0000EE"/>
-            <w:u w:val="single"/>
-          </w:rPr>
-          <w:t>10.2</w:t>
-        </w:r>
-      </w:hyperlink>
-      <w:r>
-        <w:rPr>
-          <w:lang w:val="fr_FR" w:bidi="fr_FR"/>
-        </w:rPr>
-        <w:t xml:space="preserve"> ; </w:t>
-      </w:r>
-      <w:hyperlink r:id="rId234">
-        <w:r>
-          <w:rPr>
-            <w:lang w:val="fr_FR" w:bidi="fr_FR"/>
-          </w:rPr>
-          <w:rPr>
-            <w:color w:val="0000EE"/>
-            <w:u w:val="single"/>
-          </w:rPr>
-          <w:t>14.28–31</w:t>
-        </w:r>
-      </w:hyperlink>
-      <w:r>
-        <w:rPr>
-          <w:lang w:val="fr_FR" w:bidi="fr_FR"/>
-        </w:rPr>
-        <w:t xml:space="preserve"> ; </w:t>
-      </w:r>
-      <w:hyperlink r:id="rId235">
-        <w:r>
-          <w:rPr>
-            <w:lang w:val="fr_FR" w:bidi="fr_FR"/>
-          </w:rPr>
-          <w:rPr>
-            <w:color w:val="0000EE"/>
-            <w:u w:val="single"/>
-          </w:rPr>
-          <w:t>15.15</w:t>
-        </w:r>
-      </w:hyperlink>
-      <w:r>
-        <w:rPr>
-          <w:lang w:val="fr_FR" w:bidi="fr_FR"/>
-        </w:rPr>
-        <w:t xml:space="preserve"> ; </w:t>
-      </w:r>
-      <w:hyperlink r:id="rId236">
-        <w:r>
-          <w:rPr>
-            <w:lang w:val="fr_FR" w:bidi="fr_FR"/>
-          </w:rPr>
-          <w:rPr>
-            <w:color w:val="0000EE"/>
-            <w:u w:val="single"/>
-          </w:rPr>
-          <w:t>16.16–19</w:t>
-        </w:r>
-      </w:hyperlink>
+      <w:r>
+        <w:rPr>
+          <w:lang w:val="fr_FR" w:bidi="fr_FR"/>
+        </w:rPr>
+        <w:t>Mt 4.18–20</w:t>
+      </w:r>
+      <w:r>
+        <w:rPr>
+          <w:lang w:val="fr_FR" w:bidi="fr_FR"/>
+        </w:rPr>
+        <w:t xml:space="preserve"> ; </w:t>
+      </w:r>
+      <w:r>
+        <w:rPr>
+          <w:lang w:val="fr_FR" w:bidi="fr_FR"/>
+        </w:rPr>
+        <w:t>8.14</w:t>
+      </w:r>
+      <w:r>
+        <w:rPr>
+          <w:lang w:val="fr_FR" w:bidi="fr_FR"/>
+        </w:rPr>
+        <w:t xml:space="preserve"> ; </w:t>
+      </w:r>
+      <w:r>
+        <w:rPr>
+          <w:lang w:val="fr_FR" w:bidi="fr_FR"/>
+        </w:rPr>
+        <w:t>10.2</w:t>
+      </w:r>
+      <w:r>
+        <w:rPr>
+          <w:lang w:val="fr_FR" w:bidi="fr_FR"/>
+        </w:rPr>
+        <w:t xml:space="preserve"> ; </w:t>
+      </w:r>
+      <w:r>
+        <w:rPr>
+          <w:lang w:val="fr_FR" w:bidi="fr_FR"/>
+        </w:rPr>
+        <w:t>14.28–31</w:t>
+      </w:r>
+      <w:r>
+        <w:rPr>
+          <w:lang w:val="fr_FR" w:bidi="fr_FR"/>
+        </w:rPr>
+        <w:t xml:space="preserve"> ; </w:t>
+      </w:r>
+      <w:r>
+        <w:rPr>
+          <w:lang w:val="fr_FR" w:bidi="fr_FR"/>
+        </w:rPr>
+        <w:t>15.15</w:t>
+      </w:r>
+      <w:r>
+        <w:rPr>
+          <w:lang w:val="fr_FR" w:bidi="fr_FR"/>
+        </w:rPr>
+        <w:t xml:space="preserve"> ; </w:t>
+      </w:r>
+      <w:r>
+        <w:rPr>
+          <w:lang w:val="fr_FR" w:bidi="fr_FR"/>
+        </w:rPr>
+        <w:t>16.16–19</w:t>
+      </w:r>
       <w:r>
         <w:rPr>
           <w:lang w:val="fr_FR" w:bidi="fr_FR"/>
         </w:rPr>
         <w:t xml:space="preserve">, </w:t>
       </w:r>
-      <w:hyperlink r:id="rId237">
-        <w:r>
-          <w:rPr>
-            <w:lang w:val="fr_FR" w:bidi="fr_FR"/>
-          </w:rPr>
-          <w:rPr>
-            <w:color w:val="0000EE"/>
-            <w:u w:val="single"/>
-          </w:rPr>
-          <w:t>22–23</w:t>
-        </w:r>
-      </w:hyperlink>
-      <w:r>
-        <w:rPr>
-          <w:lang w:val="fr_FR" w:bidi="fr_FR"/>
-        </w:rPr>
-        <w:t xml:space="preserve"> ; </w:t>
-      </w:r>
-      <w:hyperlink r:id="rId238">
-        <w:r>
-          <w:rPr>
-            <w:lang w:val="fr_FR" w:bidi="fr_FR"/>
-          </w:rPr>
-          <w:rPr>
-            <w:color w:val="0000EE"/>
-            <w:u w:val="single"/>
-          </w:rPr>
-          <w:t>17.1–4</w:t>
-        </w:r>
-      </w:hyperlink>
+      <w:r>
+        <w:rPr>
+          <w:lang w:val="fr_FR" w:bidi="fr_FR"/>
+        </w:rPr>
+        <w:t>22–23</w:t>
+      </w:r>
+      <w:r>
+        <w:rPr>
+          <w:lang w:val="fr_FR" w:bidi="fr_FR"/>
+        </w:rPr>
+        <w:t xml:space="preserve"> ; </w:t>
+      </w:r>
+      <w:r>
+        <w:rPr>
+          <w:lang w:val="fr_FR" w:bidi="fr_FR"/>
+        </w:rPr>
+        <w:t>17.1–4</w:t>
+      </w:r>
       <w:r>
         <w:rPr>
           <w:lang w:val="fr_FR" w:bidi="fr_FR"/>
         </w:rPr>
         <w:t xml:space="preserve">, </w:t>
       </w:r>
-      <w:hyperlink r:id="rId239">
-        <w:r>
-          <w:rPr>
-            <w:lang w:val="fr_FR" w:bidi="fr_FR"/>
-          </w:rPr>
-          <w:rPr>
-            <w:color w:val="0000EE"/>
-            <w:u w:val="single"/>
-          </w:rPr>
-          <w:t>24–27</w:t>
-        </w:r>
-      </w:hyperlink>
-      <w:r>
-        <w:rPr>
-          <w:lang w:val="fr_FR" w:bidi="fr_FR"/>
-        </w:rPr>
-        <w:t xml:space="preserve"> ; </w:t>
-      </w:r>
-      <w:hyperlink r:id="rId240">
-        <w:r>
-          <w:rPr>
-            <w:lang w:val="fr_FR" w:bidi="fr_FR"/>
-          </w:rPr>
-          <w:rPr>
-            <w:color w:val="0000EE"/>
-            <w:u w:val="single"/>
-          </w:rPr>
-          <w:t>18.21</w:t>
-        </w:r>
-      </w:hyperlink>
-      <w:r>
-        <w:rPr>
-          <w:lang w:val="fr_FR" w:bidi="fr_FR"/>
-        </w:rPr>
-        <w:t xml:space="preserve"> ; </w:t>
-      </w:r>
-      <w:hyperlink r:id="rId241">
-        <w:r>
-          <w:rPr>
-            <w:lang w:val="fr_FR" w:bidi="fr_FR"/>
-          </w:rPr>
-          <w:rPr>
-            <w:color w:val="0000EE"/>
-            <w:u w:val="single"/>
-          </w:rPr>
-          <w:t>19.27</w:t>
-        </w:r>
-      </w:hyperlink>
-      <w:r>
-        <w:rPr>
-          <w:lang w:val="fr_FR" w:bidi="fr_FR"/>
-        </w:rPr>
-        <w:t xml:space="preserve"> ; </w:t>
-      </w:r>
-      <w:hyperlink r:id="rId242">
-        <w:r>
-          <w:rPr>
-            <w:lang w:val="fr_FR" w:bidi="fr_FR"/>
-          </w:rPr>
-          <w:rPr>
-            <w:color w:val="0000EE"/>
-            <w:u w:val="single"/>
-          </w:rPr>
-          <w:t>26.33–45</w:t>
-        </w:r>
-      </w:hyperlink>
+      <w:r>
+        <w:rPr>
+          <w:lang w:val="fr_FR" w:bidi="fr_FR"/>
+        </w:rPr>
+        <w:t>24–27</w:t>
+      </w:r>
+      <w:r>
+        <w:rPr>
+          <w:lang w:val="fr_FR" w:bidi="fr_FR"/>
+        </w:rPr>
+        <w:t xml:space="preserve"> ; </w:t>
+      </w:r>
+      <w:r>
+        <w:rPr>
+          <w:lang w:val="fr_FR" w:bidi="fr_FR"/>
+        </w:rPr>
+        <w:t>18.21</w:t>
+      </w:r>
+      <w:r>
+        <w:rPr>
+          <w:lang w:val="fr_FR" w:bidi="fr_FR"/>
+        </w:rPr>
+        <w:t xml:space="preserve"> ; </w:t>
+      </w:r>
+      <w:r>
+        <w:rPr>
+          <w:lang w:val="fr_FR" w:bidi="fr_FR"/>
+        </w:rPr>
+        <w:t>19.27</w:t>
+      </w:r>
+      <w:r>
+        <w:rPr>
+          <w:lang w:val="fr_FR" w:bidi="fr_FR"/>
+        </w:rPr>
+        <w:t xml:space="preserve"> ; </w:t>
+      </w:r>
+      <w:r>
+        <w:rPr>
+          <w:lang w:val="fr_FR" w:bidi="fr_FR"/>
+        </w:rPr>
+        <w:t>26.33–45</w:t>
+      </w:r>
       <w:r>
         <w:rPr>
           <w:lang w:val="fr_FR" w:bidi="fr_FR"/>
         </w:rPr>
         <w:t xml:space="preserve">, </w:t>
       </w:r>
-      <w:hyperlink r:id="rId243">
-        <w:r>
-          <w:rPr>
-            <w:lang w:val="fr_FR" w:bidi="fr_FR"/>
-          </w:rPr>
-          <w:rPr>
-            <w:color w:val="0000EE"/>
-            <w:u w:val="single"/>
-          </w:rPr>
-          <w:t>58</w:t>
-        </w:r>
-      </w:hyperlink>
+      <w:r>
+        <w:rPr>
+          <w:lang w:val="fr_FR" w:bidi="fr_FR"/>
+        </w:rPr>
+        <w:t>58</w:t>
+      </w:r>
       <w:r>
         <w:rPr>
           <w:lang w:val="fr_FR" w:bidi="fr_FR"/>
         </w:rPr>
         <w:t xml:space="preserve">, </w:t>
       </w:r>
-      <w:hyperlink r:id="rId201">
-        <w:r>
-          <w:rPr>
-            <w:lang w:val="fr_FR" w:bidi="fr_FR"/>
-          </w:rPr>
-          <w:rPr>
-            <w:color w:val="0000EE"/>
-            <w:u w:val="single"/>
-          </w:rPr>
-          <w:t>69–75</w:t>
-        </w:r>
-      </w:hyperlink>
-      <w:r>
-        <w:rPr>
-          <w:lang w:val="fr_FR" w:bidi="fr_FR"/>
-        </w:rPr>
-        <w:t xml:space="preserve"> ; </w:t>
-      </w:r>
-      <w:hyperlink r:id="rId244">
-        <w:r>
-          <w:rPr>
-            <w:lang w:val="fr_FR" w:bidi="fr_FR"/>
-          </w:rPr>
-          <w:rPr>
-            <w:color w:val="0000EE"/>
-            <w:u w:val="single"/>
-          </w:rPr>
-          <w:t>Mc 1.16–18</w:t>
-        </w:r>
-      </w:hyperlink>
+      <w:r>
+        <w:rPr>
+          <w:lang w:val="fr_FR" w:bidi="fr_FR"/>
+        </w:rPr>
+        <w:t>69–75</w:t>
+      </w:r>
+      <w:r>
+        <w:rPr>
+          <w:lang w:val="fr_FR" w:bidi="fr_FR"/>
+        </w:rPr>
+        <w:t xml:space="preserve"> ; </w:t>
+      </w:r>
+      <w:r>
+        <w:rPr>
+          <w:lang w:val="fr_FR" w:bidi="fr_FR"/>
+        </w:rPr>
+        <w:t>Mc 1.16–18</w:t>
+      </w:r>
       <w:r>
         <w:rPr>
           <w:lang w:val="fr_FR" w:bidi="fr_FR"/>
         </w:rPr>
         <w:t xml:space="preserve">, </w:t>
       </w:r>
-      <w:hyperlink r:id="rId245">
-        <w:r>
-          <w:rPr>
-            <w:lang w:val="fr_FR" w:bidi="fr_FR"/>
-          </w:rPr>
-          <w:rPr>
-            <w:color w:val="0000EE"/>
-            <w:u w:val="single"/>
-          </w:rPr>
-          <w:t>29–30</w:t>
-        </w:r>
-      </w:hyperlink>
+      <w:r>
+        <w:rPr>
+          <w:lang w:val="fr_FR" w:bidi="fr_FR"/>
+        </w:rPr>
+        <w:t>29–30</w:t>
+      </w:r>
       <w:r>
         <w:rPr>
           <w:lang w:val="fr_FR" w:bidi="fr_FR"/>
         </w:rPr>
         <w:t xml:space="preserve">, </w:t>
       </w:r>
-      <w:hyperlink r:id="rId246">
-        <w:r>
-          <w:rPr>
-            <w:lang w:val="fr_FR" w:bidi="fr_FR"/>
-          </w:rPr>
-          <w:rPr>
-            <w:color w:val="0000EE"/>
-            <w:u w:val="single"/>
-          </w:rPr>
-          <w:t>36–37</w:t>
-        </w:r>
-      </w:hyperlink>
-      <w:r>
-        <w:rPr>
-          <w:lang w:val="fr_FR" w:bidi="fr_FR"/>
-        </w:rPr>
-        <w:t xml:space="preserve"> ; </w:t>
-      </w:r>
-      <w:hyperlink r:id="rId179">
-        <w:r>
-          <w:rPr>
-            <w:lang w:val="fr_FR" w:bidi="fr_FR"/>
-          </w:rPr>
-          <w:rPr>
-            <w:color w:val="0000EE"/>
-            <w:u w:val="single"/>
-          </w:rPr>
-          <w:t>3.16</w:t>
-        </w:r>
-      </w:hyperlink>
-      <w:r>
-        <w:rPr>
-          <w:lang w:val="fr_FR" w:bidi="fr_FR"/>
-        </w:rPr>
-        <w:t xml:space="preserve"> ; </w:t>
-      </w:r>
-      <w:hyperlink r:id="rId182">
-        <w:r>
-          <w:rPr>
-            <w:lang w:val="fr_FR" w:bidi="fr_FR"/>
-          </w:rPr>
-          <w:rPr>
-            <w:color w:val="0000EE"/>
-            <w:u w:val="single"/>
-          </w:rPr>
-          <w:t>5.37</w:t>
-        </w:r>
-      </w:hyperlink>
-      <w:r>
-        <w:rPr>
-          <w:lang w:val="fr_FR" w:bidi="fr_FR"/>
-        </w:rPr>
-        <w:t xml:space="preserve"> ; </w:t>
-      </w:r>
-      <w:hyperlink r:id="rId247">
-        <w:r>
-          <w:rPr>
-            <w:lang w:val="fr_FR" w:bidi="fr_FR"/>
-          </w:rPr>
-          <w:rPr>
-            <w:color w:val="0000EE"/>
-            <w:u w:val="single"/>
-          </w:rPr>
-          <w:t>8.29–33</w:t>
-        </w:r>
-      </w:hyperlink>
-      <w:r>
-        <w:rPr>
-          <w:lang w:val="fr_FR" w:bidi="fr_FR"/>
-        </w:rPr>
-        <w:t xml:space="preserve"> ; </w:t>
-      </w:r>
-      <w:hyperlink r:id="rId248">
-        <w:r>
-          <w:rPr>
-            <w:lang w:val="fr_FR" w:bidi="fr_FR"/>
-          </w:rPr>
-          <w:rPr>
-            <w:color w:val="0000EE"/>
-            <w:u w:val="single"/>
-          </w:rPr>
-          <w:t>9.2–6</w:t>
-        </w:r>
-      </w:hyperlink>
-      <w:r>
-        <w:rPr>
-          <w:lang w:val="fr_FR" w:bidi="fr_FR"/>
-        </w:rPr>
-        <w:t xml:space="preserve"> ; </w:t>
-      </w:r>
-      <w:hyperlink r:id="rId249">
-        <w:r>
-          <w:rPr>
-            <w:lang w:val="fr_FR" w:bidi="fr_FR"/>
-          </w:rPr>
-          <w:rPr>
-            <w:color w:val="0000EE"/>
-            <w:u w:val="single"/>
-          </w:rPr>
-          <w:t>10.28</w:t>
-        </w:r>
-      </w:hyperlink>
-      <w:r>
-        <w:rPr>
-          <w:lang w:val="fr_FR" w:bidi="fr_FR"/>
-        </w:rPr>
-        <w:t xml:space="preserve"> ; </w:t>
-      </w:r>
-      <w:hyperlink r:id="rId250">
-        <w:r>
-          <w:rPr>
-            <w:lang w:val="fr_FR" w:bidi="fr_FR"/>
-          </w:rPr>
-          <w:rPr>
-            <w:color w:val="0000EE"/>
-            <w:u w:val="single"/>
-          </w:rPr>
-          <w:t>11.21</w:t>
-        </w:r>
-      </w:hyperlink>
-      <w:r>
-        <w:rPr>
-          <w:lang w:val="fr_FR" w:bidi="fr_FR"/>
-        </w:rPr>
-        <w:t xml:space="preserve"> ; </w:t>
-      </w:r>
-      <w:hyperlink r:id="rId251">
-        <w:r>
-          <w:rPr>
-            <w:lang w:val="fr_FR" w:bidi="fr_FR"/>
-          </w:rPr>
-          <w:rPr>
-            <w:color w:val="0000EE"/>
-            <w:u w:val="single"/>
-          </w:rPr>
-          <w:t>13.3–4</w:t>
-        </w:r>
-      </w:hyperlink>
-      <w:r>
-        <w:rPr>
-          <w:lang w:val="fr_FR" w:bidi="fr_FR"/>
-        </w:rPr>
-        <w:t xml:space="preserve"> ; </w:t>
-      </w:r>
-      <w:hyperlink r:id="rId252">
-        <w:r>
-          <w:rPr>
-            <w:lang w:val="fr_FR" w:bidi="fr_FR"/>
-          </w:rPr>
-          <w:rPr>
-            <w:color w:val="0000EE"/>
-            <w:u w:val="single"/>
-          </w:rPr>
-          <w:t>14.29–42</w:t>
-        </w:r>
-      </w:hyperlink>
+      <w:r>
+        <w:rPr>
+          <w:lang w:val="fr_FR" w:bidi="fr_FR"/>
+        </w:rPr>
+        <w:t>36–37</w:t>
+      </w:r>
+      <w:r>
+        <w:rPr>
+          <w:lang w:val="fr_FR" w:bidi="fr_FR"/>
+        </w:rPr>
+        <w:t xml:space="preserve"> ; </w:t>
+      </w:r>
+      <w:r>
+        <w:rPr>
+          <w:lang w:val="fr_FR" w:bidi="fr_FR"/>
+        </w:rPr>
+        <w:t>3.16</w:t>
+      </w:r>
+      <w:r>
+        <w:rPr>
+          <w:lang w:val="fr_FR" w:bidi="fr_FR"/>
+        </w:rPr>
+        <w:t xml:space="preserve"> ; </w:t>
+      </w:r>
+      <w:r>
+        <w:rPr>
+          <w:lang w:val="fr_FR" w:bidi="fr_FR"/>
+        </w:rPr>
+        <w:t>5.37</w:t>
+      </w:r>
+      <w:r>
+        <w:rPr>
+          <w:lang w:val="fr_FR" w:bidi="fr_FR"/>
+        </w:rPr>
+        <w:t xml:space="preserve"> ; </w:t>
+      </w:r>
+      <w:r>
+        <w:rPr>
+          <w:lang w:val="fr_FR" w:bidi="fr_FR"/>
+        </w:rPr>
+        <w:t>8.29–33</w:t>
+      </w:r>
+      <w:r>
+        <w:rPr>
+          <w:lang w:val="fr_FR" w:bidi="fr_FR"/>
+        </w:rPr>
+        <w:t xml:space="preserve"> ; </w:t>
+      </w:r>
+      <w:r>
+        <w:rPr>
+          <w:lang w:val="fr_FR" w:bidi="fr_FR"/>
+        </w:rPr>
+        <w:t>9.2–6</w:t>
+      </w:r>
+      <w:r>
+        <w:rPr>
+          <w:lang w:val="fr_FR" w:bidi="fr_FR"/>
+        </w:rPr>
+        <w:t xml:space="preserve"> ; </w:t>
+      </w:r>
+      <w:r>
+        <w:rPr>
+          <w:lang w:val="fr_FR" w:bidi="fr_FR"/>
+        </w:rPr>
+        <w:t>10.28</w:t>
+      </w:r>
+      <w:r>
+        <w:rPr>
+          <w:lang w:val="fr_FR" w:bidi="fr_FR"/>
+        </w:rPr>
+        <w:t xml:space="preserve"> ; </w:t>
+      </w:r>
+      <w:r>
+        <w:rPr>
+          <w:lang w:val="fr_FR" w:bidi="fr_FR"/>
+        </w:rPr>
+        <w:t>11.21</w:t>
+      </w:r>
+      <w:r>
+        <w:rPr>
+          <w:lang w:val="fr_FR" w:bidi="fr_FR"/>
+        </w:rPr>
+        <w:t xml:space="preserve"> ; </w:t>
+      </w:r>
+      <w:r>
+        <w:rPr>
+          <w:lang w:val="fr_FR" w:bidi="fr_FR"/>
+        </w:rPr>
+        <w:t>13.3–4</w:t>
+      </w:r>
+      <w:r>
+        <w:rPr>
+          <w:lang w:val="fr_FR" w:bidi="fr_FR"/>
+        </w:rPr>
+        <w:t xml:space="preserve"> ; </w:t>
+      </w:r>
+      <w:r>
+        <w:rPr>
+          <w:lang w:val="fr_FR" w:bidi="fr_FR"/>
+        </w:rPr>
+        <w:t>14.29–42</w:t>
+      </w:r>
       <w:r>
         <w:rPr>
           <w:lang w:val="fr_FR" w:bidi="fr_FR"/>
         </w:rPr>
         <w:t xml:space="preserve">, </w:t>
       </w:r>
-      <w:hyperlink r:id="rId253">
-        <w:r>
-          <w:rPr>
-            <w:lang w:val="fr_FR" w:bidi="fr_FR"/>
-          </w:rPr>
-          <w:rPr>
-            <w:color w:val="0000EE"/>
-            <w:u w:val="single"/>
-          </w:rPr>
-          <w:t>54</w:t>
-        </w:r>
-      </w:hyperlink>
+      <w:r>
+        <w:rPr>
+          <w:lang w:val="fr_FR" w:bidi="fr_FR"/>
+        </w:rPr>
+        <w:t>54</w:t>
+      </w:r>
       <w:r>
         <w:rPr>
           <w:lang w:val="fr_FR" w:bidi="fr_FR"/>
         </w:rPr>
         <w:t xml:space="preserve">, </w:t>
       </w:r>
-      <w:hyperlink r:id="rId202">
-        <w:r>
-          <w:rPr>
-            <w:lang w:val="fr_FR" w:bidi="fr_FR"/>
-          </w:rPr>
-          <w:rPr>
-            <w:color w:val="0000EE"/>
-            <w:u w:val="single"/>
-          </w:rPr>
-          <w:t>66–72</w:t>
-        </w:r>
-      </w:hyperlink>
-      <w:r>
-        <w:rPr>
-          <w:lang w:val="fr_FR" w:bidi="fr_FR"/>
-        </w:rPr>
-        <w:t xml:space="preserve"> ; </w:t>
-      </w:r>
-      <w:hyperlink r:id="rId254">
-        <w:r>
-          <w:rPr>
-            <w:lang w:val="fr_FR" w:bidi="fr_FR"/>
-          </w:rPr>
-          <w:rPr>
-            <w:color w:val="0000EE"/>
-            <w:u w:val="single"/>
-          </w:rPr>
-          <w:t>16.7–8</w:t>
-        </w:r>
-      </w:hyperlink>
-      <w:r>
-        <w:rPr>
-          <w:lang w:val="fr_FR" w:bidi="fr_FR"/>
-        </w:rPr>
-        <w:t xml:space="preserve"> ; </w:t>
-      </w:r>
-      <w:hyperlink r:id="rId255">
-        <w:r>
-          <w:rPr>
-            <w:lang w:val="fr_FR" w:bidi="fr_FR"/>
-          </w:rPr>
-          <w:rPr>
-            <w:color w:val="0000EE"/>
-            <w:u w:val="single"/>
-          </w:rPr>
-          <w:t>Lc 4.38</w:t>
-        </w:r>
-      </w:hyperlink>
-      <w:r>
-        <w:rPr>
-          <w:lang w:val="fr_FR" w:bidi="fr_FR"/>
-        </w:rPr>
-        <w:t xml:space="preserve"> ; </w:t>
-      </w:r>
-      <w:hyperlink r:id="rId256">
-        <w:r>
-          <w:rPr>
-            <w:lang w:val="fr_FR" w:bidi="fr_FR"/>
-          </w:rPr>
-          <w:rPr>
-            <w:color w:val="0000EE"/>
-            <w:u w:val="single"/>
-          </w:rPr>
-          <w:t>5.3–10</w:t>
-        </w:r>
-      </w:hyperlink>
-      <w:r>
-        <w:rPr>
-          <w:lang w:val="fr_FR" w:bidi="fr_FR"/>
-        </w:rPr>
-        <w:t xml:space="preserve"> ; </w:t>
-      </w:r>
-      <w:hyperlink r:id="rId180">
-        <w:r>
-          <w:rPr>
-            <w:lang w:val="fr_FR" w:bidi="fr_FR"/>
-          </w:rPr>
-          <w:rPr>
-            <w:color w:val="0000EE"/>
-            <w:u w:val="single"/>
-          </w:rPr>
-          <w:t>6.14</w:t>
-        </w:r>
-      </w:hyperlink>
-      <w:r>
-        <w:rPr>
-          <w:lang w:val="fr_FR" w:bidi="fr_FR"/>
-        </w:rPr>
-        <w:t xml:space="preserve"> ; </w:t>
-      </w:r>
-      <w:hyperlink r:id="rId257">
-        <w:r>
-          <w:rPr>
-            <w:lang w:val="fr_FR" w:bidi="fr_FR"/>
-          </w:rPr>
-          <w:rPr>
-            <w:color w:val="0000EE"/>
-            <w:u w:val="single"/>
-          </w:rPr>
-          <w:t>8.45</w:t>
-        </w:r>
-      </w:hyperlink>
+      <w:r>
+        <w:rPr>
+          <w:lang w:val="fr_FR" w:bidi="fr_FR"/>
+        </w:rPr>
+        <w:t>66–72</w:t>
+      </w:r>
+      <w:r>
+        <w:rPr>
+          <w:lang w:val="fr_FR" w:bidi="fr_FR"/>
+        </w:rPr>
+        <w:t xml:space="preserve"> ; </w:t>
+      </w:r>
+      <w:r>
+        <w:rPr>
+          <w:lang w:val="fr_FR" w:bidi="fr_FR"/>
+        </w:rPr>
+        <w:t>16.7–8</w:t>
+      </w:r>
+      <w:r>
+        <w:rPr>
+          <w:lang w:val="fr_FR" w:bidi="fr_FR"/>
+        </w:rPr>
+        <w:t xml:space="preserve"> ; </w:t>
+      </w:r>
+      <w:r>
+        <w:rPr>
+          <w:lang w:val="fr_FR" w:bidi="fr_FR"/>
+        </w:rPr>
+        <w:t>Lc 4.38</w:t>
+      </w:r>
+      <w:r>
+        <w:rPr>
+          <w:lang w:val="fr_FR" w:bidi="fr_FR"/>
+        </w:rPr>
+        <w:t xml:space="preserve"> ; </w:t>
+      </w:r>
+      <w:r>
+        <w:rPr>
+          <w:lang w:val="fr_FR" w:bidi="fr_FR"/>
+        </w:rPr>
+        <w:t>5.3–10</w:t>
+      </w:r>
+      <w:r>
+        <w:rPr>
+          <w:lang w:val="fr_FR" w:bidi="fr_FR"/>
+        </w:rPr>
+        <w:t xml:space="preserve"> ; </w:t>
+      </w:r>
+      <w:r>
+        <w:rPr>
+          <w:lang w:val="fr_FR" w:bidi="fr_FR"/>
+        </w:rPr>
+        <w:t>6.14</w:t>
+      </w:r>
+      <w:r>
+        <w:rPr>
+          <w:lang w:val="fr_FR" w:bidi="fr_FR"/>
+        </w:rPr>
+        <w:t xml:space="preserve"> ; </w:t>
+      </w:r>
+      <w:r>
+        <w:rPr>
+          <w:lang w:val="fr_FR" w:bidi="fr_FR"/>
+        </w:rPr>
+        <w:t>8.45</w:t>
+      </w:r>
       <w:r>
         <w:rPr>
           <w:lang w:val="fr_FR" w:bidi="fr_FR"/>
         </w:rPr>
         <w:t xml:space="preserve">, </w:t>
       </w:r>
-      <w:hyperlink r:id="rId183">
-        <w:r>
-          <w:rPr>
-            <w:lang w:val="fr_FR" w:bidi="fr_FR"/>
-          </w:rPr>
-          <w:rPr>
-            <w:color w:val="0000EE"/>
-            <w:u w:val="single"/>
-          </w:rPr>
-          <w:t>51</w:t>
-        </w:r>
-      </w:hyperlink>
-      <w:r>
-        <w:rPr>
-          <w:lang w:val="fr_FR" w:bidi="fr_FR"/>
-        </w:rPr>
-        <w:t xml:space="preserve"> ; </w:t>
-      </w:r>
-      <w:hyperlink r:id="rId197">
-        <w:r>
-          <w:rPr>
-            <w:lang w:val="fr_FR" w:bidi="fr_FR"/>
-          </w:rPr>
-          <w:rPr>
-            <w:color w:val="0000EE"/>
-            <w:u w:val="single"/>
-          </w:rPr>
-          <w:t>9.20</w:t>
-        </w:r>
-      </w:hyperlink>
+      <w:r>
+        <w:rPr>
+          <w:lang w:val="fr_FR" w:bidi="fr_FR"/>
+        </w:rPr>
+        <w:t>51</w:t>
+      </w:r>
+      <w:r>
+        <w:rPr>
+          <w:lang w:val="fr_FR" w:bidi="fr_FR"/>
+        </w:rPr>
+        <w:t xml:space="preserve"> ; </w:t>
+      </w:r>
+      <w:r>
+        <w:rPr>
+          <w:lang w:val="fr_FR" w:bidi="fr_FR"/>
+        </w:rPr>
+        <w:t>9.20</w:t>
+      </w:r>
       <w:r>
         <w:rPr>
           <w:lang w:val="fr_FR" w:bidi="fr_FR"/>
         </w:rPr>
         <w:t xml:space="preserve">, </w:t>
       </w:r>
-      <w:hyperlink r:id="rId258">
-        <w:r>
-          <w:rPr>
-            <w:lang w:val="fr_FR" w:bidi="fr_FR"/>
-          </w:rPr>
-          <w:rPr>
-            <w:color w:val="0000EE"/>
-            <w:u w:val="single"/>
-          </w:rPr>
-          <w:t>28–33</w:t>
-        </w:r>
-      </w:hyperlink>
-      <w:r>
-        <w:rPr>
-          <w:lang w:val="fr_FR" w:bidi="fr_FR"/>
-        </w:rPr>
-        <w:t xml:space="preserve"> ; </w:t>
-      </w:r>
-      <w:hyperlink r:id="rId259">
-        <w:r>
-          <w:rPr>
-            <w:lang w:val="fr_FR" w:bidi="fr_FR"/>
-          </w:rPr>
-          <w:rPr>
-            <w:color w:val="0000EE"/>
-            <w:u w:val="single"/>
-          </w:rPr>
-          <w:t>12.41</w:t>
-        </w:r>
-      </w:hyperlink>
-      <w:r>
-        <w:rPr>
-          <w:lang w:val="fr_FR" w:bidi="fr_FR"/>
-        </w:rPr>
-        <w:t xml:space="preserve"> ; </w:t>
-      </w:r>
-      <w:hyperlink r:id="rId260">
-        <w:r>
-          <w:rPr>
-            <w:lang w:val="fr_FR" w:bidi="fr_FR"/>
-          </w:rPr>
-          <w:rPr>
-            <w:color w:val="0000EE"/>
-            <w:u w:val="single"/>
-          </w:rPr>
-          <w:t>18.28</w:t>
-        </w:r>
-      </w:hyperlink>
-      <w:r>
-        <w:rPr>
-          <w:lang w:val="fr_FR" w:bidi="fr_FR"/>
-        </w:rPr>
-        <w:t xml:space="preserve"> ; </w:t>
-      </w:r>
-      <w:hyperlink r:id="rId261">
-        <w:r>
-          <w:rPr>
-            <w:lang w:val="fr_FR" w:bidi="fr_FR"/>
-          </w:rPr>
-          <w:rPr>
-            <w:color w:val="0000EE"/>
-            <w:u w:val="single"/>
-          </w:rPr>
-          <w:t>22.8</w:t>
-        </w:r>
-      </w:hyperlink>
+      <w:r>
+        <w:rPr>
+          <w:lang w:val="fr_FR" w:bidi="fr_FR"/>
+        </w:rPr>
+        <w:t>28–33</w:t>
+      </w:r>
+      <w:r>
+        <w:rPr>
+          <w:lang w:val="fr_FR" w:bidi="fr_FR"/>
+        </w:rPr>
+        <w:t xml:space="preserve"> ; </w:t>
+      </w:r>
+      <w:r>
+        <w:rPr>
+          <w:lang w:val="fr_FR" w:bidi="fr_FR"/>
+        </w:rPr>
+        <w:t>12.41</w:t>
+      </w:r>
+      <w:r>
+        <w:rPr>
+          <w:lang w:val="fr_FR" w:bidi="fr_FR"/>
+        </w:rPr>
+        <w:t xml:space="preserve"> ; </w:t>
+      </w:r>
+      <w:r>
+        <w:rPr>
+          <w:lang w:val="fr_FR" w:bidi="fr_FR"/>
+        </w:rPr>
+        <w:t>18.28</w:t>
+      </w:r>
+      <w:r>
+        <w:rPr>
+          <w:lang w:val="fr_FR" w:bidi="fr_FR"/>
+        </w:rPr>
+        <w:t xml:space="preserve"> ; </w:t>
+      </w:r>
+      <w:r>
+        <w:rPr>
+          <w:lang w:val="fr_FR" w:bidi="fr_FR"/>
+        </w:rPr>
+        <w:t>22.8</w:t>
+      </w:r>
       <w:r>
         <w:rPr>
           <w:lang w:val="fr_FR" w:bidi="fr_FR"/>
         </w:rPr>
         <w:t xml:space="preserve">, </w:t>
       </w:r>
-      <w:hyperlink r:id="rId206">
-        <w:r>
-          <w:rPr>
-            <w:lang w:val="fr_FR" w:bidi="fr_FR"/>
-          </w:rPr>
-          <w:rPr>
-            <w:color w:val="0000EE"/>
-            <w:u w:val="single"/>
-          </w:rPr>
-          <w:t>31–34</w:t>
-        </w:r>
-      </w:hyperlink>
+      <w:r>
+        <w:rPr>
+          <w:lang w:val="fr_FR" w:bidi="fr_FR"/>
+        </w:rPr>
+        <w:t>31–34</w:t>
+      </w:r>
       <w:r>
         <w:rPr>
           <w:lang w:val="fr_FR" w:bidi="fr_FR"/>
         </w:rPr>
         <w:t xml:space="preserve">, </w:t>
       </w:r>
-      <w:hyperlink r:id="rId262">
-        <w:r>
-          <w:rPr>
-            <w:lang w:val="fr_FR" w:bidi="fr_FR"/>
-          </w:rPr>
-          <w:rPr>
-            <w:color w:val="0000EE"/>
-            <w:u w:val="single"/>
-          </w:rPr>
-          <w:t>55–62</w:t>
-        </w:r>
-      </w:hyperlink>
-      <w:r>
-        <w:rPr>
-          <w:lang w:val="fr_FR" w:bidi="fr_FR"/>
-        </w:rPr>
-        <w:t xml:space="preserve"> ; </w:t>
-      </w:r>
-      <w:hyperlink r:id="rId263">
-        <w:r>
-          <w:rPr>
-            <w:lang w:val="fr_FR" w:bidi="fr_FR"/>
-          </w:rPr>
-          <w:rPr>
-            <w:color w:val="0000EE"/>
-            <w:u w:val="single"/>
-          </w:rPr>
-          <w:t>24.12</w:t>
-        </w:r>
-      </w:hyperlink>
+      <w:r>
+        <w:rPr>
+          <w:lang w:val="fr_FR" w:bidi="fr_FR"/>
+        </w:rPr>
+        <w:t>55–62</w:t>
+      </w:r>
+      <w:r>
+        <w:rPr>
+          <w:lang w:val="fr_FR" w:bidi="fr_FR"/>
+        </w:rPr>
+        <w:t xml:space="preserve"> ; </w:t>
+      </w:r>
+      <w:r>
+        <w:rPr>
+          <w:lang w:val="fr_FR" w:bidi="fr_FR"/>
+        </w:rPr>
+        <w:t>24.12</w:t>
+      </w:r>
       <w:r>
         <w:rPr>
           <w:lang w:val="fr_FR" w:bidi="fr_FR"/>
         </w:rPr>
         <w:t xml:space="preserve">, </w:t>
       </w:r>
-      <w:hyperlink r:id="rId264">
-        <w:r>
-          <w:rPr>
-            <w:lang w:val="fr_FR" w:bidi="fr_FR"/>
-          </w:rPr>
-          <w:rPr>
-            <w:color w:val="0000EE"/>
-            <w:u w:val="single"/>
-          </w:rPr>
-          <w:t>34</w:t>
-        </w:r>
-      </w:hyperlink>
-      <w:r>
-        <w:rPr>
-          <w:lang w:val="fr_FR" w:bidi="fr_FR"/>
-        </w:rPr>
-        <w:t xml:space="preserve"> ; </w:t>
-      </w:r>
-      <w:hyperlink r:id="rId265">
-        <w:r>
-          <w:rPr>
-            <w:lang w:val="fr_FR" w:bidi="fr_FR"/>
-          </w:rPr>
-          <w:rPr>
-            <w:color w:val="0000EE"/>
-            <w:u w:val="single"/>
-          </w:rPr>
-          <w:t>Jn 1.40–42</w:t>
-        </w:r>
-      </w:hyperlink>
+      <w:r>
+        <w:rPr>
+          <w:lang w:val="fr_FR" w:bidi="fr_FR"/>
+        </w:rPr>
+        <w:t>34</w:t>
+      </w:r>
+      <w:r>
+        <w:rPr>
+          <w:lang w:val="fr_FR" w:bidi="fr_FR"/>
+        </w:rPr>
+        <w:t xml:space="preserve"> ; </w:t>
+      </w:r>
+      <w:r>
+        <w:rPr>
+          <w:lang w:val="fr_FR" w:bidi="fr_FR"/>
+        </w:rPr>
+        <w:t>Jn 1.40–42</w:t>
+      </w:r>
       <w:r>
         <w:rPr>
           <w:lang w:val="fr_FR" w:bidi="fr_FR"/>
         </w:rPr>
         <w:t xml:space="preserve">, </w:t>
       </w:r>
-      <w:hyperlink r:id="rId168">
-        <w:r>
-          <w:rPr>
-            <w:lang w:val="fr_FR" w:bidi="fr_FR"/>
-          </w:rPr>
-          <w:rPr>
-            <w:color w:val="0000EE"/>
-            <w:u w:val="single"/>
-          </w:rPr>
-          <w:t>44</w:t>
-        </w:r>
-      </w:hyperlink>
-      <w:r>
-        <w:rPr>
-          <w:lang w:val="fr_FR" w:bidi="fr_FR"/>
-        </w:rPr>
-        <w:t xml:space="preserve"> ; </w:t>
-      </w:r>
-      <w:hyperlink r:id="rId266">
-        <w:r>
-          <w:rPr>
-            <w:lang w:val="fr_FR" w:bidi="fr_FR"/>
-          </w:rPr>
-          <w:rPr>
-            <w:color w:val="0000EE"/>
-            <w:u w:val="single"/>
-          </w:rPr>
-          <w:t>6.8</w:t>
-        </w:r>
-      </w:hyperlink>
+      <w:r>
+        <w:rPr>
+          <w:lang w:val="fr_FR" w:bidi="fr_FR"/>
+        </w:rPr>
+        <w:t>44</w:t>
+      </w:r>
+      <w:r>
+        <w:rPr>
+          <w:lang w:val="fr_FR" w:bidi="fr_FR"/>
+        </w:rPr>
+        <w:t xml:space="preserve"> ; </w:t>
+      </w:r>
+      <w:r>
+        <w:rPr>
+          <w:lang w:val="fr_FR" w:bidi="fr_FR"/>
+        </w:rPr>
+        <w:t>6.8</w:t>
+      </w:r>
       <w:r>
         <w:rPr>
           <w:lang w:val="fr_FR" w:bidi="fr_FR"/>
         </w:rPr>
         <w:t xml:space="preserve">, </w:t>
       </w:r>
-      <w:hyperlink r:id="rId267">
-        <w:r>
-          <w:rPr>
-            <w:lang w:val="fr_FR" w:bidi="fr_FR"/>
-          </w:rPr>
-          <w:rPr>
-            <w:color w:val="0000EE"/>
-            <w:u w:val="single"/>
-          </w:rPr>
-          <w:t>68</w:t>
-        </w:r>
-      </w:hyperlink>
-      <w:r>
-        <w:rPr>
-          <w:lang w:val="fr_FR" w:bidi="fr_FR"/>
-        </w:rPr>
-        <w:t xml:space="preserve"> ; </w:t>
-      </w:r>
-      <w:hyperlink r:id="rId268">
-        <w:r>
-          <w:rPr>
-            <w:lang w:val="fr_FR" w:bidi="fr_FR"/>
-          </w:rPr>
-          <w:rPr>
-            <w:color w:val="0000EE"/>
-            <w:u w:val="single"/>
-          </w:rPr>
-          <w:t>13.6–10</w:t>
-        </w:r>
-      </w:hyperlink>
+      <w:r>
+        <w:rPr>
+          <w:lang w:val="fr_FR" w:bidi="fr_FR"/>
+        </w:rPr>
+        <w:t>68</w:t>
+      </w:r>
+      <w:r>
+        <w:rPr>
+          <w:lang w:val="fr_FR" w:bidi="fr_FR"/>
+        </w:rPr>
+        <w:t xml:space="preserve"> ; </w:t>
+      </w:r>
+      <w:r>
+        <w:rPr>
+          <w:lang w:val="fr_FR" w:bidi="fr_FR"/>
+        </w:rPr>
+        <w:t>13.6–10</w:t>
+      </w:r>
       <w:r>
         <w:rPr>
           <w:lang w:val="fr_FR" w:bidi="fr_FR"/>
         </w:rPr>
         <w:t xml:space="preserve">, </w:t>
       </w:r>
-      <w:hyperlink r:id="rId269">
-        <w:r>
-          <w:rPr>
-            <w:lang w:val="fr_FR" w:bidi="fr_FR"/>
-          </w:rPr>
-          <w:rPr>
-            <w:color w:val="0000EE"/>
-            <w:u w:val="single"/>
-          </w:rPr>
-          <w:t>24</w:t>
-        </w:r>
-      </w:hyperlink>
+      <w:r>
+        <w:rPr>
+          <w:lang w:val="fr_FR" w:bidi="fr_FR"/>
+        </w:rPr>
+        <w:t>24</w:t>
+      </w:r>
       <w:r>
         <w:rPr>
           <w:lang w:val="fr_FR" w:bidi="fr_FR"/>
         </w:rPr>
         <w:t xml:space="preserve">, </w:t>
       </w:r>
-      <w:hyperlink r:id="rId270">
-        <w:r>
-          <w:rPr>
-            <w:lang w:val="fr_FR" w:bidi="fr_FR"/>
-          </w:rPr>
-          <w:rPr>
-            <w:color w:val="0000EE"/>
-            <w:u w:val="single"/>
-          </w:rPr>
-          <w:t>36–38</w:t>
-        </w:r>
-      </w:hyperlink>
-      <w:r>
-        <w:rPr>
-          <w:lang w:val="fr_FR" w:bidi="fr_FR"/>
-        </w:rPr>
-        <w:t xml:space="preserve"> ; </w:t>
-      </w:r>
-      <w:hyperlink r:id="rId271">
-        <w:r>
-          <w:rPr>
-            <w:lang w:val="fr_FR" w:bidi="fr_FR"/>
-          </w:rPr>
-          <w:rPr>
-            <w:color w:val="0000EE"/>
-            <w:u w:val="single"/>
-          </w:rPr>
-          <w:t>18.10–11</w:t>
-        </w:r>
-      </w:hyperlink>
+      <w:r>
+        <w:rPr>
+          <w:lang w:val="fr_FR" w:bidi="fr_FR"/>
+        </w:rPr>
+        <w:t>36–38</w:t>
+      </w:r>
+      <w:r>
+        <w:rPr>
+          <w:lang w:val="fr_FR" w:bidi="fr_FR"/>
+        </w:rPr>
+        <w:t xml:space="preserve"> ; </w:t>
+      </w:r>
+      <w:r>
+        <w:rPr>
+          <w:lang w:val="fr_FR" w:bidi="fr_FR"/>
+        </w:rPr>
+        <w:t>18.10–11</w:t>
+      </w:r>
       <w:r>
         <w:rPr>
           <w:lang w:val="fr_FR" w:bidi="fr_FR"/>
         </w:rPr>
         <w:t xml:space="preserve">, </w:t>
       </w:r>
-      <w:hyperlink r:id="rId272">
-        <w:r>
-          <w:rPr>
-            <w:lang w:val="fr_FR" w:bidi="fr_FR"/>
-          </w:rPr>
-          <w:rPr>
-            <w:color w:val="0000EE"/>
-            <w:u w:val="single"/>
-          </w:rPr>
-          <w:t>15–18</w:t>
-        </w:r>
-      </w:hyperlink>
+      <w:r>
+        <w:rPr>
+          <w:lang w:val="fr_FR" w:bidi="fr_FR"/>
+        </w:rPr>
+        <w:t>15–18</w:t>
+      </w:r>
       <w:r>
         <w:rPr>
           <w:lang w:val="fr_FR" w:bidi="fr_FR"/>
         </w:rPr>
         <w:t xml:space="preserve">, </w:t>
       </w:r>
-      <w:hyperlink r:id="rId273">
-        <w:r>
-          <w:rPr>
-            <w:lang w:val="fr_FR" w:bidi="fr_FR"/>
-          </w:rPr>
-          <w:rPr>
-            <w:color w:val="0000EE"/>
-            <w:u w:val="single"/>
-          </w:rPr>
-          <w:t>25–27</w:t>
-        </w:r>
-      </w:hyperlink>
-      <w:r>
-        <w:rPr>
-          <w:lang w:val="fr_FR" w:bidi="fr_FR"/>
-        </w:rPr>
-        <w:t xml:space="preserve"> ; </w:t>
-      </w:r>
-      <w:hyperlink r:id="rId274">
-        <w:r>
-          <w:rPr>
-            <w:lang w:val="fr_FR" w:bidi="fr_FR"/>
-          </w:rPr>
-          <w:rPr>
-            <w:color w:val="0000EE"/>
-            <w:u w:val="single"/>
-          </w:rPr>
-          <w:t>20.2–6</w:t>
-        </w:r>
-      </w:hyperlink>
-      <w:r>
-        <w:rPr>
-          <w:lang w:val="fr_FR" w:bidi="fr_FR"/>
-        </w:rPr>
-        <w:t xml:space="preserve"> ; </w:t>
-      </w:r>
-      <w:hyperlink r:id="rId275">
-        <w:r>
-          <w:rPr>
-            <w:lang w:val="fr_FR" w:bidi="fr_FR"/>
-          </w:rPr>
-          <w:rPr>
-            <w:color w:val="0000EE"/>
-            <w:u w:val="single"/>
-          </w:rPr>
-          <w:t>21.2–21</w:t>
-        </w:r>
-      </w:hyperlink>
-      <w:r>
-        <w:rPr>
-          <w:lang w:val="fr_FR" w:bidi="fr_FR"/>
-        </w:rPr>
-        <w:t xml:space="preserve"> ; </w:t>
-      </w:r>
-      <w:hyperlink r:id="rId276">
-        <w:r>
-          <w:rPr>
-            <w:lang w:val="fr_FR" w:bidi="fr_FR"/>
-          </w:rPr>
-          <w:rPr>
-            <w:color w:val="0000EE"/>
-            <w:u w:val="single"/>
-          </w:rPr>
-          <w:t>Ac 1.1–12.25</w:t>
-        </w:r>
-      </w:hyperlink>
-      <w:r>
-        <w:rPr>
-          <w:lang w:val="fr_FR" w:bidi="fr_FR"/>
-        </w:rPr>
-        <w:t xml:space="preserve"> ; </w:t>
-      </w:r>
-      <w:hyperlink r:id="rId226">
-        <w:r>
-          <w:rPr>
-            <w:lang w:val="fr_FR" w:bidi="fr_FR"/>
-          </w:rPr>
-          <w:rPr>
-            <w:color w:val="0000EE"/>
-            <w:u w:val="single"/>
-          </w:rPr>
-          <w:t>15.7–11</w:t>
-        </w:r>
-      </w:hyperlink>
-      <w:r>
-        <w:rPr>
-          <w:lang w:val="fr_FR" w:bidi="fr_FR"/>
-        </w:rPr>
-        <w:t xml:space="preserve"> ; </w:t>
-      </w:r>
-      <w:hyperlink r:id="rId277">
-        <w:r>
-          <w:rPr>
-            <w:lang w:val="fr_FR" w:bidi="fr_FR"/>
-          </w:rPr>
-          <w:rPr>
-            <w:color w:val="0000EE"/>
-            <w:u w:val="single"/>
-          </w:rPr>
-          <w:t>Ga 2.7–16</w:t>
-        </w:r>
-      </w:hyperlink>
-      <w:r>
-        <w:rPr>
-          <w:lang w:val="fr_FR" w:bidi="fr_FR"/>
-        </w:rPr>
-        <w:t xml:space="preserve"> ; </w:t>
-      </w:r>
-      <w:hyperlink r:id="rId278">
-        <w:r>
-          <w:rPr>
-            <w:lang w:val="fr_FR" w:bidi="fr_FR"/>
-          </w:rPr>
-          <w:rPr>
-            <w:color w:val="0000EE"/>
-            <w:u w:val="single"/>
-          </w:rPr>
-          <w:t>1P 1.1–5.14</w:t>
-        </w:r>
-      </w:hyperlink>
-      <w:r>
-        <w:rPr>
-          <w:lang w:val="fr_FR" w:bidi="fr_FR"/>
-        </w:rPr>
-        <w:t xml:space="preserve"> ; </w:t>
-      </w:r>
-      <w:hyperlink r:id="rId279">
-        <w:r>
-          <w:rPr>
-            <w:lang w:val="fr_FR" w:bidi="fr_FR"/>
-          </w:rPr>
-          <w:rPr>
-            <w:color w:val="0000EE"/>
-            <w:u w:val="single"/>
-          </w:rPr>
-          <w:t>2P 1.1–3.18</w:t>
-        </w:r>
-      </w:hyperlink>
+      <w:r>
+        <w:rPr>
+          <w:lang w:val="fr_FR" w:bidi="fr_FR"/>
+        </w:rPr>
+        <w:t>25–27</w:t>
+      </w:r>
+      <w:r>
+        <w:rPr>
+          <w:lang w:val="fr_FR" w:bidi="fr_FR"/>
+        </w:rPr>
+        <w:t xml:space="preserve"> ; </w:t>
+      </w:r>
+      <w:r>
+        <w:rPr>
+          <w:lang w:val="fr_FR" w:bidi="fr_FR"/>
+        </w:rPr>
+        <w:t>20.2–6</w:t>
+      </w:r>
+      <w:r>
+        <w:rPr>
+          <w:lang w:val="fr_FR" w:bidi="fr_FR"/>
+        </w:rPr>
+        <w:t xml:space="preserve"> ; </w:t>
+      </w:r>
+      <w:r>
+        <w:rPr>
+          <w:lang w:val="fr_FR" w:bidi="fr_FR"/>
+        </w:rPr>
+        <w:t>21.2–21</w:t>
+      </w:r>
+      <w:r>
+        <w:rPr>
+          <w:lang w:val="fr_FR" w:bidi="fr_FR"/>
+        </w:rPr>
+        <w:t xml:space="preserve"> ; </w:t>
+      </w:r>
+      <w:r>
+        <w:rPr>
+          <w:lang w:val="fr_FR" w:bidi="fr_FR"/>
+        </w:rPr>
+        <w:t>Ac 1.1–12.25</w:t>
+      </w:r>
+      <w:r>
+        <w:rPr>
+          <w:lang w:val="fr_FR" w:bidi="fr_FR"/>
+        </w:rPr>
+        <w:t xml:space="preserve"> ; </w:t>
+      </w:r>
+      <w:r>
+        <w:rPr>
+          <w:lang w:val="fr_FR" w:bidi="fr_FR"/>
+        </w:rPr>
+        <w:t>15.7–11</w:t>
+      </w:r>
+      <w:r>
+        <w:rPr>
+          <w:lang w:val="fr_FR" w:bidi="fr_FR"/>
+        </w:rPr>
+        <w:t xml:space="preserve"> ; </w:t>
+      </w:r>
+      <w:r>
+        <w:rPr>
+          <w:lang w:val="fr_FR" w:bidi="fr_FR"/>
+        </w:rPr>
+        <w:t>Ga 2.7–16</w:t>
+      </w:r>
+      <w:r>
+        <w:rPr>
+          <w:lang w:val="fr_FR" w:bidi="fr_FR"/>
+        </w:rPr>
+        <w:t xml:space="preserve"> ; </w:t>
+      </w:r>
+      <w:r>
+        <w:rPr>
+          <w:lang w:val="fr_FR" w:bidi="fr_FR"/>
+        </w:rPr>
+        <w:t>1P 1.1–5.14</w:t>
+      </w:r>
+      <w:r>
+        <w:rPr>
+          <w:lang w:val="fr_FR" w:bidi="fr_FR"/>
+        </w:rPr>
+        <w:t xml:space="preserve"> ; </w:t>
+      </w:r>
+      <w:r>
+        <w:rPr>
+          <w:lang w:val="fr_FR" w:bidi="fr_FR"/>
+        </w:rPr>
+        <w:t>2P 1.1–3.18</w:t>
+      </w:r>
       <w:r>
         <w:rPr>
           <w:lang w:val="fr_FR" w:bidi="fr_FR"/>
